--- a/Plant_Sync_Deployment_Roadmap.docx
+++ b/Plant_Sync_Deployment_Roadmap.docx
@@ -1,10 +1,10 @@
 
 <file path=word/document.xml><?xml version="1.0" encoding="utf-8"?>
-<w:document xmlns:wpc="http://schemas.microsoft.com/office/word/2010/wordprocessingCanvas" xmlns:mc="http://schemas.openxmlformats.org/markup-compatibility/2006" xmlns:o="urn:schemas-microsoft-com:office:office" xmlns:r="http://schemas.openxmlformats.org/officeDocument/2006/relationships" xmlns:m="http://schemas.openxmlformats.org/officeDocument/2006/math" xmlns:v="urn:schemas-microsoft-com:vml" xmlns:wp14="http://schemas.microsoft.com/office/word/2010/wordprocessingDrawing" xmlns:wp="http://schemas.openxmlformats.org/drawingml/2006/wordprocessingDrawing" xmlns:w10="urn:schemas-microsoft-com:office:word" xmlns:w="http://schemas.openxmlformats.org/wordprocessingml/2006/main" xmlns:w14="http://schemas.microsoft.com/office/word/2010/wordml" xmlns:w15="http://schemas.microsoft.com/office/word/2012/wordml" xmlns:wpg="http://schemas.microsoft.com/office/word/2010/wordprocessingGroup" xmlns:wpi="http://schemas.microsoft.com/office/word/2010/wordprocessingInk" xmlns:wne="http://schemas.microsoft.com/office/word/2006/wordml" xmlns:wps="http://schemas.microsoft.com/office/word/2010/wordprocessingShape" xmlns:cx="http://schemas.microsoft.com/office/drawing/2014/chartex" xmlns:cx1="http://schemas.microsoft.com/office/drawing/2015/9/8/chartex" xmlns:cx2="http://schemas.microsoft.com/office/drawing/2015/10/21/chartex" xmlns:cx3="http://schemas.microsoft.com/office/drawing/2016/5/9/chartex" xmlns:cx4="http://schemas.microsoft.com/office/drawing/2016/5/10/chartex" xmlns:cx5="http://schemas.microsoft.com/office/drawing/2016/5/11/chartex" xmlns:cx6="http://schemas.microsoft.com/office/drawing/2016/5/12/chartex" xmlns:cx7="http://schemas.microsoft.com/office/drawing/2016/5/13/chartex" xmlns:cx8="http://schemas.microsoft.com/office/drawing/2016/5/14/chartex" xmlns:aink="http://schemas.microsoft.com/office/drawing/2016/ink" xmlns:am3d="http://schemas.microsoft.com/office/drawing/2017/model3d" xmlns:w16cex="http://schemas.microsoft.com/office/word/2018/wordml/cex" xmlns:w16cid="http://schemas.microsoft.com/office/word/2016/wordml/cid" xmlns:w16="http://schemas.microsoft.com/office/word/2018/wordml" xmlns:w16sdtdh="http://schemas.microsoft.com/office/word/2020/wordml/sdtdatahash" xmlns:w16se="http://schemas.microsoft.com/office/word/2015/wordml/symex" mc:Ignorable="w14 w15 wp14">
+<w:document xmlns:wpc="http://schemas.microsoft.com/office/word/2010/wordprocessingCanvas" xmlns:cx="http://schemas.microsoft.com/office/drawing/2014/chartex" xmlns:cx1="http://schemas.microsoft.com/office/drawing/2015/9/8/chartex" xmlns:cx2="http://schemas.microsoft.com/office/drawing/2015/10/21/chartex" xmlns:cx3="http://schemas.microsoft.com/office/drawing/2016/5/9/chartex" xmlns:cx4="http://schemas.microsoft.com/office/drawing/2016/5/10/chartex" xmlns:cx5="http://schemas.microsoft.com/office/drawing/2016/5/11/chartex" xmlns:cx6="http://schemas.microsoft.com/office/drawing/2016/5/12/chartex" xmlns:cx7="http://schemas.microsoft.com/office/drawing/2016/5/13/chartex" xmlns:cx8="http://schemas.microsoft.com/office/drawing/2016/5/14/chartex" xmlns:mc="http://schemas.openxmlformats.org/markup-compatibility/2006" xmlns:aink="http://schemas.microsoft.com/office/drawing/2016/ink" xmlns:am3d="http://schemas.microsoft.com/office/drawing/2017/model3d" xmlns:o="urn:schemas-microsoft-com:office:office" xmlns:oel="http://schemas.microsoft.com/office/2019/extlst" xmlns:r="http://schemas.openxmlformats.org/officeDocument/2006/relationships" xmlns:m="http://schemas.openxmlformats.org/officeDocument/2006/math" xmlns:v="urn:schemas-microsoft-com:vml" xmlns:wp14="http://schemas.microsoft.com/office/word/2010/wordprocessingDrawing" xmlns:wp="http://schemas.openxmlformats.org/drawingml/2006/wordprocessingDrawing" xmlns:w10="urn:schemas-microsoft-com:office:word" xmlns:w="http://schemas.openxmlformats.org/wordprocessingml/2006/main" xmlns:w14="http://schemas.microsoft.com/office/word/2010/wordml" xmlns:w15="http://schemas.microsoft.com/office/word/2012/wordml" xmlns:w16cex="http://schemas.microsoft.com/office/word/2018/wordml/cex" xmlns:w16cid="http://schemas.microsoft.com/office/word/2016/wordml/cid" xmlns:w16="http://schemas.microsoft.com/office/word/2018/wordml" xmlns:w16du="http://schemas.microsoft.com/office/word/2023/wordml/word16du" xmlns:w16sdtdh="http://schemas.microsoft.com/office/word/2020/wordml/sdtdatahash" xmlns:w16sdtfl="http://schemas.microsoft.com/office/word/2024/wordml/sdtformatlock" xmlns:w16se="http://schemas.microsoft.com/office/word/2015/wordml/symex" xmlns:wpg="http://schemas.microsoft.com/office/word/2010/wordprocessingGroup" xmlns:wpi="http://schemas.microsoft.com/office/word/2010/wordprocessingInk" xmlns:wne="http://schemas.microsoft.com/office/word/2006/wordml" xmlns:wps="http://schemas.microsoft.com/office/word/2010/wordprocessingShape" mc:Ignorable="w14 w15 w16se w16cid w16 w16cex w16sdtdh w16sdtfl w16du wp14">
   <w:body>
     <w:p>
       <w:pPr>
-        <w:spacing w:after="0" w:before="2400"/>
+        <w:spacing w:before="2400"/>
         <w:jc w:val="center"/>
       </w:pPr>
       <w:r>
@@ -15,7 +15,7 @@
           <w:sz w:val="64"/>
           <w:szCs w:val="64"/>
         </w:rPr>
-        <w:t xml:space="preserve">Plant Sync</w:t>
+        <w:t>Plant Sync</w:t>
       </w:r>
     </w:p>
     <w:p>
@@ -29,7 +29,7 @@
           <w:sz w:val="36"/>
           <w:szCs w:val="36"/>
         </w:rPr>
-        <w:t xml:space="preserve">Deployment Roadmap</w:t>
+        <w:t>Deployment Roadmap</w:t>
       </w:r>
     </w:p>
     <w:p>
@@ -45,7 +45,7 @@
           <w:sz w:val="24"/>
           <w:szCs w:val="24"/>
         </w:rPr>
-        <w:t xml:space="preserve">A step-by-step plan from prototype to production</w:t>
+        <w:t>A step-by-step plan from prototype to production</w:t>
       </w:r>
     </w:p>
     <w:p>
@@ -59,7 +59,7 @@
           <w:sz w:val="20"/>
           <w:szCs w:val="20"/>
         </w:rPr>
-        <w:t xml:space="preserve">Prepared for Andrzej Gartman · July 2026</w:t>
+        <w:t>Prepared for Andrzej Gartman · July 2026</w:t>
       </w:r>
     </w:p>
     <w:p>
@@ -71,16 +71,19 @@
       <w:pPr>
         <w:pStyle w:val="Heading1"/>
       </w:pPr>
-      <w:r>
-        <w:t xml:space="preserve">How to use this document</w:t>
-      </w:r>
+      <w:bookmarkStart w:id="0" w:name="_Toc235552609"/>
+      <w:r>
+        <w:lastRenderedPageBreak/>
+        <w:t>How to use this document</w:t>
+      </w:r>
+      <w:bookmarkEnd w:id="0"/>
     </w:p>
     <w:p>
       <w:pPr>
         <w:spacing w:after="120"/>
       </w:pPr>
       <w:r>
-        <w:t xml:space="preserve">This roadmap is organised into eleven phases. Phases 0–9 take the app from prototype to a production-ready deployment; Phase 10 is an optional extension that reshapes it into a SCADA-style monitoring dashboard. Each phase has a clear goal and a numbered list of concrete steps. The phases are ordered so that each one builds on the last — you can work top to bottom, but the highest-impact early wins are Phases 1 (finish core features) and 3 (authorization).</w:t>
+        <w:t>This roadmap is organised into eleven phases. Phases 0–9 take the app from prototype to a production-ready deployment; Phase 10 is an optional extension that reshapes it into a SCADA-style monitoring dashboard. Each phase has a clear goal and a numbered list of concrete steps. The phases are ordered so that each one builds on the last — you can work top to bottom, but the highest-impact early wins are Phases 1 (finish core features) and 3 (authorization).</w:t>
       </w:r>
     </w:p>
     <w:p>
@@ -92,7 +95,7 @@
           <w:b/>
           <w:bCs/>
         </w:rPr>
-        <w:t xml:space="preserve">Suggested priority order for the fastest path to a demo-able, deployable app:</w:t>
+        <w:t>Suggested priority order for the fastest path to a demo-able, deployable app:</w:t>
       </w:r>
     </w:p>
     <w:p>
@@ -109,7 +112,7 @@
           <w:sz w:val="21"/>
           <w:szCs w:val="21"/>
         </w:rPr>
-        <w:t xml:space="preserve">Phase 1 – Finish the dashboard listing and issue lifecycle</w:t>
+        <w:t>Phase 1 – Finish the dashboard listing and issue lifecycle</w:t>
       </w:r>
     </w:p>
     <w:p>
@@ -126,7 +129,7 @@
           <w:sz w:val="21"/>
           <w:szCs w:val="21"/>
         </w:rPr>
-        <w:t xml:space="preserve">Phase 3 – Enforce roles you already collect</w:t>
+        <w:t>Phase 3 – Enforce roles you already collect</w:t>
       </w:r>
     </w:p>
     <w:p>
@@ -143,7 +146,7 @@
           <w:sz w:val="21"/>
           <w:szCs w:val="21"/>
         </w:rPr>
-        <w:t xml:space="preserve">Phase 2 – Turn loose integer columns into real relationships</w:t>
+        <w:t>Phase 2 – Turn loose integer columns into real relationships</w:t>
       </w:r>
     </w:p>
     <w:p>
@@ -160,7 +163,7 @@
           <w:sz w:val="21"/>
           <w:szCs w:val="21"/>
         </w:rPr>
-        <w:t xml:space="preserve">Phase 4 – Add a handful of tests and CI</w:t>
+        <w:t>Phase 4 – Add a handful of tests and CI</w:t>
       </w:r>
     </w:p>
     <w:p>
@@ -177,20 +180,17 @@
           <w:sz w:val="21"/>
           <w:szCs w:val="21"/>
         </w:rPr>
-        <w:t xml:space="preserve">Phases 6 &amp; 7 – PostgreSQL, Docker, and a WSGI server</w:t>
+        <w:t>Phases 6 &amp; 7 – PostgreSQL, Docker, and a WSGI server</w:t>
       </w:r>
     </w:p>
     <w:p>
       <w:pPr>
         <w:spacing w:after="80"/>
       </w:pPr>
-      <w:r>
-        <w:t xml:space="preserve"/>
-      </w:r>
-    </w:p>
-    <w:p>
-      <w:pPr>
-        <w:spacing w:after="120" w:before="200"/>
+    </w:p>
+    <w:p>
+      <w:pPr>
+        <w:spacing w:before="200" w:after="120"/>
       </w:pPr>
       <w:r>
         <w:rPr>
@@ -200,20 +200,816 @@
           <w:sz w:val="26"/>
           <w:szCs w:val="26"/>
         </w:rPr>
-        <w:t xml:space="preserve">Contents</w:t>
+        <w:t>Contents</w:t>
       </w:r>
     </w:p>
     <w:sdt>
       <w:sdtPr>
         <w:alias w:val="Table of Contents"/>
+        <w:id w:val="1534913974"/>
       </w:sdtPr>
       <w:sdtContent>
         <w:p>
+          <w:pPr>
+            <w:pStyle w:val="TOC1"/>
+            <w:tabs>
+              <w:tab w:val="right" w:leader="dot" w:pos="9350"/>
+            </w:tabs>
+            <w:rPr>
+              <w:noProof/>
+            </w:rPr>
+          </w:pPr>
           <w:r>
-            <w:fldChar w:fldCharType="begin" w:dirty="true"/>
-            <w:instrText xml:space="preserve">TOC \h \o "1-1"</w:instrText>
+            <w:fldChar w:fldCharType="begin"/>
+          </w:r>
+          <w:r>
+            <w:instrText>TOC \h \o "1-1"</w:instrText>
+          </w:r>
+          <w:r>
             <w:fldChar w:fldCharType="separate"/>
           </w:r>
+          <w:hyperlink w:anchor="_Toc235552609" w:history="1">
+            <w:r>
+              <w:rPr>
+                <w:rStyle w:val="Hyperlink"/>
+                <w:noProof/>
+              </w:rPr>
+              <w:t>How to use this document</w:t>
+            </w:r>
+            <w:r>
+              <w:rPr>
+                <w:noProof/>
+              </w:rPr>
+              <w:tab/>
+            </w:r>
+            <w:r>
+              <w:rPr>
+                <w:noProof/>
+              </w:rPr>
+              <w:fldChar w:fldCharType="begin"/>
+            </w:r>
+            <w:r>
+              <w:rPr>
+                <w:noProof/>
+              </w:rPr>
+              <w:instrText xml:space="preserve"> PAGEREF _Toc235552609 \h </w:instrText>
+            </w:r>
+            <w:r>
+              <w:rPr>
+                <w:noProof/>
+              </w:rPr>
+            </w:r>
+            <w:r>
+              <w:rPr>
+                <w:noProof/>
+              </w:rPr>
+              <w:fldChar w:fldCharType="separate"/>
+            </w:r>
+            <w:r>
+              <w:rPr>
+                <w:noProof/>
+              </w:rPr>
+              <w:t>2</w:t>
+            </w:r>
+            <w:r>
+              <w:rPr>
+                <w:noProof/>
+              </w:rPr>
+              <w:fldChar w:fldCharType="end"/>
+            </w:r>
+          </w:hyperlink>
+        </w:p>
+        <w:p>
+          <w:pPr>
+            <w:pStyle w:val="TOC1"/>
+            <w:tabs>
+              <w:tab w:val="right" w:leader="dot" w:pos="9350"/>
+            </w:tabs>
+            <w:rPr>
+              <w:noProof/>
+            </w:rPr>
+          </w:pPr>
+          <w:hyperlink w:anchor="_Toc235552610" w:history="1">
+            <w:r>
+              <w:rPr>
+                <w:rStyle w:val="Hyperlink"/>
+                <w:noProof/>
+              </w:rPr>
+              <w:t>Phase 0 — Project hygiene &amp; foundation</w:t>
+            </w:r>
+            <w:r>
+              <w:rPr>
+                <w:noProof/>
+              </w:rPr>
+              <w:tab/>
+            </w:r>
+            <w:r>
+              <w:rPr>
+                <w:noProof/>
+              </w:rPr>
+              <w:fldChar w:fldCharType="begin"/>
+            </w:r>
+            <w:r>
+              <w:rPr>
+                <w:noProof/>
+              </w:rPr>
+              <w:instrText xml:space="preserve"> PAGEREF _Toc235552610 \h </w:instrText>
+            </w:r>
+            <w:r>
+              <w:rPr>
+                <w:noProof/>
+              </w:rPr>
+            </w:r>
+            <w:r>
+              <w:rPr>
+                <w:noProof/>
+              </w:rPr>
+              <w:fldChar w:fldCharType="separate"/>
+            </w:r>
+            <w:r>
+              <w:rPr>
+                <w:noProof/>
+              </w:rPr>
+              <w:t>3</w:t>
+            </w:r>
+            <w:r>
+              <w:rPr>
+                <w:noProof/>
+              </w:rPr>
+              <w:fldChar w:fldCharType="end"/>
+            </w:r>
+          </w:hyperlink>
+        </w:p>
+        <w:p>
+          <w:pPr>
+            <w:pStyle w:val="TOC1"/>
+            <w:tabs>
+              <w:tab w:val="right" w:leader="dot" w:pos="9350"/>
+            </w:tabs>
+            <w:rPr>
+              <w:noProof/>
+            </w:rPr>
+          </w:pPr>
+          <w:hyperlink w:anchor="_Toc235552611" w:history="1">
+            <w:r>
+              <w:rPr>
+                <w:rStyle w:val="Hyperlink"/>
+                <w:noProof/>
+              </w:rPr>
+              <w:t>Phase 1 — Complete the core features</w:t>
+            </w:r>
+            <w:r>
+              <w:rPr>
+                <w:noProof/>
+              </w:rPr>
+              <w:tab/>
+            </w:r>
+            <w:r>
+              <w:rPr>
+                <w:noProof/>
+              </w:rPr>
+              <w:fldChar w:fldCharType="begin"/>
+            </w:r>
+            <w:r>
+              <w:rPr>
+                <w:noProof/>
+              </w:rPr>
+              <w:instrText xml:space="preserve"> PAGEREF _Toc235552611 \h </w:instrText>
+            </w:r>
+            <w:r>
+              <w:rPr>
+                <w:noProof/>
+              </w:rPr>
+            </w:r>
+            <w:r>
+              <w:rPr>
+                <w:noProof/>
+              </w:rPr>
+              <w:fldChar w:fldCharType="separate"/>
+            </w:r>
+            <w:r>
+              <w:rPr>
+                <w:noProof/>
+              </w:rPr>
+              <w:t>3</w:t>
+            </w:r>
+            <w:r>
+              <w:rPr>
+                <w:noProof/>
+              </w:rPr>
+              <w:fldChar w:fldCharType="end"/>
+            </w:r>
+          </w:hyperlink>
+        </w:p>
+        <w:p>
+          <w:pPr>
+            <w:pStyle w:val="TOC1"/>
+            <w:tabs>
+              <w:tab w:val="right" w:leader="dot" w:pos="9350"/>
+            </w:tabs>
+            <w:rPr>
+              <w:noProof/>
+            </w:rPr>
+          </w:pPr>
+          <w:hyperlink w:anchor="_Toc235552612" w:history="1">
+            <w:r>
+              <w:rPr>
+                <w:rStyle w:val="Hyperlink"/>
+                <w:noProof/>
+              </w:rPr>
+              <w:t>Phase 2 — Data model &amp; integrity</w:t>
+            </w:r>
+            <w:r>
+              <w:rPr>
+                <w:noProof/>
+              </w:rPr>
+              <w:tab/>
+            </w:r>
+            <w:r>
+              <w:rPr>
+                <w:noProof/>
+              </w:rPr>
+              <w:fldChar w:fldCharType="begin"/>
+            </w:r>
+            <w:r>
+              <w:rPr>
+                <w:noProof/>
+              </w:rPr>
+              <w:instrText xml:space="preserve"> PAGEREF _Toc235552612 \h </w:instrText>
+            </w:r>
+            <w:r>
+              <w:rPr>
+                <w:noProof/>
+              </w:rPr>
+            </w:r>
+            <w:r>
+              <w:rPr>
+                <w:noProof/>
+              </w:rPr>
+              <w:fldChar w:fldCharType="separate"/>
+            </w:r>
+            <w:r>
+              <w:rPr>
+                <w:noProof/>
+              </w:rPr>
+              <w:t>3</w:t>
+            </w:r>
+            <w:r>
+              <w:rPr>
+                <w:noProof/>
+              </w:rPr>
+              <w:fldChar w:fldCharType="end"/>
+            </w:r>
+          </w:hyperlink>
+        </w:p>
+        <w:p>
+          <w:pPr>
+            <w:pStyle w:val="TOC1"/>
+            <w:tabs>
+              <w:tab w:val="right" w:leader="dot" w:pos="9350"/>
+            </w:tabs>
+            <w:rPr>
+              <w:noProof/>
+            </w:rPr>
+          </w:pPr>
+          <w:hyperlink w:anchor="_Toc235552613" w:history="1">
+            <w:r>
+              <w:rPr>
+                <w:rStyle w:val="Hyperlink"/>
+                <w:noProof/>
+              </w:rPr>
+              <w:t>Phase 3 — Security &amp; authorization</w:t>
+            </w:r>
+            <w:r>
+              <w:rPr>
+                <w:noProof/>
+              </w:rPr>
+              <w:tab/>
+            </w:r>
+            <w:r>
+              <w:rPr>
+                <w:noProof/>
+              </w:rPr>
+              <w:fldChar w:fldCharType="begin"/>
+            </w:r>
+            <w:r>
+              <w:rPr>
+                <w:noProof/>
+              </w:rPr>
+              <w:instrText xml:space="preserve"> PAGEREF _Toc235552613 \h </w:instrText>
+            </w:r>
+            <w:r>
+              <w:rPr>
+                <w:noProof/>
+              </w:rPr>
+            </w:r>
+            <w:r>
+              <w:rPr>
+                <w:noProof/>
+              </w:rPr>
+              <w:fldChar w:fldCharType="separate"/>
+            </w:r>
+            <w:r>
+              <w:rPr>
+                <w:noProof/>
+              </w:rPr>
+              <w:t>4</w:t>
+            </w:r>
+            <w:r>
+              <w:rPr>
+                <w:noProof/>
+              </w:rPr>
+              <w:fldChar w:fldCharType="end"/>
+            </w:r>
+          </w:hyperlink>
+        </w:p>
+        <w:p>
+          <w:pPr>
+            <w:pStyle w:val="TOC1"/>
+            <w:tabs>
+              <w:tab w:val="right" w:leader="dot" w:pos="9350"/>
+            </w:tabs>
+            <w:rPr>
+              <w:noProof/>
+            </w:rPr>
+          </w:pPr>
+          <w:hyperlink w:anchor="_Toc235552614" w:history="1">
+            <w:r>
+              <w:rPr>
+                <w:rStyle w:val="Hyperlink"/>
+                <w:noProof/>
+              </w:rPr>
+              <w:t>Phase 4 — Testing &amp; continuous integration</w:t>
+            </w:r>
+            <w:r>
+              <w:rPr>
+                <w:noProof/>
+              </w:rPr>
+              <w:tab/>
+            </w:r>
+            <w:r>
+              <w:rPr>
+                <w:noProof/>
+              </w:rPr>
+              <w:fldChar w:fldCharType="begin"/>
+            </w:r>
+            <w:r>
+              <w:rPr>
+                <w:noProof/>
+              </w:rPr>
+              <w:instrText xml:space="preserve"> PAGEREF _Toc235552614 \h </w:instrText>
+            </w:r>
+            <w:r>
+              <w:rPr>
+                <w:noProof/>
+              </w:rPr>
+            </w:r>
+            <w:r>
+              <w:rPr>
+                <w:noProof/>
+              </w:rPr>
+              <w:fldChar w:fldCharType="separate"/>
+            </w:r>
+            <w:r>
+              <w:rPr>
+                <w:noProof/>
+              </w:rPr>
+              <w:t>4</w:t>
+            </w:r>
+            <w:r>
+              <w:rPr>
+                <w:noProof/>
+              </w:rPr>
+              <w:fldChar w:fldCharType="end"/>
+            </w:r>
+          </w:hyperlink>
+        </w:p>
+        <w:p>
+          <w:pPr>
+            <w:pStyle w:val="TOC1"/>
+            <w:tabs>
+              <w:tab w:val="right" w:leader="dot" w:pos="9350"/>
+            </w:tabs>
+            <w:rPr>
+              <w:noProof/>
+            </w:rPr>
+          </w:pPr>
+          <w:hyperlink w:anchor="_Toc235552615" w:history="1">
+            <w:r>
+              <w:rPr>
+                <w:rStyle w:val="Hyperlink"/>
+                <w:noProof/>
+              </w:rPr>
+              <w:t>Phase 5 — Configuration &amp; environments</w:t>
+            </w:r>
+            <w:r>
+              <w:rPr>
+                <w:noProof/>
+              </w:rPr>
+              <w:tab/>
+            </w:r>
+            <w:r>
+              <w:rPr>
+                <w:noProof/>
+              </w:rPr>
+              <w:fldChar w:fldCharType="begin"/>
+            </w:r>
+            <w:r>
+              <w:rPr>
+                <w:noProof/>
+              </w:rPr>
+              <w:instrText xml:space="preserve"> PAGEREF _Toc235552615 \h </w:instrText>
+            </w:r>
+            <w:r>
+              <w:rPr>
+                <w:noProof/>
+              </w:rPr>
+            </w:r>
+            <w:r>
+              <w:rPr>
+                <w:noProof/>
+              </w:rPr>
+              <w:fldChar w:fldCharType="separate"/>
+            </w:r>
+            <w:r>
+              <w:rPr>
+                <w:noProof/>
+              </w:rPr>
+              <w:t>5</w:t>
+            </w:r>
+            <w:r>
+              <w:rPr>
+                <w:noProof/>
+              </w:rPr>
+              <w:fldChar w:fldCharType="end"/>
+            </w:r>
+          </w:hyperlink>
+        </w:p>
+        <w:p>
+          <w:pPr>
+            <w:pStyle w:val="TOC1"/>
+            <w:tabs>
+              <w:tab w:val="right" w:leader="dot" w:pos="9350"/>
+            </w:tabs>
+            <w:rPr>
+              <w:noProof/>
+            </w:rPr>
+          </w:pPr>
+          <w:hyperlink w:anchor="_Toc235552616" w:history="1">
+            <w:r>
+              <w:rPr>
+                <w:rStyle w:val="Hyperlink"/>
+                <w:noProof/>
+              </w:rPr>
+              <w:t>Phase 6 — Production database</w:t>
+            </w:r>
+            <w:r>
+              <w:rPr>
+                <w:noProof/>
+              </w:rPr>
+              <w:tab/>
+            </w:r>
+            <w:r>
+              <w:rPr>
+                <w:noProof/>
+              </w:rPr>
+              <w:fldChar w:fldCharType="begin"/>
+            </w:r>
+            <w:r>
+              <w:rPr>
+                <w:noProof/>
+              </w:rPr>
+              <w:instrText xml:space="preserve"> PAGEREF _Toc235552616 \h </w:instrText>
+            </w:r>
+            <w:r>
+              <w:rPr>
+                <w:noProof/>
+              </w:rPr>
+            </w:r>
+            <w:r>
+              <w:rPr>
+                <w:noProof/>
+              </w:rPr>
+              <w:fldChar w:fldCharType="separate"/>
+            </w:r>
+            <w:r>
+              <w:rPr>
+                <w:noProof/>
+              </w:rPr>
+              <w:t>5</w:t>
+            </w:r>
+            <w:r>
+              <w:rPr>
+                <w:noProof/>
+              </w:rPr>
+              <w:fldChar w:fldCharType="end"/>
+            </w:r>
+          </w:hyperlink>
+        </w:p>
+        <w:p>
+          <w:pPr>
+            <w:pStyle w:val="TOC1"/>
+            <w:tabs>
+              <w:tab w:val="right" w:leader="dot" w:pos="9350"/>
+            </w:tabs>
+            <w:rPr>
+              <w:noProof/>
+            </w:rPr>
+          </w:pPr>
+          <w:hyperlink w:anchor="_Toc235552617" w:history="1">
+            <w:r>
+              <w:rPr>
+                <w:rStyle w:val="Hyperlink"/>
+                <w:noProof/>
+              </w:rPr>
+              <w:t>Phase 7 — Containerisation &amp; deployment</w:t>
+            </w:r>
+            <w:r>
+              <w:rPr>
+                <w:noProof/>
+              </w:rPr>
+              <w:tab/>
+            </w:r>
+            <w:r>
+              <w:rPr>
+                <w:noProof/>
+              </w:rPr>
+              <w:fldChar w:fldCharType="begin"/>
+            </w:r>
+            <w:r>
+              <w:rPr>
+                <w:noProof/>
+              </w:rPr>
+              <w:instrText xml:space="preserve"> PAGEREF _Toc235552617 \h </w:instrText>
+            </w:r>
+            <w:r>
+              <w:rPr>
+                <w:noProof/>
+              </w:rPr>
+            </w:r>
+            <w:r>
+              <w:rPr>
+                <w:noProof/>
+              </w:rPr>
+              <w:fldChar w:fldCharType="separate"/>
+            </w:r>
+            <w:r>
+              <w:rPr>
+                <w:noProof/>
+              </w:rPr>
+              <w:t>5</w:t>
+            </w:r>
+            <w:r>
+              <w:rPr>
+                <w:noProof/>
+              </w:rPr>
+              <w:fldChar w:fldCharType="end"/>
+            </w:r>
+          </w:hyperlink>
+        </w:p>
+        <w:p>
+          <w:pPr>
+            <w:pStyle w:val="TOC1"/>
+            <w:tabs>
+              <w:tab w:val="right" w:leader="dot" w:pos="9350"/>
+            </w:tabs>
+            <w:rPr>
+              <w:noProof/>
+            </w:rPr>
+          </w:pPr>
+          <w:hyperlink w:anchor="_Toc235552618" w:history="1">
+            <w:r>
+              <w:rPr>
+                <w:rStyle w:val="Hyperlink"/>
+                <w:noProof/>
+              </w:rPr>
+              <w:t>Phase 8 — Observability &amp; operations</w:t>
+            </w:r>
+            <w:r>
+              <w:rPr>
+                <w:noProof/>
+              </w:rPr>
+              <w:tab/>
+            </w:r>
+            <w:r>
+              <w:rPr>
+                <w:noProof/>
+              </w:rPr>
+              <w:fldChar w:fldCharType="begin"/>
+            </w:r>
+            <w:r>
+              <w:rPr>
+                <w:noProof/>
+              </w:rPr>
+              <w:instrText xml:space="preserve"> PAGEREF _Toc235552618 \h </w:instrText>
+            </w:r>
+            <w:r>
+              <w:rPr>
+                <w:noProof/>
+              </w:rPr>
+            </w:r>
+            <w:r>
+              <w:rPr>
+                <w:noProof/>
+              </w:rPr>
+              <w:fldChar w:fldCharType="separate"/>
+            </w:r>
+            <w:r>
+              <w:rPr>
+                <w:noProof/>
+              </w:rPr>
+              <w:t>6</w:t>
+            </w:r>
+            <w:r>
+              <w:rPr>
+                <w:noProof/>
+              </w:rPr>
+              <w:fldChar w:fldCharType="end"/>
+            </w:r>
+          </w:hyperlink>
+        </w:p>
+        <w:p>
+          <w:pPr>
+            <w:pStyle w:val="TOC1"/>
+            <w:tabs>
+              <w:tab w:val="right" w:leader="dot" w:pos="9350"/>
+            </w:tabs>
+            <w:rPr>
+              <w:noProof/>
+            </w:rPr>
+          </w:pPr>
+          <w:hyperlink w:anchor="_Toc235552619" w:history="1">
+            <w:r>
+              <w:rPr>
+                <w:rStyle w:val="Hyperlink"/>
+                <w:noProof/>
+              </w:rPr>
+              <w:t>Phase 9 — UX polish &amp; launch readiness</w:t>
+            </w:r>
+            <w:r>
+              <w:rPr>
+                <w:noProof/>
+              </w:rPr>
+              <w:tab/>
+            </w:r>
+            <w:r>
+              <w:rPr>
+                <w:noProof/>
+              </w:rPr>
+              <w:fldChar w:fldCharType="begin"/>
+            </w:r>
+            <w:r>
+              <w:rPr>
+                <w:noProof/>
+              </w:rPr>
+              <w:instrText xml:space="preserve"> PAGEREF _Toc235552619 \h </w:instrText>
+            </w:r>
+            <w:r>
+              <w:rPr>
+                <w:noProof/>
+              </w:rPr>
+            </w:r>
+            <w:r>
+              <w:rPr>
+                <w:noProof/>
+              </w:rPr>
+              <w:fldChar w:fldCharType="separate"/>
+            </w:r>
+            <w:r>
+              <w:rPr>
+                <w:noProof/>
+              </w:rPr>
+              <w:t>6</w:t>
+            </w:r>
+            <w:r>
+              <w:rPr>
+                <w:noProof/>
+              </w:rPr>
+              <w:fldChar w:fldCharType="end"/>
+            </w:r>
+          </w:hyperlink>
+        </w:p>
+        <w:p>
+          <w:pPr>
+            <w:pStyle w:val="TOC1"/>
+            <w:tabs>
+              <w:tab w:val="right" w:leader="dot" w:pos="9350"/>
+            </w:tabs>
+            <w:rPr>
+              <w:noProof/>
+            </w:rPr>
+          </w:pPr>
+          <w:hyperlink w:anchor="_Toc235552620" w:history="1">
+            <w:r>
+              <w:rPr>
+                <w:rStyle w:val="Hyperlink"/>
+                <w:noProof/>
+              </w:rPr>
+              <w:t>Phase 10 — SCADA-style monitoring (optional extension)</w:t>
+            </w:r>
+            <w:r>
+              <w:rPr>
+                <w:noProof/>
+              </w:rPr>
+              <w:tab/>
+            </w:r>
+            <w:r>
+              <w:rPr>
+                <w:noProof/>
+              </w:rPr>
+              <w:fldChar w:fldCharType="begin"/>
+            </w:r>
+            <w:r>
+              <w:rPr>
+                <w:noProof/>
+              </w:rPr>
+              <w:instrText xml:space="preserve"> PAGEREF _Toc235552620 \h </w:instrText>
+            </w:r>
+            <w:r>
+              <w:rPr>
+                <w:noProof/>
+              </w:rPr>
+            </w:r>
+            <w:r>
+              <w:rPr>
+                <w:noProof/>
+              </w:rPr>
+              <w:fldChar w:fldCharType="separate"/>
+            </w:r>
+            <w:r>
+              <w:rPr>
+                <w:noProof/>
+              </w:rPr>
+              <w:t>6</w:t>
+            </w:r>
+            <w:r>
+              <w:rPr>
+                <w:noProof/>
+              </w:rPr>
+              <w:fldChar w:fldCharType="end"/>
+            </w:r>
+          </w:hyperlink>
+        </w:p>
+        <w:p>
+          <w:pPr>
+            <w:pStyle w:val="TOC1"/>
+            <w:tabs>
+              <w:tab w:val="right" w:leader="dot" w:pos="9350"/>
+            </w:tabs>
+            <w:rPr>
+              <w:noProof/>
+            </w:rPr>
+          </w:pPr>
+          <w:hyperlink w:anchor="_Toc235552621" w:history="1">
+            <w:r>
+              <w:rPr>
+                <w:rStyle w:val="Hyperlink"/>
+                <w:noProof/>
+              </w:rPr>
+              <w:t>Definition of done</w:t>
+            </w:r>
+            <w:r>
+              <w:rPr>
+                <w:noProof/>
+              </w:rPr>
+              <w:tab/>
+            </w:r>
+            <w:r>
+              <w:rPr>
+                <w:noProof/>
+              </w:rPr>
+              <w:fldChar w:fldCharType="begin"/>
+            </w:r>
+            <w:r>
+              <w:rPr>
+                <w:noProof/>
+              </w:rPr>
+              <w:instrText xml:space="preserve"> PAGEREF _Toc235552621 \h </w:instrText>
+            </w:r>
+            <w:r>
+              <w:rPr>
+                <w:noProof/>
+              </w:rPr>
+            </w:r>
+            <w:r>
+              <w:rPr>
+                <w:noProof/>
+              </w:rPr>
+              <w:fldChar w:fldCharType="separate"/>
+            </w:r>
+            <w:r>
+              <w:rPr>
+                <w:noProof/>
+              </w:rPr>
+              <w:t>7</w:t>
+            </w:r>
+            <w:r>
+              <w:rPr>
+                <w:noProof/>
+              </w:rPr>
+              <w:fldChar w:fldCharType="end"/>
+            </w:r>
+          </w:hyperlink>
         </w:p>
         <w:p>
           <w:r>
@@ -231,41 +1027,55 @@
       <w:pPr>
         <w:pStyle w:val="Heading1"/>
       </w:pPr>
-      <w:r>
-        <w:t xml:space="preserve">Phase 0 — Project hygiene &amp; foundation</w:t>
-      </w:r>
+      <w:bookmarkStart w:id="1" w:name="_Toc235552610"/>
+      <w:r>
+        <w:lastRenderedPageBreak/>
+        <w:t>Phase 0 — Project hygiene &amp; foundation</w:t>
+      </w:r>
+      <w:bookmarkEnd w:id="1"/>
     </w:p>
     <w:tbl>
       <w:tblPr>
-        <w:tblW w:type="dxa" w:w="9360"/>
+        <w:tblW w:w="9360" w:type="dxa"/>
         <w:tblBorders>
-          <w:top w:val="single" w:color="auto" w:sz="4"/>
-          <w:left w:val="single" w:color="auto" w:sz="4"/>
-          <w:bottom w:val="single" w:color="auto" w:sz="4"/>
-          <w:right w:val="single" w:color="auto" w:sz="4"/>
-          <w:insideH w:val="single" w:color="auto" w:sz="4"/>
-          <w:insideV w:val="single" w:color="auto" w:sz="4"/>
+          <w:top w:val="single" w:sz="4" w:space="0" w:color="auto"/>
+          <w:left w:val="single" w:sz="4" w:space="0" w:color="auto"/>
+          <w:bottom w:val="single" w:sz="4" w:space="0" w:color="auto"/>
+          <w:right w:val="single" w:sz="4" w:space="0" w:color="auto"/>
+          <w:insideH w:val="single" w:sz="4" w:space="0" w:color="auto"/>
+          <w:insideV w:val="single" w:sz="4" w:space="0" w:color="auto"/>
         </w:tblBorders>
+        <w:tblCellMar>
+          <w:left w:w="10" w:type="dxa"/>
+          <w:right w:w="10" w:type="dxa"/>
+        </w:tblCellMar>
+        <w:tblLook w:val="04A0" w:firstRow="1" w:lastRow="0" w:firstColumn="1" w:lastColumn="0" w:noHBand="0" w:noVBand="1"/>
       </w:tblPr>
       <w:tblGrid>
         <w:gridCol w:w="9360"/>
       </w:tblGrid>
       <w:tr>
+        <w:tblPrEx>
+          <w:tblCellMar>
+            <w:top w:w="0" w:type="dxa"/>
+            <w:bottom w:w="0" w:type="dxa"/>
+          </w:tblCellMar>
+        </w:tblPrEx>
         <w:tc>
           <w:tcPr>
-            <w:tcW w:type="dxa" w:w="9360"/>
+            <w:tcW w:w="9360" w:type="dxa"/>
             <w:tcBorders>
-              <w:top w:val="single" w:color="EAF5F1" w:sz="1"/>
-              <w:left w:val="single" w:color="16A085" w:sz="18"/>
-              <w:bottom w:val="single" w:color="EAF5F1" w:sz="1"/>
-              <w:right w:val="single" w:color="EAF5F1" w:sz="1"/>
+              <w:top w:val="single" w:sz="1" w:space="0" w:color="EAF5F1"/>
+              <w:left w:val="single" w:sz="18" w:space="0" w:color="16A085"/>
+              <w:bottom w:val="single" w:sz="1" w:space="0" w:color="EAF5F1"/>
+              <w:right w:val="single" w:sz="1" w:space="0" w:color="EAF5F1"/>
             </w:tcBorders>
-            <w:shd w:fill="EAF5F1" w:val="clear"/>
+            <w:shd w:val="clear" w:color="auto" w:fill="EAF5F1"/>
             <w:tcMar>
-              <w:top w:type="dxa" w:w="100"/>
-              <w:left w:type="dxa" w:w="160"/>
-              <w:bottom w:type="dxa" w:w="100"/>
-              <w:right w:type="dxa" w:w="160"/>
+              <w:top w:w="100" w:type="dxa"/>
+              <w:left w:w="160" w:type="dxa"/>
+              <w:bottom w:w="100" w:type="dxa"/>
+              <w:right w:w="160" w:type="dxa"/>
             </w:tcMar>
           </w:tcPr>
           <w:p>
@@ -281,7 +1091,7 @@
               <w:rPr>
                 <w:color w:val="0A2540"/>
               </w:rPr>
-              <w:t xml:space="preserve">Get the repository into a clean, professional baseline before adding features.</w:t>
+              <w:t>Get the repository into a clean, professional baseline before adding features.</w:t>
             </w:r>
           </w:p>
         </w:tc>
@@ -291,9 +1101,6 @@
       <w:pPr>
         <w:spacing w:after="80"/>
       </w:pPr>
-      <w:r>
-        <w:t xml:space="preserve"/>
-      </w:r>
     </w:p>
     <w:p>
       <w:pPr>
@@ -309,10 +1116,68 @@
           <w:b/>
           <w:bCs/>
         </w:rPr>
-        <w:t xml:space="preserve">Add a .gitignore</w:t>
-      </w:r>
-      <w:r>
-        <w:t xml:space="preserve"> that excludes .venv/, __pycache__/, *.pyc, and app/data/app.db. The database file is currently tracked in git — stop tracking it with git rm --cached app/data/app.db.</w:t>
+        <w:t xml:space="preserve">Add </w:t>
+      </w:r>
+      <w:proofErr w:type="gramStart"/>
+      <w:r>
+        <w:rPr>
+          <w:b/>
+          <w:bCs/>
+        </w:rPr>
+        <w:t>a .</w:t>
+      </w:r>
+      <w:proofErr w:type="spellStart"/>
+      <w:r>
+        <w:rPr>
+          <w:b/>
+          <w:bCs/>
+        </w:rPr>
+        <w:t>gitignore</w:t>
+      </w:r>
+      <w:proofErr w:type="spellEnd"/>
+      <w:proofErr w:type="gramEnd"/>
+      <w:r>
+        <w:t xml:space="preserve"> that excludes .</w:t>
+      </w:r>
+      <w:proofErr w:type="spellStart"/>
+      <w:r>
+        <w:t>venv</w:t>
+      </w:r>
+      <w:proofErr w:type="spellEnd"/>
+      <w:r>
+        <w:t>/, __</w:t>
+      </w:r>
+      <w:proofErr w:type="spellStart"/>
+      <w:r>
+        <w:t>pycache</w:t>
+      </w:r>
+      <w:proofErr w:type="spellEnd"/>
+      <w:r>
+        <w:t>__/, *.</w:t>
+      </w:r>
+      <w:proofErr w:type="spellStart"/>
+      <w:r>
+        <w:t>pyc</w:t>
+      </w:r>
+      <w:proofErr w:type="spellEnd"/>
+      <w:r>
+        <w:t>, and app/data/</w:t>
+      </w:r>
+      <w:proofErr w:type="spellStart"/>
+      <w:r>
+        <w:t>app.db</w:t>
+      </w:r>
+      <w:proofErr w:type="spellEnd"/>
+      <w:r>
+        <w:t>. The database file is currently tracked in git — stop tracking it with git rm --cached app/data/</w:t>
+      </w:r>
+      <w:proofErr w:type="spellStart"/>
+      <w:r>
+        <w:t>app.db</w:t>
+      </w:r>
+      <w:proofErr w:type="spellEnd"/>
+      <w:r>
+        <w:t>.</w:t>
       </w:r>
     </w:p>
     <w:p>
@@ -329,10 +1194,26 @@
           <w:b/>
           <w:bCs/>
         </w:rPr>
-        <w:t xml:space="preserve">Pin every dependency</w:t>
-      </w:r>
-      <w:r>
-        <w:t xml:space="preserve"> in requirements.txt. flask-migrate, jinja2, and uliweb-alembic are unpinned. Also confirm uliweb-alembic is intended — Flask-Migrate already pulls in standard alembic; remove it if it was added by mistake.</w:t>
+        <w:t>Pin every dependency</w:t>
+      </w:r>
+      <w:r>
+        <w:t xml:space="preserve"> in requirements.txt. flask-migrate, jinja2, and </w:t>
+      </w:r>
+      <w:proofErr w:type="spellStart"/>
+      <w:r>
+        <w:t>uliweb</w:t>
+      </w:r>
+      <w:proofErr w:type="spellEnd"/>
+      <w:r>
+        <w:t xml:space="preserve">-alembic are unpinned. Also confirm </w:t>
+      </w:r>
+      <w:proofErr w:type="spellStart"/>
+      <w:r>
+        <w:t>uliweb</w:t>
+      </w:r>
+      <w:proofErr w:type="spellEnd"/>
+      <w:r>
+        <w:t>-alembic is intended — Flask-Migrate already pulls in standard alembic; remove it if it was added by mistake.</w:t>
       </w:r>
     </w:p>
     <w:p>
@@ -349,10 +1230,28 @@
           <w:b/>
           <w:bCs/>
         </w:rPr>
-        <w:t xml:space="preserve">Remove debug code</w:t>
-      </w:r>
-      <w:r>
-        <w:t xml:space="preserve"> such as the print(issue.date) loop in the dashboard() route.</w:t>
+        <w:t>Remove debug code</w:t>
+      </w:r>
+      <w:r>
+        <w:t xml:space="preserve"> such as the print(</w:t>
+      </w:r>
+      <w:proofErr w:type="spellStart"/>
+      <w:proofErr w:type="gramStart"/>
+      <w:r>
+        <w:t>issue.date</w:t>
+      </w:r>
+      <w:proofErr w:type="spellEnd"/>
+      <w:proofErr w:type="gramEnd"/>
+      <w:r>
+        <w:t xml:space="preserve">) loop in the </w:t>
+      </w:r>
+      <w:proofErr w:type="gramStart"/>
+      <w:r>
+        <w:t>dashboard(</w:t>
+      </w:r>
+      <w:proofErr w:type="gramEnd"/>
+      <w:r>
+        <w:t>) route.</w:t>
       </w:r>
     </w:p>
     <w:p>
@@ -369,7 +1268,7 @@
           <w:b/>
           <w:bCs/>
         </w:rPr>
-        <w:t xml:space="preserve">Adopt a formatter and linter</w:t>
+        <w:t>Adopt a formatter and linter</w:t>
       </w:r>
       <w:r>
         <w:t xml:space="preserve"> — add ruff and black, and run them across the project so the codebase has a consistent style.</w:t>
@@ -389,7 +1288,7 @@
           <w:b/>
           <w:bCs/>
         </w:rPr>
-        <w:t xml:space="preserve">Write a short CONTRIBUTING note</w:t>
+        <w:t>Write a short CONTRIBUTING note</w:t>
       </w:r>
       <w:r>
         <w:t xml:space="preserve"> (even a few lines) describing how to set up the dev environment. Your README already covers the basics.</w:t>
@@ -399,49 +1298,59 @@
       <w:pPr>
         <w:spacing w:after="80"/>
       </w:pPr>
-      <w:r>
-        <w:t xml:space="preserve"/>
-      </w:r>
     </w:p>
     <w:p>
       <w:pPr>
         <w:pStyle w:val="Heading1"/>
       </w:pPr>
-      <w:r>
-        <w:t xml:space="preserve">Phase 1 — Complete the core features</w:t>
-      </w:r>
+      <w:bookmarkStart w:id="2" w:name="_Toc235552611"/>
+      <w:r>
+        <w:t>Phase 1 — Complete the core features</w:t>
+      </w:r>
+      <w:bookmarkEnd w:id="2"/>
     </w:p>
     <w:tbl>
       <w:tblPr>
-        <w:tblW w:type="dxa" w:w="9360"/>
+        <w:tblW w:w="9360" w:type="dxa"/>
         <w:tblBorders>
-          <w:top w:val="single" w:color="auto" w:sz="4"/>
-          <w:left w:val="single" w:color="auto" w:sz="4"/>
-          <w:bottom w:val="single" w:color="auto" w:sz="4"/>
-          <w:right w:val="single" w:color="auto" w:sz="4"/>
-          <w:insideH w:val="single" w:color="auto" w:sz="4"/>
-          <w:insideV w:val="single" w:color="auto" w:sz="4"/>
+          <w:top w:val="single" w:sz="4" w:space="0" w:color="auto"/>
+          <w:left w:val="single" w:sz="4" w:space="0" w:color="auto"/>
+          <w:bottom w:val="single" w:sz="4" w:space="0" w:color="auto"/>
+          <w:right w:val="single" w:sz="4" w:space="0" w:color="auto"/>
+          <w:insideH w:val="single" w:sz="4" w:space="0" w:color="auto"/>
+          <w:insideV w:val="single" w:sz="4" w:space="0" w:color="auto"/>
         </w:tblBorders>
+        <w:tblCellMar>
+          <w:left w:w="10" w:type="dxa"/>
+          <w:right w:w="10" w:type="dxa"/>
+        </w:tblCellMar>
+        <w:tblLook w:val="04A0" w:firstRow="1" w:lastRow="0" w:firstColumn="1" w:lastColumn="0" w:noHBand="0" w:noVBand="1"/>
       </w:tblPr>
       <w:tblGrid>
         <w:gridCol w:w="9360"/>
       </w:tblGrid>
       <w:tr>
+        <w:tblPrEx>
+          <w:tblCellMar>
+            <w:top w:w="0" w:type="dxa"/>
+            <w:bottom w:w="0" w:type="dxa"/>
+          </w:tblCellMar>
+        </w:tblPrEx>
         <w:tc>
           <w:tcPr>
-            <w:tcW w:type="dxa" w:w="9360"/>
+            <w:tcW w:w="9360" w:type="dxa"/>
             <w:tcBorders>
-              <w:top w:val="single" w:color="EAF5F1" w:sz="1"/>
-              <w:left w:val="single" w:color="16A085" w:sz="18"/>
-              <w:bottom w:val="single" w:color="EAF5F1" w:sz="1"/>
-              <w:right w:val="single" w:color="EAF5F1" w:sz="1"/>
+              <w:top w:val="single" w:sz="1" w:space="0" w:color="EAF5F1"/>
+              <w:left w:val="single" w:sz="18" w:space="0" w:color="16A085"/>
+              <w:bottom w:val="single" w:sz="1" w:space="0" w:color="EAF5F1"/>
+              <w:right w:val="single" w:sz="1" w:space="0" w:color="EAF5F1"/>
             </w:tcBorders>
-            <w:shd w:fill="EAF5F1" w:val="clear"/>
+            <w:shd w:val="clear" w:color="auto" w:fill="EAF5F1"/>
             <w:tcMar>
-              <w:top w:type="dxa" w:w="100"/>
-              <w:left w:type="dxa" w:w="160"/>
-              <w:bottom w:type="dxa" w:w="100"/>
-              <w:right w:type="dxa" w:w="160"/>
+              <w:top w:w="100" w:type="dxa"/>
+              <w:left w:w="160" w:type="dxa"/>
+              <w:bottom w:w="100" w:type="dxa"/>
+              <w:right w:w="160" w:type="dxa"/>
             </w:tcMar>
           </w:tcPr>
           <w:p>
@@ -457,7 +1366,35 @@
               <w:rPr>
                 <w:color w:val="0A2540"/>
               </w:rPr>
-              <w:t xml:space="preserve">Make the app actually usable end to end: create, view, update, and close issues.</w:t>
+              <w:t xml:space="preserve">Make the app </w:t>
+            </w:r>
+            <w:proofErr w:type="gramStart"/>
+            <w:r>
+              <w:rPr>
+                <w:color w:val="0A2540"/>
+              </w:rPr>
+              <w:t>actually usable</w:t>
+            </w:r>
+            <w:proofErr w:type="gramEnd"/>
+            <w:r>
+              <w:rPr>
+                <w:color w:val="0A2540"/>
+              </w:rPr>
+              <w:t xml:space="preserve"> end to end: </w:t>
+            </w:r>
+            <w:proofErr w:type="gramStart"/>
+            <w:r>
+              <w:rPr>
+                <w:color w:val="0A2540"/>
+              </w:rPr>
+              <w:t>create,</w:t>
+            </w:r>
+            <w:proofErr w:type="gramEnd"/>
+            <w:r>
+              <w:rPr>
+                <w:color w:val="0A2540"/>
+              </w:rPr>
+              <w:t xml:space="preserve"> view, update, and close issues.</w:t>
             </w:r>
           </w:p>
         </w:tc>
@@ -467,9 +1404,6 @@
       <w:pPr>
         <w:spacing w:after="80"/>
       </w:pPr>
-      <w:r>
-        <w:t xml:space="preserve"/>
-      </w:r>
     </w:p>
     <w:p>
       <w:pPr>
@@ -485,10 +1419,18 @@
           <w:b/>
           <w:bCs/>
         </w:rPr>
-        <w:t xml:space="preserve">Render the issues table on the dashboard</w:t>
-      </w:r>
-      <w:r>
-        <w:t xml:space="preserve">. The dashboard() route already passes issues and columns to the template, but the template shows a static empty state. Loop over issues and render one row each, keeping the empty-state row as a fallback.</w:t>
+        <w:t>Render the issues table on the dashboard</w:t>
+      </w:r>
+      <w:r>
+        <w:t xml:space="preserve">. The </w:t>
+      </w:r>
+      <w:proofErr w:type="gramStart"/>
+      <w:r>
+        <w:t>dashboard(</w:t>
+      </w:r>
+      <w:proofErr w:type="gramEnd"/>
+      <w:r>
+        <w:t>) route already passes issues and columns to the template, but the template shows a static empty state. Loop over issues and render one row each, keeping the empty-state row as a fallback.</w:t>
       </w:r>
     </w:p>
     <w:p>
@@ -505,7 +1447,7 @@
           <w:b/>
           <w:bCs/>
         </w:rPr>
-        <w:t xml:space="preserve">Add an issue detail page</w:t>
+        <w:t>Add an issue detail page</w:t>
       </w:r>
       <w:r>
         <w:t xml:space="preserve"> at /issue/&lt;id&gt; showing the full record.</w:t>
@@ -525,7 +1467,7 @@
           <w:b/>
           <w:bCs/>
         </w:rPr>
-        <w:t xml:space="preserve">Add edit and status-change actions</w:t>
+        <w:t>Add edit and status-change actions</w:t>
       </w:r>
       <w:r>
         <w:t xml:space="preserve"> so an issue can move through Open → In Progress → Under Review → Closed without editing the database by hand.</w:t>
@@ -545,7 +1487,7 @@
           <w:b/>
           <w:bCs/>
         </w:rPr>
-        <w:t xml:space="preserve">Add delete (or archive) with a confirmation</w:t>
+        <w:t>Add delete (or archive) with a confirmation</w:t>
       </w:r>
       <w:r>
         <w:t xml:space="preserve"> step, restricted to appropriate roles.</w:t>
@@ -565,7 +1507,7 @@
           <w:b/>
           <w:bCs/>
         </w:rPr>
-        <w:t xml:space="preserve">Add filtering, sorting and pagination</w:t>
+        <w:t>Add filtering, sorting and pagination</w:t>
       </w:r>
       <w:r>
         <w:t xml:space="preserve"> on the dashboard — by status, priority, area, and assignee.</w:t>
@@ -585,7 +1527,7 @@
           <w:b/>
           <w:bCs/>
         </w:rPr>
-        <w:t xml:space="preserve">Add server-side validation feedback</w:t>
+        <w:t>Add server-side validation feedback</w:t>
       </w:r>
       <w:r>
         <w:t xml:space="preserve"> so form errors render next to each field.</w:t>
@@ -595,49 +1537,59 @@
       <w:pPr>
         <w:spacing w:after="80"/>
       </w:pPr>
-      <w:r>
-        <w:t xml:space="preserve"/>
-      </w:r>
     </w:p>
     <w:p>
       <w:pPr>
         <w:pStyle w:val="Heading1"/>
       </w:pPr>
-      <w:r>
-        <w:t xml:space="preserve">Phase 2 — Data model &amp; integrity</w:t>
-      </w:r>
+      <w:bookmarkStart w:id="3" w:name="_Toc235552612"/>
+      <w:r>
+        <w:t>Phase 2 — Data model &amp; integrity</w:t>
+      </w:r>
+      <w:bookmarkEnd w:id="3"/>
     </w:p>
     <w:tbl>
       <w:tblPr>
-        <w:tblW w:type="dxa" w:w="9360"/>
+        <w:tblW w:w="9360" w:type="dxa"/>
         <w:tblBorders>
-          <w:top w:val="single" w:color="auto" w:sz="4"/>
-          <w:left w:val="single" w:color="auto" w:sz="4"/>
-          <w:bottom w:val="single" w:color="auto" w:sz="4"/>
-          <w:right w:val="single" w:color="auto" w:sz="4"/>
-          <w:insideH w:val="single" w:color="auto" w:sz="4"/>
-          <w:insideV w:val="single" w:color="auto" w:sz="4"/>
+          <w:top w:val="single" w:sz="4" w:space="0" w:color="auto"/>
+          <w:left w:val="single" w:sz="4" w:space="0" w:color="auto"/>
+          <w:bottom w:val="single" w:sz="4" w:space="0" w:color="auto"/>
+          <w:right w:val="single" w:sz="4" w:space="0" w:color="auto"/>
+          <w:insideH w:val="single" w:sz="4" w:space="0" w:color="auto"/>
+          <w:insideV w:val="single" w:sz="4" w:space="0" w:color="auto"/>
         </w:tblBorders>
+        <w:tblCellMar>
+          <w:left w:w="10" w:type="dxa"/>
+          <w:right w:w="10" w:type="dxa"/>
+        </w:tblCellMar>
+        <w:tblLook w:val="04A0" w:firstRow="1" w:lastRow="0" w:firstColumn="1" w:lastColumn="0" w:noHBand="0" w:noVBand="1"/>
       </w:tblPr>
       <w:tblGrid>
         <w:gridCol w:w="9360"/>
       </w:tblGrid>
       <w:tr>
+        <w:tblPrEx>
+          <w:tblCellMar>
+            <w:top w:w="0" w:type="dxa"/>
+            <w:bottom w:w="0" w:type="dxa"/>
+          </w:tblCellMar>
+        </w:tblPrEx>
         <w:tc>
           <w:tcPr>
-            <w:tcW w:type="dxa" w:w="9360"/>
+            <w:tcW w:w="9360" w:type="dxa"/>
             <w:tcBorders>
-              <w:top w:val="single" w:color="EAF5F1" w:sz="1"/>
-              <w:left w:val="single" w:color="16A085" w:sz="18"/>
-              <w:bottom w:val="single" w:color="EAF5F1" w:sz="1"/>
-              <w:right w:val="single" w:color="EAF5F1" w:sz="1"/>
+              <w:top w:val="single" w:sz="1" w:space="0" w:color="EAF5F1"/>
+              <w:left w:val="single" w:sz="18" w:space="0" w:color="16A085"/>
+              <w:bottom w:val="single" w:sz="1" w:space="0" w:color="EAF5F1"/>
+              <w:right w:val="single" w:sz="1" w:space="0" w:color="EAF5F1"/>
             </w:tcBorders>
-            <w:shd w:fill="EAF5F1" w:val="clear"/>
+            <w:shd w:val="clear" w:color="auto" w:fill="EAF5F1"/>
             <w:tcMar>
-              <w:top w:type="dxa" w:w="100"/>
-              <w:left w:type="dxa" w:w="160"/>
-              <w:bottom w:type="dxa" w:w="100"/>
-              <w:right w:type="dxa" w:w="160"/>
+              <w:top w:w="100" w:type="dxa"/>
+              <w:left w:w="160" w:type="dxa"/>
+              <w:bottom w:w="100" w:type="dxa"/>
+              <w:right w:w="160" w:type="dxa"/>
             </w:tcMar>
           </w:tcPr>
           <w:p>
@@ -653,7 +1605,7 @@
               <w:rPr>
                 <w:color w:val="0A2540"/>
               </w:rPr>
-              <w:t xml:space="preserve">Turn the loosely-typed schema into a properly related, trustworthy data model.</w:t>
+              <w:t>Turn the loosely-typed schema into a properly related, trustworthy data model.</w:t>
             </w:r>
           </w:p>
         </w:tc>
@@ -663,9 +1615,6 @@
       <w:pPr>
         <w:spacing w:after="80"/>
       </w:pPr>
-      <w:r>
-        <w:t xml:space="preserve"/>
-      </w:r>
     </w:p>
     <w:p>
       <w:pPr>
@@ -681,10 +1630,42 @@
           <w:b/>
           <w:bCs/>
         </w:rPr>
-        <w:t xml:space="preserve">Introduce foreign keys</w:t>
-      </w:r>
-      <w:r>
-        <w:t xml:space="preserve">. submitted_by, completed_by, and area are currently plain integers. Make submitted_by / completed_by reference the User table and create a proper Area table.</w:t>
+        <w:t>Introduce foreign keys</w:t>
+      </w:r>
+      <w:r>
+        <w:t xml:space="preserve">. </w:t>
+      </w:r>
+      <w:proofErr w:type="spellStart"/>
+      <w:r>
+        <w:t>submitted_by</w:t>
+      </w:r>
+      <w:proofErr w:type="spellEnd"/>
+      <w:r>
+        <w:t xml:space="preserve">, </w:t>
+      </w:r>
+      <w:proofErr w:type="spellStart"/>
+      <w:r>
+        <w:t>completed_by</w:t>
+      </w:r>
+      <w:proofErr w:type="spellEnd"/>
+      <w:r>
+        <w:t xml:space="preserve">, and area are currently plain integers. Make </w:t>
+      </w:r>
+      <w:proofErr w:type="spellStart"/>
+      <w:r>
+        <w:t>submitted_by</w:t>
+      </w:r>
+      <w:proofErr w:type="spellEnd"/>
+      <w:r>
+        <w:t xml:space="preserve"> / </w:t>
+      </w:r>
+      <w:proofErr w:type="spellStart"/>
+      <w:r>
+        <w:t>completed_by</w:t>
+      </w:r>
+      <w:proofErr w:type="spellEnd"/>
+      <w:r>
+        <w:t xml:space="preserve"> reference the User table and create a proper Area table.</w:t>
       </w:r>
     </w:p>
     <w:p>
@@ -701,10 +1682,40 @@
           <w:b/>
           <w:bCs/>
         </w:rPr>
-        <w:t xml:space="preserve">Define relationships</w:t>
-      </w:r>
-      <w:r>
-        <w:t xml:space="preserve"> with SQLAlchemy relationship() so you can access issue.submitter.username directly in templates.</w:t>
+        <w:lastRenderedPageBreak/>
+        <w:t>Define relationships</w:t>
+      </w:r>
+      <w:r>
+        <w:t xml:space="preserve"> with </w:t>
+      </w:r>
+      <w:proofErr w:type="spellStart"/>
+      <w:r>
+        <w:t>SQLAlchemy</w:t>
+      </w:r>
+      <w:proofErr w:type="spellEnd"/>
+      <w:r>
+        <w:t xml:space="preserve"> </w:t>
+      </w:r>
+      <w:proofErr w:type="gramStart"/>
+      <w:r>
+        <w:t>relationship(</w:t>
+      </w:r>
+      <w:proofErr w:type="gramEnd"/>
+      <w:r>
+        <w:t xml:space="preserve">) so you can access </w:t>
+      </w:r>
+      <w:proofErr w:type="spellStart"/>
+      <w:proofErr w:type="gramStart"/>
+      <w:r>
+        <w:t>issue.submitter</w:t>
+      </w:r>
+      <w:proofErr w:type="gramEnd"/>
+      <w:r>
+        <w:t>.username</w:t>
+      </w:r>
+      <w:proofErr w:type="spellEnd"/>
+      <w:r>
+        <w:t xml:space="preserve"> directly in templates.</w:t>
       </w:r>
     </w:p>
     <w:p>
@@ -721,10 +1732,50 @@
           <w:b/>
           <w:bCs/>
         </w:rPr>
-        <w:t xml:space="preserve">Add created_at and updated_at timestamps</w:t>
-      </w:r>
-      <w:r>
-        <w:t xml:space="preserve"> using proper DateTime columns with server defaults.</w:t>
+        <w:t xml:space="preserve">Add </w:t>
+      </w:r>
+      <w:proofErr w:type="spellStart"/>
+      <w:r>
+        <w:rPr>
+          <w:b/>
+          <w:bCs/>
+        </w:rPr>
+        <w:t>created_at</w:t>
+      </w:r>
+      <w:proofErr w:type="spellEnd"/>
+      <w:r>
+        <w:rPr>
+          <w:b/>
+          <w:bCs/>
+        </w:rPr>
+        <w:t xml:space="preserve"> and </w:t>
+      </w:r>
+      <w:proofErr w:type="spellStart"/>
+      <w:r>
+        <w:rPr>
+          <w:b/>
+          <w:bCs/>
+        </w:rPr>
+        <w:t>updated_at</w:t>
+      </w:r>
+      <w:proofErr w:type="spellEnd"/>
+      <w:r>
+        <w:rPr>
+          <w:b/>
+          <w:bCs/>
+        </w:rPr>
+        <w:t xml:space="preserve"> timestamps</w:t>
+      </w:r>
+      <w:r>
+        <w:t xml:space="preserve"> using proper </w:t>
+      </w:r>
+      <w:proofErr w:type="spellStart"/>
+      <w:r>
+        <w:t>DateTime</w:t>
+      </w:r>
+      <w:proofErr w:type="spellEnd"/>
+      <w:r>
+        <w:t xml:space="preserve"> columns with server defaults.</w:t>
       </w:r>
     </w:p>
     <w:p>
@@ -741,8 +1792,17 @@
           <w:b/>
           <w:bCs/>
         </w:rPr>
-        <w:t xml:space="preserve">Remove the unique=True constraint on pw_hash</w:t>
-      </w:r>
+        <w:t xml:space="preserve">Remove the unique=True constraint on </w:t>
+      </w:r>
+      <w:proofErr w:type="spellStart"/>
+      <w:r>
+        <w:rPr>
+          <w:b/>
+          <w:bCs/>
+        </w:rPr>
+        <w:t>pw_hash</w:t>
+      </w:r>
+      <w:proofErr w:type="spellEnd"/>
       <w:r>
         <w:t xml:space="preserve"> in the User model — password hashes should never be a unique key.</w:t>
       </w:r>
@@ -761,7 +1821,7 @@
           <w:b/>
           <w:bCs/>
         </w:rPr>
-        <w:t xml:space="preserve">Set nullability and lengths deliberately</w:t>
+        <w:t>Set nullability and lengths deliberately</w:t>
       </w:r>
       <w:r>
         <w:t xml:space="preserve"> on each column rather than relying on defaults.</w:t>
@@ -781,59 +1841,85 @@
           <w:b/>
           <w:bCs/>
         </w:rPr>
-        <w:t xml:space="preserve">Generate a migration for every schema change</w:t>
-      </w:r>
-      <w:r>
-        <w:t xml:space="preserve"> with flask db migrate, and review the generated script before applying it.</w:t>
+        <w:t>Generate a migration for every schema change</w:t>
+      </w:r>
+      <w:r>
+        <w:t xml:space="preserve"> with flask </w:t>
+      </w:r>
+      <w:proofErr w:type="spellStart"/>
+      <w:r>
+        <w:t>db</w:t>
+      </w:r>
+      <w:proofErr w:type="spellEnd"/>
+      <w:r>
+        <w:t xml:space="preserve"> </w:t>
+      </w:r>
+      <w:proofErr w:type="gramStart"/>
+      <w:r>
+        <w:t>migrate, and</w:t>
+      </w:r>
+      <w:proofErr w:type="gramEnd"/>
+      <w:r>
+        <w:t xml:space="preserve"> review the generated script before applying it.</w:t>
       </w:r>
     </w:p>
     <w:p>
       <w:pPr>
         <w:spacing w:after="80"/>
       </w:pPr>
-      <w:r>
-        <w:t xml:space="preserve"/>
-      </w:r>
     </w:p>
     <w:p>
       <w:pPr>
         <w:pStyle w:val="Heading1"/>
       </w:pPr>
-      <w:r>
-        <w:t xml:space="preserve">Phase 3 — Security &amp; authorization</w:t>
-      </w:r>
+      <w:bookmarkStart w:id="4" w:name="_Toc235552613"/>
+      <w:r>
+        <w:t>Phase 3 — Security &amp; authorization</w:t>
+      </w:r>
+      <w:bookmarkEnd w:id="4"/>
     </w:p>
     <w:tbl>
       <w:tblPr>
-        <w:tblW w:type="dxa" w:w="9360"/>
+        <w:tblW w:w="9360" w:type="dxa"/>
         <w:tblBorders>
-          <w:top w:val="single" w:color="auto" w:sz="4"/>
-          <w:left w:val="single" w:color="auto" w:sz="4"/>
-          <w:bottom w:val="single" w:color="auto" w:sz="4"/>
-          <w:right w:val="single" w:color="auto" w:sz="4"/>
-          <w:insideH w:val="single" w:color="auto" w:sz="4"/>
-          <w:insideV w:val="single" w:color="auto" w:sz="4"/>
+          <w:top w:val="single" w:sz="4" w:space="0" w:color="auto"/>
+          <w:left w:val="single" w:sz="4" w:space="0" w:color="auto"/>
+          <w:bottom w:val="single" w:sz="4" w:space="0" w:color="auto"/>
+          <w:right w:val="single" w:sz="4" w:space="0" w:color="auto"/>
+          <w:insideH w:val="single" w:sz="4" w:space="0" w:color="auto"/>
+          <w:insideV w:val="single" w:sz="4" w:space="0" w:color="auto"/>
         </w:tblBorders>
+        <w:tblCellMar>
+          <w:left w:w="10" w:type="dxa"/>
+          <w:right w:w="10" w:type="dxa"/>
+        </w:tblCellMar>
+        <w:tblLook w:val="04A0" w:firstRow="1" w:lastRow="0" w:firstColumn="1" w:lastColumn="0" w:noHBand="0" w:noVBand="1"/>
       </w:tblPr>
       <w:tblGrid>
         <w:gridCol w:w="9360"/>
       </w:tblGrid>
       <w:tr>
+        <w:tblPrEx>
+          <w:tblCellMar>
+            <w:top w:w="0" w:type="dxa"/>
+            <w:bottom w:w="0" w:type="dxa"/>
+          </w:tblCellMar>
+        </w:tblPrEx>
         <w:tc>
           <w:tcPr>
-            <w:tcW w:type="dxa" w:w="9360"/>
+            <w:tcW w:w="9360" w:type="dxa"/>
             <w:tcBorders>
-              <w:top w:val="single" w:color="EAF5F1" w:sz="1"/>
-              <w:left w:val="single" w:color="16A085" w:sz="18"/>
-              <w:bottom w:val="single" w:color="EAF5F1" w:sz="1"/>
-              <w:right w:val="single" w:color="EAF5F1" w:sz="1"/>
+              <w:top w:val="single" w:sz="1" w:space="0" w:color="EAF5F1"/>
+              <w:left w:val="single" w:sz="18" w:space="0" w:color="16A085"/>
+              <w:bottom w:val="single" w:sz="1" w:space="0" w:color="EAF5F1"/>
+              <w:right w:val="single" w:sz="1" w:space="0" w:color="EAF5F1"/>
             </w:tcBorders>
-            <w:shd w:fill="EAF5F1" w:val="clear"/>
+            <w:shd w:val="clear" w:color="auto" w:fill="EAF5F1"/>
             <w:tcMar>
-              <w:top w:type="dxa" w:w="100"/>
-              <w:left w:type="dxa" w:w="160"/>
-              <w:bottom w:type="dxa" w:w="100"/>
-              <w:right w:type="dxa" w:w="160"/>
+              <w:top w:w="100" w:type="dxa"/>
+              <w:left w:w="160" w:type="dxa"/>
+              <w:bottom w:w="100" w:type="dxa"/>
+              <w:right w:w="160" w:type="dxa"/>
             </w:tcMar>
           </w:tcPr>
           <w:p>
@@ -849,7 +1935,7 @@
               <w:rPr>
                 <w:color w:val="0A2540"/>
               </w:rPr>
-              <w:t xml:space="preserve">Protect the app and enforce the roles you already collect at registration.</w:t>
+              <w:t>Protect the app and enforce the roles you already collect at registration.</w:t>
             </w:r>
           </w:p>
         </w:tc>
@@ -859,9 +1945,6 @@
       <w:pPr>
         <w:spacing w:after="80"/>
       </w:pPr>
-      <w:r>
-        <w:t xml:space="preserve"/>
-      </w:r>
     </w:p>
     <w:p>
       <w:pPr>
@@ -877,10 +1960,26 @@
           <w:b/>
           <w:bCs/>
         </w:rPr>
-        <w:t xml:space="preserve">Enforce role-based access</w:t>
-      </w:r>
-      <w:r>
-        <w:t xml:space="preserve">. account_type (contractor / plant_management / admin) is stored but never checked. Add a role-required decorator and gate create/edit/delete actions accordingly.</w:t>
+        <w:t>Enforce role-based access</w:t>
+      </w:r>
+      <w:r>
+        <w:t xml:space="preserve">. </w:t>
+      </w:r>
+      <w:proofErr w:type="spellStart"/>
+      <w:r>
+        <w:t>account_type</w:t>
+      </w:r>
+      <w:proofErr w:type="spellEnd"/>
+      <w:r>
+        <w:t xml:space="preserve"> (contractor / </w:t>
+      </w:r>
+      <w:proofErr w:type="spellStart"/>
+      <w:r>
+        <w:t>plant_management</w:t>
+      </w:r>
+      <w:proofErr w:type="spellEnd"/>
+      <w:r>
+        <w:t xml:space="preserve"> / admin) is stored but never checked. Add a role-required decorator and gate create/edit/delete actions accordingly.</w:t>
       </w:r>
     </w:p>
     <w:p>
@@ -897,10 +1996,18 @@
           <w:b/>
           <w:bCs/>
         </w:rPr>
-        <w:t xml:space="preserve">Stop shipping a default secret key</w:t>
-      </w:r>
-      <w:r>
-        <w:t xml:space="preserve">. config.py falls back to 'super_secret_default_key'. In production, refuse to start if FLASK_SECRET_KEY is unset.</w:t>
+        <w:t>Stop shipping a default secret key</w:t>
+      </w:r>
+      <w:r>
+        <w:t>. config.py falls back to '</w:t>
+      </w:r>
+      <w:proofErr w:type="spellStart"/>
+      <w:r>
+        <w:t>super_secret_default_key</w:t>
+      </w:r>
+      <w:proofErr w:type="spellEnd"/>
+      <w:r>
+        <w:t>'. In production, refuse to start if FLASK_SECRET_KEY is unset.</w:t>
       </w:r>
     </w:p>
     <w:p>
@@ -917,7 +2024,7 @@
           <w:b/>
           <w:bCs/>
         </w:rPr>
-        <w:t xml:space="preserve">Add login rate limiting</w:t>
+        <w:t>Add login rate limiting</w:t>
       </w:r>
       <w:r>
         <w:t xml:space="preserve"> (for example flask-limiter) and account lockout after repeated failures.</w:t>
@@ -937,7 +2044,7 @@
           <w:b/>
           <w:bCs/>
         </w:rPr>
-        <w:t xml:space="preserve">Enforce password strength</w:t>
+        <w:t>Enforce password strength</w:t>
       </w:r>
       <w:r>
         <w:t xml:space="preserve"> rules at registration.</w:t>
@@ -957,7 +2064,7 @@
           <w:b/>
           <w:bCs/>
         </w:rPr>
-        <w:t xml:space="preserve">Add security headers</w:t>
+        <w:t>Add security headers</w:t>
       </w:r>
       <w:r>
         <w:t xml:space="preserve"> — HSTS, X-Frame-Options, and a Content-Security-Policy (flask-talisman makes this straightforward).</w:t>
@@ -977,7 +2084,7 @@
           <w:b/>
           <w:bCs/>
         </w:rPr>
-        <w:t xml:space="preserve">Add an audit trail</w:t>
+        <w:t>Add an audit trail</w:t>
       </w:r>
       <w:r>
         <w:t xml:space="preserve"> recording who created or changed each issue and when — valuable in an industrial / compliance setting.</w:t>
@@ -997,59 +2104,69 @@
           <w:b/>
           <w:bCs/>
         </w:rPr>
-        <w:t xml:space="preserve">Review CSRF coverage</w:t>
-      </w:r>
-      <w:r>
-        <w:t xml:space="preserve">. Flask-WTF gives you CSRF on forms already — confirm every state-changing route is protected.</w:t>
+        <w:t>Review CSRF coverage</w:t>
+      </w:r>
+      <w:r>
+        <w:t>. Flask-WTF gives you CSRF on forms already — confirm every state-changing route is protected.</w:t>
       </w:r>
     </w:p>
     <w:p>
       <w:pPr>
         <w:spacing w:after="80"/>
       </w:pPr>
-      <w:r>
-        <w:t xml:space="preserve"/>
-      </w:r>
     </w:p>
     <w:p>
       <w:pPr>
         <w:pStyle w:val="Heading1"/>
       </w:pPr>
-      <w:r>
-        <w:t xml:space="preserve">Phase 4 — Testing &amp; continuous integration</w:t>
-      </w:r>
+      <w:bookmarkStart w:id="5" w:name="_Toc235552614"/>
+      <w:r>
+        <w:t>Phase 4 — Testing &amp; continuous integration</w:t>
+      </w:r>
+      <w:bookmarkEnd w:id="5"/>
     </w:p>
     <w:tbl>
       <w:tblPr>
-        <w:tblW w:type="dxa" w:w="9360"/>
+        <w:tblW w:w="9360" w:type="dxa"/>
         <w:tblBorders>
-          <w:top w:val="single" w:color="auto" w:sz="4"/>
-          <w:left w:val="single" w:color="auto" w:sz="4"/>
-          <w:bottom w:val="single" w:color="auto" w:sz="4"/>
-          <w:right w:val="single" w:color="auto" w:sz="4"/>
-          <w:insideH w:val="single" w:color="auto" w:sz="4"/>
-          <w:insideV w:val="single" w:color="auto" w:sz="4"/>
+          <w:top w:val="single" w:sz="4" w:space="0" w:color="auto"/>
+          <w:left w:val="single" w:sz="4" w:space="0" w:color="auto"/>
+          <w:bottom w:val="single" w:sz="4" w:space="0" w:color="auto"/>
+          <w:right w:val="single" w:sz="4" w:space="0" w:color="auto"/>
+          <w:insideH w:val="single" w:sz="4" w:space="0" w:color="auto"/>
+          <w:insideV w:val="single" w:sz="4" w:space="0" w:color="auto"/>
         </w:tblBorders>
+        <w:tblCellMar>
+          <w:left w:w="10" w:type="dxa"/>
+          <w:right w:w="10" w:type="dxa"/>
+        </w:tblCellMar>
+        <w:tblLook w:val="04A0" w:firstRow="1" w:lastRow="0" w:firstColumn="1" w:lastColumn="0" w:noHBand="0" w:noVBand="1"/>
       </w:tblPr>
       <w:tblGrid>
         <w:gridCol w:w="9360"/>
       </w:tblGrid>
       <w:tr>
+        <w:tblPrEx>
+          <w:tblCellMar>
+            <w:top w:w="0" w:type="dxa"/>
+            <w:bottom w:w="0" w:type="dxa"/>
+          </w:tblCellMar>
+        </w:tblPrEx>
         <w:tc>
           <w:tcPr>
-            <w:tcW w:type="dxa" w:w="9360"/>
+            <w:tcW w:w="9360" w:type="dxa"/>
             <w:tcBorders>
-              <w:top w:val="single" w:color="EAF5F1" w:sz="1"/>
-              <w:left w:val="single" w:color="16A085" w:sz="18"/>
-              <w:bottom w:val="single" w:color="EAF5F1" w:sz="1"/>
-              <w:right w:val="single" w:color="EAF5F1" w:sz="1"/>
+              <w:top w:val="single" w:sz="1" w:space="0" w:color="EAF5F1"/>
+              <w:left w:val="single" w:sz="18" w:space="0" w:color="16A085"/>
+              <w:bottom w:val="single" w:sz="1" w:space="0" w:color="EAF5F1"/>
+              <w:right w:val="single" w:sz="1" w:space="0" w:color="EAF5F1"/>
             </w:tcBorders>
-            <w:shd w:fill="EAF5F1" w:val="clear"/>
+            <w:shd w:val="clear" w:color="auto" w:fill="EAF5F1"/>
             <w:tcMar>
-              <w:top w:type="dxa" w:w="100"/>
-              <w:left w:type="dxa" w:w="160"/>
-              <w:bottom w:type="dxa" w:w="100"/>
-              <w:right w:type="dxa" w:w="160"/>
+              <w:top w:w="100" w:type="dxa"/>
+              <w:left w:w="160" w:type="dxa"/>
+              <w:bottom w:w="100" w:type="dxa"/>
+              <w:right w:w="160" w:type="dxa"/>
             </w:tcMar>
           </w:tcPr>
           <w:p>
@@ -1065,7 +2182,7 @@
               <w:rPr>
                 <w:color w:val="0A2540"/>
               </w:rPr>
-              <w:t xml:space="preserve">Build confidence that changes do not break existing behaviour.</w:t>
+              <w:t>Build confidence that changes do not break existing behaviour.</w:t>
             </w:r>
           </w:p>
         </w:tc>
@@ -1075,9 +2192,6 @@
       <w:pPr>
         <w:spacing w:after="80"/>
       </w:pPr>
-      <w:r>
-        <w:t xml:space="preserve"/>
-      </w:r>
     </w:p>
     <w:p>
       <w:pPr>
@@ -1093,8 +2207,17 @@
           <w:b/>
           <w:bCs/>
         </w:rPr>
-        <w:t xml:space="preserve">Set up pytest</w:t>
-      </w:r>
+        <w:t xml:space="preserve">Set up </w:t>
+      </w:r>
+      <w:proofErr w:type="spellStart"/>
+      <w:r>
+        <w:rPr>
+          <w:b/>
+          <w:bCs/>
+        </w:rPr>
+        <w:t>pytest</w:t>
+      </w:r>
+      <w:proofErr w:type="spellEnd"/>
       <w:r>
         <w:t xml:space="preserve"> with an in-memory SQLite database and a fresh app fixture per test.</w:t>
       </w:r>
@@ -1113,7 +2236,7 @@
           <w:b/>
           <w:bCs/>
         </w:rPr>
-        <w:t xml:space="preserve">Cover the authentication flow</w:t>
+        <w:t>Cover the authentication flow</w:t>
       </w:r>
       <w:r>
         <w:t xml:space="preserve"> — register, login, logout, and rejected bad credentials.</w:t>
@@ -1133,7 +2256,7 @@
           <w:b/>
           <w:bCs/>
         </w:rPr>
-        <w:t xml:space="preserve">Cover issue creation and access control</w:t>
+        <w:t>Cover issue creation and access control</w:t>
       </w:r>
       <w:r>
         <w:t xml:space="preserve"> — including that a logged-out user is redirected and that role rules hold.</w:t>
@@ -1153,10 +2276,18 @@
           <w:b/>
           <w:bCs/>
         </w:rPr>
-        <w:t xml:space="preserve">Measure coverage</w:t>
-      </w:r>
-      <w:r>
-        <w:t xml:space="preserve"> with pytest-cov and aim to keep the critical paths green.</w:t>
+        <w:t>Measure coverage</w:t>
+      </w:r>
+      <w:r>
+        <w:t xml:space="preserve"> with </w:t>
+      </w:r>
+      <w:proofErr w:type="spellStart"/>
+      <w:r>
+        <w:t>pytest-cov</w:t>
+      </w:r>
+      <w:proofErr w:type="spellEnd"/>
+      <w:r>
+        <w:t xml:space="preserve"> and aim to keep the critical paths green.</w:t>
       </w:r>
     </w:p>
     <w:p>
@@ -1173,7 +2304,8 @@
           <w:b/>
           <w:bCs/>
         </w:rPr>
-        <w:t xml:space="preserve">Add a GitHub Actions workflow</w:t>
+        <w:lastRenderedPageBreak/>
+        <w:t>Add a GitHub Actions workflow</w:t>
       </w:r>
       <w:r>
         <w:t xml:space="preserve"> that installs dependencies, runs ruff/black checks, and runs the test suite on every push and pull request.</w:t>
@@ -1193,7 +2325,7 @@
           <w:b/>
           <w:bCs/>
         </w:rPr>
-        <w:t xml:space="preserve">Add a status badge</w:t>
+        <w:t>Add a status badge</w:t>
       </w:r>
       <w:r>
         <w:t xml:space="preserve"> to the README once CI is green.</w:t>
@@ -1203,49 +2335,59 @@
       <w:pPr>
         <w:spacing w:after="80"/>
       </w:pPr>
-      <w:r>
-        <w:t xml:space="preserve"/>
-      </w:r>
     </w:p>
     <w:p>
       <w:pPr>
         <w:pStyle w:val="Heading1"/>
       </w:pPr>
-      <w:r>
-        <w:t xml:space="preserve">Phase 5 — Configuration &amp; environments</w:t>
-      </w:r>
+      <w:bookmarkStart w:id="6" w:name="_Toc235552615"/>
+      <w:r>
+        <w:t>Phase 5 — Configuration &amp; environments</w:t>
+      </w:r>
+      <w:bookmarkEnd w:id="6"/>
     </w:p>
     <w:tbl>
       <w:tblPr>
-        <w:tblW w:type="dxa" w:w="9360"/>
+        <w:tblW w:w="9360" w:type="dxa"/>
         <w:tblBorders>
-          <w:top w:val="single" w:color="auto" w:sz="4"/>
-          <w:left w:val="single" w:color="auto" w:sz="4"/>
-          <w:bottom w:val="single" w:color="auto" w:sz="4"/>
-          <w:right w:val="single" w:color="auto" w:sz="4"/>
-          <w:insideH w:val="single" w:color="auto" w:sz="4"/>
-          <w:insideV w:val="single" w:color="auto" w:sz="4"/>
+          <w:top w:val="single" w:sz="4" w:space="0" w:color="auto"/>
+          <w:left w:val="single" w:sz="4" w:space="0" w:color="auto"/>
+          <w:bottom w:val="single" w:sz="4" w:space="0" w:color="auto"/>
+          <w:right w:val="single" w:sz="4" w:space="0" w:color="auto"/>
+          <w:insideH w:val="single" w:sz="4" w:space="0" w:color="auto"/>
+          <w:insideV w:val="single" w:sz="4" w:space="0" w:color="auto"/>
         </w:tblBorders>
+        <w:tblCellMar>
+          <w:left w:w="10" w:type="dxa"/>
+          <w:right w:w="10" w:type="dxa"/>
+        </w:tblCellMar>
+        <w:tblLook w:val="04A0" w:firstRow="1" w:lastRow="0" w:firstColumn="1" w:lastColumn="0" w:noHBand="0" w:noVBand="1"/>
       </w:tblPr>
       <w:tblGrid>
         <w:gridCol w:w="9360"/>
       </w:tblGrid>
       <w:tr>
+        <w:tblPrEx>
+          <w:tblCellMar>
+            <w:top w:w="0" w:type="dxa"/>
+            <w:bottom w:w="0" w:type="dxa"/>
+          </w:tblCellMar>
+        </w:tblPrEx>
         <w:tc>
           <w:tcPr>
-            <w:tcW w:type="dxa" w:w="9360"/>
+            <w:tcW w:w="9360" w:type="dxa"/>
             <w:tcBorders>
-              <w:top w:val="single" w:color="EAF5F1" w:sz="1"/>
-              <w:left w:val="single" w:color="16A085" w:sz="18"/>
-              <w:bottom w:val="single" w:color="EAF5F1" w:sz="1"/>
-              <w:right w:val="single" w:color="EAF5F1" w:sz="1"/>
+              <w:top w:val="single" w:sz="1" w:space="0" w:color="EAF5F1"/>
+              <w:left w:val="single" w:sz="18" w:space="0" w:color="16A085"/>
+              <w:bottom w:val="single" w:sz="1" w:space="0" w:color="EAF5F1"/>
+              <w:right w:val="single" w:sz="1" w:space="0" w:color="EAF5F1"/>
             </w:tcBorders>
-            <w:shd w:fill="EAF5F1" w:val="clear"/>
+            <w:shd w:val="clear" w:color="auto" w:fill="EAF5F1"/>
             <w:tcMar>
-              <w:top w:type="dxa" w:w="100"/>
-              <w:left w:type="dxa" w:w="160"/>
-              <w:bottom w:type="dxa" w:w="100"/>
-              <w:right w:type="dxa" w:w="160"/>
+              <w:top w:w="100" w:type="dxa"/>
+              <w:left w:w="160" w:type="dxa"/>
+              <w:bottom w:w="100" w:type="dxa"/>
+              <w:right w:w="160" w:type="dxa"/>
             </w:tcMar>
           </w:tcPr>
           <w:p>
@@ -1261,7 +2403,7 @@
               <w:rPr>
                 <w:color w:val="0A2540"/>
               </w:rPr>
-              <w:t xml:space="preserve">Separate development, testing and production configuration cleanly.</w:t>
+              <w:t>Separate development, testing and production configuration cleanly.</w:t>
             </w:r>
           </w:p>
         </w:tc>
@@ -1271,9 +2413,6 @@
       <w:pPr>
         <w:spacing w:after="80"/>
       </w:pPr>
-      <w:r>
-        <w:t xml:space="preserve"/>
-      </w:r>
     </w:p>
     <w:p>
       <w:pPr>
@@ -1289,10 +2428,34 @@
           <w:b/>
           <w:bCs/>
         </w:rPr>
-        <w:t xml:space="preserve">Split Config into subclasses</w:t>
-      </w:r>
-      <w:r>
-        <w:t xml:space="preserve"> — DevelopmentConfig, TestingConfig, and ProductionConfig — selected by an environment variable.</w:t>
+        <w:t>Split Config into subclasses</w:t>
+      </w:r>
+      <w:r>
+        <w:t xml:space="preserve"> — </w:t>
+      </w:r>
+      <w:proofErr w:type="spellStart"/>
+      <w:r>
+        <w:t>DevelopmentConfig</w:t>
+      </w:r>
+      <w:proofErr w:type="spellEnd"/>
+      <w:r>
+        <w:t xml:space="preserve">, </w:t>
+      </w:r>
+      <w:proofErr w:type="spellStart"/>
+      <w:r>
+        <w:t>TestingConfig</w:t>
+      </w:r>
+      <w:proofErr w:type="spellEnd"/>
+      <w:r>
+        <w:t xml:space="preserve">, and </w:t>
+      </w:r>
+      <w:proofErr w:type="spellStart"/>
+      <w:r>
+        <w:t>ProductionConfig</w:t>
+      </w:r>
+      <w:proofErr w:type="spellEnd"/>
+      <w:r>
+        <w:t xml:space="preserve"> — selected by an environment variable.</w:t>
       </w:r>
     </w:p>
     <w:p>
@@ -1309,10 +2472,43 @@
           <w:b/>
           <w:bCs/>
         </w:rPr>
-        <w:t xml:space="preserve">Add a .env.example</w:t>
-      </w:r>
-      <w:r>
-        <w:t xml:space="preserve"> documenting every required variable (FLASK_SECRET_KEY, FLASK_DATABASE_URI, and any new ones). Load it with python-dotenv, which is already a dependency.</w:t>
+        <w:t xml:space="preserve">Add </w:t>
+      </w:r>
+      <w:proofErr w:type="gramStart"/>
+      <w:r>
+        <w:rPr>
+          <w:b/>
+          <w:bCs/>
+        </w:rPr>
+        <w:t>a .</w:t>
+      </w:r>
+      <w:proofErr w:type="spellStart"/>
+      <w:r>
+        <w:rPr>
+          <w:b/>
+          <w:bCs/>
+        </w:rPr>
+        <w:t>env</w:t>
+      </w:r>
+      <w:proofErr w:type="gramEnd"/>
+      <w:r>
+        <w:rPr>
+          <w:b/>
+          <w:bCs/>
+        </w:rPr>
+        <w:t>.example</w:t>
+      </w:r>
+      <w:proofErr w:type="spellEnd"/>
+      <w:r>
+        <w:t xml:space="preserve"> documenting every required variable (FLASK_SECRET_KEY, FLASK_DATABASE_URI, and any new ones). Load it with python-</w:t>
+      </w:r>
+      <w:proofErr w:type="spellStart"/>
+      <w:r>
+        <w:t>dotenv</w:t>
+      </w:r>
+      <w:proofErr w:type="spellEnd"/>
+      <w:r>
+        <w:t>, which is already a dependency.</w:t>
       </w:r>
     </w:p>
     <w:p>
@@ -1329,7 +2525,7 @@
           <w:b/>
           <w:bCs/>
         </w:rPr>
-        <w:t xml:space="preserve">Keep all secrets out of the repository</w:t>
+        <w:t>Keep all secrets out of the repository</w:t>
       </w:r>
       <w:r>
         <w:t xml:space="preserve"> and inject them via the deployment platform's environment settings.</w:t>
@@ -1349,59 +2545,77 @@
           <w:b/>
           <w:bCs/>
         </w:rPr>
-        <w:t xml:space="preserve">Disable debug mode in production</w:t>
-      </w:r>
-      <w:r>
-        <w:t xml:space="preserve"> and make sure StrictUndefined behaviour is acceptable for live traffic.</w:t>
+        <w:t>Disable debug mode in production</w:t>
+      </w:r>
+      <w:r>
+        <w:t xml:space="preserve"> and make sure </w:t>
+      </w:r>
+      <w:proofErr w:type="spellStart"/>
+      <w:r>
+        <w:t>StrictUndefined</w:t>
+      </w:r>
+      <w:proofErr w:type="spellEnd"/>
+      <w:r>
+        <w:t xml:space="preserve"> behaviour is acceptable for live traffic.</w:t>
       </w:r>
     </w:p>
     <w:p>
       <w:pPr>
         <w:spacing w:after="80"/>
       </w:pPr>
-      <w:r>
-        <w:t xml:space="preserve"/>
-      </w:r>
     </w:p>
     <w:p>
       <w:pPr>
         <w:pStyle w:val="Heading1"/>
       </w:pPr>
-      <w:r>
-        <w:t xml:space="preserve">Phase 6 — Production database</w:t>
-      </w:r>
+      <w:bookmarkStart w:id="7" w:name="_Toc235552616"/>
+      <w:r>
+        <w:t>Phase 6 — Production database</w:t>
+      </w:r>
+      <w:bookmarkEnd w:id="7"/>
     </w:p>
     <w:tbl>
       <w:tblPr>
-        <w:tblW w:type="dxa" w:w="9360"/>
+        <w:tblW w:w="9360" w:type="dxa"/>
         <w:tblBorders>
-          <w:top w:val="single" w:color="auto" w:sz="4"/>
-          <w:left w:val="single" w:color="auto" w:sz="4"/>
-          <w:bottom w:val="single" w:color="auto" w:sz="4"/>
-          <w:right w:val="single" w:color="auto" w:sz="4"/>
-          <w:insideH w:val="single" w:color="auto" w:sz="4"/>
-          <w:insideV w:val="single" w:color="auto" w:sz="4"/>
+          <w:top w:val="single" w:sz="4" w:space="0" w:color="auto"/>
+          <w:left w:val="single" w:sz="4" w:space="0" w:color="auto"/>
+          <w:bottom w:val="single" w:sz="4" w:space="0" w:color="auto"/>
+          <w:right w:val="single" w:sz="4" w:space="0" w:color="auto"/>
+          <w:insideH w:val="single" w:sz="4" w:space="0" w:color="auto"/>
+          <w:insideV w:val="single" w:sz="4" w:space="0" w:color="auto"/>
         </w:tblBorders>
+        <w:tblCellMar>
+          <w:left w:w="10" w:type="dxa"/>
+          <w:right w:w="10" w:type="dxa"/>
+        </w:tblCellMar>
+        <w:tblLook w:val="04A0" w:firstRow="1" w:lastRow="0" w:firstColumn="1" w:lastColumn="0" w:noHBand="0" w:noVBand="1"/>
       </w:tblPr>
       <w:tblGrid>
         <w:gridCol w:w="9360"/>
       </w:tblGrid>
       <w:tr>
+        <w:tblPrEx>
+          <w:tblCellMar>
+            <w:top w:w="0" w:type="dxa"/>
+            <w:bottom w:w="0" w:type="dxa"/>
+          </w:tblCellMar>
+        </w:tblPrEx>
         <w:tc>
           <w:tcPr>
-            <w:tcW w:type="dxa" w:w="9360"/>
+            <w:tcW w:w="9360" w:type="dxa"/>
             <w:tcBorders>
-              <w:top w:val="single" w:color="EAF5F1" w:sz="1"/>
-              <w:left w:val="single" w:color="16A085" w:sz="18"/>
-              <w:bottom w:val="single" w:color="EAF5F1" w:sz="1"/>
-              <w:right w:val="single" w:color="EAF5F1" w:sz="1"/>
+              <w:top w:val="single" w:sz="1" w:space="0" w:color="EAF5F1"/>
+              <w:left w:val="single" w:sz="18" w:space="0" w:color="16A085"/>
+              <w:bottom w:val="single" w:sz="1" w:space="0" w:color="EAF5F1"/>
+              <w:right w:val="single" w:sz="1" w:space="0" w:color="EAF5F1"/>
             </w:tcBorders>
-            <w:shd w:fill="EAF5F1" w:val="clear"/>
+            <w:shd w:val="clear" w:color="auto" w:fill="EAF5F1"/>
             <w:tcMar>
-              <w:top w:type="dxa" w:w="100"/>
-              <w:left w:type="dxa" w:w="160"/>
-              <w:bottom w:type="dxa" w:w="100"/>
-              <w:right w:type="dxa" w:w="160"/>
+              <w:top w:w="100" w:type="dxa"/>
+              <w:left w:w="160" w:type="dxa"/>
+              <w:bottom w:w="100" w:type="dxa"/>
+              <w:right w:w="160" w:type="dxa"/>
             </w:tcMar>
           </w:tcPr>
           <w:p>
@@ -1417,7 +2631,7 @@
               <w:rPr>
                 <w:color w:val="0A2540"/>
               </w:rPr>
-              <w:t xml:space="preserve">Move from a single-file SQLite database to something that scales.</w:t>
+              <w:t>Move from a single-file SQLite database to something that scales.</w:t>
             </w:r>
           </w:p>
         </w:tc>
@@ -1427,9 +2641,6 @@
       <w:pPr>
         <w:spacing w:after="80"/>
       </w:pPr>
-      <w:r>
-        <w:t xml:space="preserve"/>
-      </w:r>
     </w:p>
     <w:p>
       <w:pPr>
@@ -1445,7 +2656,7 @@
           <w:b/>
           <w:bCs/>
         </w:rPr>
-        <w:t xml:space="preserve">Adopt PostgreSQL for production</w:t>
+        <w:t>Adopt PostgreSQL for production</w:t>
       </w:r>
       <w:r>
         <w:t xml:space="preserve"> while keeping SQLite for quick local development. Both are configured through FLASK_DATABASE_URI.</w:t>
@@ -1465,10 +2676,18 @@
           <w:b/>
           <w:bCs/>
         </w:rPr>
-        <w:t xml:space="preserve">Add the Postgres driver</w:t>
-      </w:r>
-      <w:r>
-        <w:t xml:space="preserve"> (psycopg) to requirements and pin it.</w:t>
+        <w:t>Add the Postgres driver</w:t>
+      </w:r>
+      <w:r>
+        <w:t xml:space="preserve"> (</w:t>
+      </w:r>
+      <w:proofErr w:type="spellStart"/>
+      <w:r>
+        <w:t>psycopg</w:t>
+      </w:r>
+      <w:proofErr w:type="spellEnd"/>
+      <w:r>
+        <w:t>) to requirements and pin it.</w:t>
       </w:r>
     </w:p>
     <w:p>
@@ -1485,7 +2704,7 @@
           <w:b/>
           <w:bCs/>
         </w:rPr>
-        <w:t xml:space="preserve">Run your Alembic migrations against Postgres</w:t>
+        <w:t>Run your Alembic migrations against Postgres</w:t>
       </w:r>
       <w:r>
         <w:t xml:space="preserve"> to confirm they are portable and not SQLite-specific.</w:t>
@@ -1505,7 +2724,7 @@
           <w:b/>
           <w:bCs/>
         </w:rPr>
-        <w:t xml:space="preserve">Configure connection pooling</w:t>
+        <w:t>Configure connection pooling</w:t>
       </w:r>
       <w:r>
         <w:t xml:space="preserve"> and sensible timeouts for the production engine.</w:t>
@@ -1525,7 +2744,7 @@
           <w:b/>
           <w:bCs/>
         </w:rPr>
-        <w:t xml:space="preserve">Define a backup strategy</w:t>
+        <w:t>Define a backup strategy</w:t>
       </w:r>
       <w:r>
         <w:t xml:space="preserve"> — automated, tested restores of the production database.</w:t>
@@ -1535,49 +2754,59 @@
       <w:pPr>
         <w:spacing w:after="80"/>
       </w:pPr>
-      <w:r>
-        <w:t xml:space="preserve"/>
-      </w:r>
     </w:p>
     <w:p>
       <w:pPr>
         <w:pStyle w:val="Heading1"/>
       </w:pPr>
-      <w:r>
-        <w:t xml:space="preserve">Phase 7 — Containerisation &amp; deployment</w:t>
-      </w:r>
+      <w:bookmarkStart w:id="8" w:name="_Toc235552617"/>
+      <w:r>
+        <w:t>Phase 7 — Containerisation &amp; deployment</w:t>
+      </w:r>
+      <w:bookmarkEnd w:id="8"/>
     </w:p>
     <w:tbl>
       <w:tblPr>
-        <w:tblW w:type="dxa" w:w="9360"/>
+        <w:tblW w:w="9360" w:type="dxa"/>
         <w:tblBorders>
-          <w:top w:val="single" w:color="auto" w:sz="4"/>
-          <w:left w:val="single" w:color="auto" w:sz="4"/>
-          <w:bottom w:val="single" w:color="auto" w:sz="4"/>
-          <w:right w:val="single" w:color="auto" w:sz="4"/>
-          <w:insideH w:val="single" w:color="auto" w:sz="4"/>
-          <w:insideV w:val="single" w:color="auto" w:sz="4"/>
+          <w:top w:val="single" w:sz="4" w:space="0" w:color="auto"/>
+          <w:left w:val="single" w:sz="4" w:space="0" w:color="auto"/>
+          <w:bottom w:val="single" w:sz="4" w:space="0" w:color="auto"/>
+          <w:right w:val="single" w:sz="4" w:space="0" w:color="auto"/>
+          <w:insideH w:val="single" w:sz="4" w:space="0" w:color="auto"/>
+          <w:insideV w:val="single" w:sz="4" w:space="0" w:color="auto"/>
         </w:tblBorders>
+        <w:tblCellMar>
+          <w:left w:w="10" w:type="dxa"/>
+          <w:right w:w="10" w:type="dxa"/>
+        </w:tblCellMar>
+        <w:tblLook w:val="04A0" w:firstRow="1" w:lastRow="0" w:firstColumn="1" w:lastColumn="0" w:noHBand="0" w:noVBand="1"/>
       </w:tblPr>
       <w:tblGrid>
         <w:gridCol w:w="9360"/>
       </w:tblGrid>
       <w:tr>
+        <w:tblPrEx>
+          <w:tblCellMar>
+            <w:top w:w="0" w:type="dxa"/>
+            <w:bottom w:w="0" w:type="dxa"/>
+          </w:tblCellMar>
+        </w:tblPrEx>
         <w:tc>
           <w:tcPr>
-            <w:tcW w:type="dxa" w:w="9360"/>
+            <w:tcW w:w="9360" w:type="dxa"/>
             <w:tcBorders>
-              <w:top w:val="single" w:color="EAF5F1" w:sz="1"/>
-              <w:left w:val="single" w:color="16A085" w:sz="18"/>
-              <w:bottom w:val="single" w:color="EAF5F1" w:sz="1"/>
-              <w:right w:val="single" w:color="EAF5F1" w:sz="1"/>
+              <w:top w:val="single" w:sz="1" w:space="0" w:color="EAF5F1"/>
+              <w:left w:val="single" w:sz="18" w:space="0" w:color="16A085"/>
+              <w:bottom w:val="single" w:sz="1" w:space="0" w:color="EAF5F1"/>
+              <w:right w:val="single" w:sz="1" w:space="0" w:color="EAF5F1"/>
             </w:tcBorders>
-            <w:shd w:fill="EAF5F1" w:val="clear"/>
+            <w:shd w:val="clear" w:color="auto" w:fill="EAF5F1"/>
             <w:tcMar>
-              <w:top w:type="dxa" w:w="100"/>
-              <w:left w:type="dxa" w:w="160"/>
-              <w:bottom w:type="dxa" w:w="100"/>
-              <w:right w:type="dxa" w:w="160"/>
+              <w:top w:w="100" w:type="dxa"/>
+              <w:left w:w="160" w:type="dxa"/>
+              <w:bottom w:w="100" w:type="dxa"/>
+              <w:right w:w="160" w:type="dxa"/>
             </w:tcMar>
           </w:tcPr>
           <w:p>
@@ -1593,7 +2822,21 @@
               <w:rPr>
                 <w:color w:val="0A2540"/>
               </w:rPr>
-              <w:t xml:space="preserve">Package the app so it runs identically anywhere, and ship it.</w:t>
+              <w:t xml:space="preserve">Package the app so it runs identically </w:t>
+            </w:r>
+            <w:proofErr w:type="gramStart"/>
+            <w:r>
+              <w:rPr>
+                <w:color w:val="0A2540"/>
+              </w:rPr>
+              <w:t>anywhere, and</w:t>
+            </w:r>
+            <w:proofErr w:type="gramEnd"/>
+            <w:r>
+              <w:rPr>
+                <w:color w:val="0A2540"/>
+              </w:rPr>
+              <w:t xml:space="preserve"> ship it.</w:t>
             </w:r>
           </w:p>
         </w:tc>
@@ -1603,9 +2846,6 @@
       <w:pPr>
         <w:spacing w:after="80"/>
       </w:pPr>
-      <w:r>
-        <w:t xml:space="preserve"/>
-      </w:r>
     </w:p>
     <w:p>
       <w:pPr>
@@ -1621,10 +2861,18 @@
           <w:b/>
           <w:bCs/>
         </w:rPr>
-        <w:t xml:space="preserve">Run behind a production WSGI server</w:t>
-      </w:r>
-      <w:r>
-        <w:t xml:space="preserve"> — gunicorn on Linux (or waitress cross-platform). Never use flask run in production.</w:t>
+        <w:t>Run behind a production WSGI server</w:t>
+      </w:r>
+      <w:r>
+        <w:t xml:space="preserve"> — </w:t>
+      </w:r>
+      <w:proofErr w:type="spellStart"/>
+      <w:r>
+        <w:t>gunicorn</w:t>
+      </w:r>
+      <w:proofErr w:type="spellEnd"/>
+      <w:r>
+        <w:t xml:space="preserve"> on Linux (or waitress cross-platform). Never use flask run in production.</w:t>
       </w:r>
     </w:p>
     <w:p>
@@ -1641,10 +2889,27 @@
           <w:b/>
           <w:bCs/>
         </w:rPr>
-        <w:t xml:space="preserve">Write a Dockerfile</w:t>
-      </w:r>
-      <w:r>
-        <w:t xml:space="preserve"> that installs dependencies, copies the app, and launches gunicorn.</w:t>
+        <w:t xml:space="preserve">Write a </w:t>
+      </w:r>
+      <w:proofErr w:type="spellStart"/>
+      <w:r>
+        <w:rPr>
+          <w:b/>
+          <w:bCs/>
+        </w:rPr>
+        <w:t>Dockerfile</w:t>
+      </w:r>
+      <w:proofErr w:type="spellEnd"/>
+      <w:r>
+        <w:t xml:space="preserve"> that installs dependencies, copies the app, and launches </w:t>
+      </w:r>
+      <w:proofErr w:type="spellStart"/>
+      <w:r>
+        <w:t>gunicorn</w:t>
+      </w:r>
+      <w:proofErr w:type="spellEnd"/>
+      <w:r>
+        <w:t>.</w:t>
       </w:r>
     </w:p>
     <w:p>
@@ -1661,8 +2926,18 @@
           <w:b/>
           <w:bCs/>
         </w:rPr>
-        <w:t xml:space="preserve">Add a docker-compose.yml</w:t>
-      </w:r>
+        <w:lastRenderedPageBreak/>
+        <w:t>Add a docker-</w:t>
+      </w:r>
+      <w:proofErr w:type="spellStart"/>
+      <w:r>
+        <w:rPr>
+          <w:b/>
+          <w:bCs/>
+        </w:rPr>
+        <w:t>compose.yml</w:t>
+      </w:r>
+      <w:proofErr w:type="spellEnd"/>
       <w:r>
         <w:t xml:space="preserve"> wiring the app together with a PostgreSQL container for one-command local production parity.</w:t>
       </w:r>
@@ -1681,7 +2956,7 @@
           <w:b/>
           <w:bCs/>
         </w:rPr>
-        <w:t xml:space="preserve">Put nginx in front</w:t>
+        <w:t>Put nginx in front</w:t>
       </w:r>
       <w:r>
         <w:t xml:space="preserve"> for TLS termination and to serve static files efficiently.</w:t>
@@ -1701,10 +2976,18 @@
           <w:b/>
           <w:bCs/>
         </w:rPr>
-        <w:t xml:space="preserve">Add a health-check endpoint</w:t>
-      </w:r>
-      <w:r>
-        <w:t xml:space="preserve"> (for example /healthz) for the platform's load balancer.</w:t>
+        <w:t>Add a health-check endpoint</w:t>
+      </w:r>
+      <w:r>
+        <w:t xml:space="preserve"> (for example /</w:t>
+      </w:r>
+      <w:proofErr w:type="spellStart"/>
+      <w:r>
+        <w:t>healthz</w:t>
+      </w:r>
+      <w:proofErr w:type="spellEnd"/>
+      <w:r>
+        <w:t>) for the platform's load balancer.</w:t>
       </w:r>
     </w:p>
     <w:p>
@@ -1721,7 +3004,7 @@
           <w:b/>
           <w:bCs/>
         </w:rPr>
-        <w:t xml:space="preserve">Pick a hosting target</w:t>
+        <w:t>Pick a hosting target</w:t>
       </w:r>
       <w:r>
         <w:t xml:space="preserve"> — Render, Railway, Fly.io, or a VPS — and document the deploy steps in the README.</w:t>
@@ -1741,7 +3024,7 @@
           <w:b/>
           <w:bCs/>
         </w:rPr>
-        <w:t xml:space="preserve">Run migrations automatically on deploy</w:t>
+        <w:t>Run migrations automatically on deploy</w:t>
       </w:r>
       <w:r>
         <w:t xml:space="preserve"> as a release step so the schema is always current.</w:t>
@@ -1751,49 +3034,59 @@
       <w:pPr>
         <w:spacing w:after="80"/>
       </w:pPr>
-      <w:r>
-        <w:t xml:space="preserve"/>
-      </w:r>
     </w:p>
     <w:p>
       <w:pPr>
         <w:pStyle w:val="Heading1"/>
       </w:pPr>
-      <w:r>
-        <w:t xml:space="preserve">Phase 8 — Observability &amp; operations</w:t>
-      </w:r>
+      <w:bookmarkStart w:id="9" w:name="_Toc235552618"/>
+      <w:r>
+        <w:t>Phase 8 — Observability &amp; operations</w:t>
+      </w:r>
+      <w:bookmarkEnd w:id="9"/>
     </w:p>
     <w:tbl>
       <w:tblPr>
-        <w:tblW w:type="dxa" w:w="9360"/>
+        <w:tblW w:w="9360" w:type="dxa"/>
         <w:tblBorders>
-          <w:top w:val="single" w:color="auto" w:sz="4"/>
-          <w:left w:val="single" w:color="auto" w:sz="4"/>
-          <w:bottom w:val="single" w:color="auto" w:sz="4"/>
-          <w:right w:val="single" w:color="auto" w:sz="4"/>
-          <w:insideH w:val="single" w:color="auto" w:sz="4"/>
-          <w:insideV w:val="single" w:color="auto" w:sz="4"/>
+          <w:top w:val="single" w:sz="4" w:space="0" w:color="auto"/>
+          <w:left w:val="single" w:sz="4" w:space="0" w:color="auto"/>
+          <w:bottom w:val="single" w:sz="4" w:space="0" w:color="auto"/>
+          <w:right w:val="single" w:sz="4" w:space="0" w:color="auto"/>
+          <w:insideH w:val="single" w:sz="4" w:space="0" w:color="auto"/>
+          <w:insideV w:val="single" w:sz="4" w:space="0" w:color="auto"/>
         </w:tblBorders>
+        <w:tblCellMar>
+          <w:left w:w="10" w:type="dxa"/>
+          <w:right w:w="10" w:type="dxa"/>
+        </w:tblCellMar>
+        <w:tblLook w:val="04A0" w:firstRow="1" w:lastRow="0" w:firstColumn="1" w:lastColumn="0" w:noHBand="0" w:noVBand="1"/>
       </w:tblPr>
       <w:tblGrid>
         <w:gridCol w:w="9360"/>
       </w:tblGrid>
       <w:tr>
+        <w:tblPrEx>
+          <w:tblCellMar>
+            <w:top w:w="0" w:type="dxa"/>
+            <w:bottom w:w="0" w:type="dxa"/>
+          </w:tblCellMar>
+        </w:tblPrEx>
         <w:tc>
           <w:tcPr>
-            <w:tcW w:type="dxa" w:w="9360"/>
+            <w:tcW w:w="9360" w:type="dxa"/>
             <w:tcBorders>
-              <w:top w:val="single" w:color="EAF5F1" w:sz="1"/>
-              <w:left w:val="single" w:color="16A085" w:sz="18"/>
-              <w:bottom w:val="single" w:color="EAF5F1" w:sz="1"/>
-              <w:right w:val="single" w:color="EAF5F1" w:sz="1"/>
+              <w:top w:val="single" w:sz="1" w:space="0" w:color="EAF5F1"/>
+              <w:left w:val="single" w:sz="18" w:space="0" w:color="16A085"/>
+              <w:bottom w:val="single" w:sz="1" w:space="0" w:color="EAF5F1"/>
+              <w:right w:val="single" w:sz="1" w:space="0" w:color="EAF5F1"/>
             </w:tcBorders>
-            <w:shd w:fill="EAF5F1" w:val="clear"/>
+            <w:shd w:val="clear" w:color="auto" w:fill="EAF5F1"/>
             <w:tcMar>
-              <w:top w:type="dxa" w:w="100"/>
-              <w:left w:type="dxa" w:w="160"/>
-              <w:bottom w:type="dxa" w:w="100"/>
-              <w:right w:type="dxa" w:w="160"/>
+              <w:top w:w="100" w:type="dxa"/>
+              <w:left w:w="160" w:type="dxa"/>
+              <w:bottom w:w="100" w:type="dxa"/>
+              <w:right w:w="160" w:type="dxa"/>
             </w:tcMar>
           </w:tcPr>
           <w:p>
@@ -1809,7 +3102,7 @@
               <w:rPr>
                 <w:color w:val="0A2540"/>
               </w:rPr>
-              <w:t xml:space="preserve">Be able to see what the app is doing once real users are on it.</w:t>
+              <w:t>Be able to see what the app is doing once real users are on it.</w:t>
             </w:r>
           </w:p>
         </w:tc>
@@ -1819,9 +3112,6 @@
       <w:pPr>
         <w:spacing w:after="80"/>
       </w:pPr>
-      <w:r>
-        <w:t xml:space="preserve"/>
-      </w:r>
     </w:p>
     <w:p>
       <w:pPr>
@@ -1837,7 +3127,7 @@
           <w:b/>
           <w:bCs/>
         </w:rPr>
-        <w:t xml:space="preserve">Introduce structured logging</w:t>
+        <w:t>Introduce structured logging</w:t>
       </w:r>
       <w:r>
         <w:t xml:space="preserve"> with proper log levels, replacing any remaining print statements.</w:t>
@@ -1857,7 +3147,7 @@
           <w:b/>
           <w:bCs/>
         </w:rPr>
-        <w:t xml:space="preserve">Add error monitoring</w:t>
+        <w:t>Add error monitoring</w:t>
       </w:r>
       <w:r>
         <w:t xml:space="preserve"> such as Sentry to capture and alert on exceptions in production.</w:t>
@@ -1877,7 +3167,7 @@
           <w:b/>
           <w:bCs/>
         </w:rPr>
-        <w:t xml:space="preserve">Add basic uptime and performance monitoring</w:t>
+        <w:t>Add basic uptime and performance monitoring</w:t>
       </w:r>
       <w:r>
         <w:t xml:space="preserve"> on the health-check endpoint.</w:t>
@@ -1897,7 +3187,7 @@
           <w:b/>
           <w:bCs/>
         </w:rPr>
-        <w:t xml:space="preserve">Document an incident/runbook</w:t>
+        <w:t>Document an incident/runbook</w:t>
       </w:r>
       <w:r>
         <w:t xml:space="preserve"> covering how to roll back a bad deploy and restore from backup.</w:t>
@@ -1907,49 +3197,59 @@
       <w:pPr>
         <w:spacing w:after="80"/>
       </w:pPr>
-      <w:r>
-        <w:t xml:space="preserve"/>
-      </w:r>
     </w:p>
     <w:p>
       <w:pPr>
         <w:pStyle w:val="Heading1"/>
       </w:pPr>
-      <w:r>
-        <w:t xml:space="preserve">Phase 9 — UX polish &amp; launch readiness</w:t>
-      </w:r>
+      <w:bookmarkStart w:id="10" w:name="_Toc235552619"/>
+      <w:r>
+        <w:t>Phase 9 — UX polish &amp; launch readiness</w:t>
+      </w:r>
+      <w:bookmarkEnd w:id="10"/>
     </w:p>
     <w:tbl>
       <w:tblPr>
-        <w:tblW w:type="dxa" w:w="9360"/>
+        <w:tblW w:w="9360" w:type="dxa"/>
         <w:tblBorders>
-          <w:top w:val="single" w:color="auto" w:sz="4"/>
-          <w:left w:val="single" w:color="auto" w:sz="4"/>
-          <w:bottom w:val="single" w:color="auto" w:sz="4"/>
-          <w:right w:val="single" w:color="auto" w:sz="4"/>
-          <w:insideH w:val="single" w:color="auto" w:sz="4"/>
-          <w:insideV w:val="single" w:color="auto" w:sz="4"/>
+          <w:top w:val="single" w:sz="4" w:space="0" w:color="auto"/>
+          <w:left w:val="single" w:sz="4" w:space="0" w:color="auto"/>
+          <w:bottom w:val="single" w:sz="4" w:space="0" w:color="auto"/>
+          <w:right w:val="single" w:sz="4" w:space="0" w:color="auto"/>
+          <w:insideH w:val="single" w:sz="4" w:space="0" w:color="auto"/>
+          <w:insideV w:val="single" w:sz="4" w:space="0" w:color="auto"/>
         </w:tblBorders>
+        <w:tblCellMar>
+          <w:left w:w="10" w:type="dxa"/>
+          <w:right w:w="10" w:type="dxa"/>
+        </w:tblCellMar>
+        <w:tblLook w:val="04A0" w:firstRow="1" w:lastRow="0" w:firstColumn="1" w:lastColumn="0" w:noHBand="0" w:noVBand="1"/>
       </w:tblPr>
       <w:tblGrid>
         <w:gridCol w:w="9360"/>
       </w:tblGrid>
       <w:tr>
+        <w:tblPrEx>
+          <w:tblCellMar>
+            <w:top w:w="0" w:type="dxa"/>
+            <w:bottom w:w="0" w:type="dxa"/>
+          </w:tblCellMar>
+        </w:tblPrEx>
         <w:tc>
           <w:tcPr>
-            <w:tcW w:type="dxa" w:w="9360"/>
+            <w:tcW w:w="9360" w:type="dxa"/>
             <w:tcBorders>
-              <w:top w:val="single" w:color="EAF5F1" w:sz="1"/>
-              <w:left w:val="single" w:color="16A085" w:sz="18"/>
-              <w:bottom w:val="single" w:color="EAF5F1" w:sz="1"/>
-              <w:right w:val="single" w:color="EAF5F1" w:sz="1"/>
+              <w:top w:val="single" w:sz="1" w:space="0" w:color="EAF5F1"/>
+              <w:left w:val="single" w:sz="18" w:space="0" w:color="16A085"/>
+              <w:bottom w:val="single" w:sz="1" w:space="0" w:color="EAF5F1"/>
+              <w:right w:val="single" w:sz="1" w:space="0" w:color="EAF5F1"/>
             </w:tcBorders>
-            <w:shd w:fill="EAF5F1" w:val="clear"/>
+            <w:shd w:val="clear" w:color="auto" w:fill="EAF5F1"/>
             <w:tcMar>
-              <w:top w:type="dxa" w:w="100"/>
-              <w:left w:type="dxa" w:w="160"/>
-              <w:bottom w:type="dxa" w:w="100"/>
-              <w:right w:type="dxa" w:w="160"/>
+              <w:top w:w="100" w:type="dxa"/>
+              <w:left w:w="160" w:type="dxa"/>
+              <w:bottom w:w="100" w:type="dxa"/>
+              <w:right w:w="160" w:type="dxa"/>
             </w:tcMar>
           </w:tcPr>
           <w:p>
@@ -1965,7 +3265,7 @@
               <w:rPr>
                 <w:color w:val="0A2540"/>
               </w:rPr>
-              <w:t xml:space="preserve">Final visual and usability pass before showing the app off.</w:t>
+              <w:t>Final visual and usability pass before showing the app off.</w:t>
             </w:r>
           </w:p>
         </w:tc>
@@ -1975,9 +3275,6 @@
       <w:pPr>
         <w:spacing w:after="80"/>
       </w:pPr>
-      <w:r>
-        <w:t xml:space="preserve"/>
-      </w:r>
     </w:p>
     <w:p>
       <w:pPr>
@@ -1993,7 +3290,7 @@
           <w:b/>
           <w:bCs/>
         </w:rPr>
-        <w:t xml:space="preserve">Add empty, loading and error states</w:t>
+        <w:t>Add empty, loading and error states</w:t>
       </w:r>
       <w:r>
         <w:t xml:space="preserve"> across every page.</w:t>
@@ -2013,7 +3310,7 @@
           <w:b/>
           <w:bCs/>
         </w:rPr>
-        <w:t xml:space="preserve">Make flash messages dismissible</w:t>
+        <w:t>Make flash messages dismissible</w:t>
       </w:r>
       <w:r>
         <w:t xml:space="preserve"> (toast-style) — the styling hooks are already in your custom CSS.</w:t>
@@ -2033,7 +3330,7 @@
           <w:b/>
           <w:bCs/>
         </w:rPr>
-        <w:t xml:space="preserve">Add lightweight client-side validation</w:t>
+        <w:t>Add lightweight client-side validation</w:t>
       </w:r>
       <w:r>
         <w:t xml:space="preserve"> to complement the server-side checks.</w:t>
@@ -2053,7 +3350,7 @@
           <w:b/>
           <w:bCs/>
         </w:rPr>
-        <w:t xml:space="preserve">Run an accessibility pass</w:t>
+        <w:t>Run an accessibility pass</w:t>
       </w:r>
       <w:r>
         <w:t xml:space="preserve"> — labels, focus states, and colour contrast.</w:t>
@@ -2073,7 +3370,7 @@
           <w:b/>
           <w:bCs/>
         </w:rPr>
-        <w:t xml:space="preserve">Do a responsive QA sweep</w:t>
+        <w:t>Do a responsive QA sweep</w:t>
       </w:r>
       <w:r>
         <w:t xml:space="preserve"> on mobile, tablet and desktop widths.</w:t>
@@ -2093,7 +3390,7 @@
           <w:b/>
           <w:bCs/>
         </w:rPr>
-        <w:t xml:space="preserve">Write user-facing documentation</w:t>
+        <w:t>Write user-facing documentation</w:t>
       </w:r>
       <w:r>
         <w:t xml:space="preserve"> or a short demo walkthrough for your portfolio.</w:t>
@@ -2103,49 +3400,59 @@
       <w:pPr>
         <w:spacing w:after="80"/>
       </w:pPr>
-      <w:r>
-        <w:t xml:space="preserve"/>
-      </w:r>
     </w:p>
     <w:p>
       <w:pPr>
         <w:pStyle w:val="Heading1"/>
       </w:pPr>
-      <w:r>
-        <w:t xml:space="preserve">Phase 10 — SCADA-style monitoring (optional extension)</w:t>
-      </w:r>
+      <w:bookmarkStart w:id="11" w:name="_Toc235552620"/>
+      <w:r>
+        <w:t>Phase 10 — SCADA-style monitoring (optional extension)</w:t>
+      </w:r>
+      <w:bookmarkEnd w:id="11"/>
     </w:p>
     <w:tbl>
       <w:tblPr>
-        <w:tblW w:type="dxa" w:w="9360"/>
+        <w:tblW w:w="9360" w:type="dxa"/>
         <w:tblBorders>
-          <w:top w:val="single" w:color="auto" w:sz="4"/>
-          <w:left w:val="single" w:color="auto" w:sz="4"/>
-          <w:bottom w:val="single" w:color="auto" w:sz="4"/>
-          <w:right w:val="single" w:color="auto" w:sz="4"/>
-          <w:insideH w:val="single" w:color="auto" w:sz="4"/>
-          <w:insideV w:val="single" w:color="auto" w:sz="4"/>
+          <w:top w:val="single" w:sz="4" w:space="0" w:color="auto"/>
+          <w:left w:val="single" w:sz="4" w:space="0" w:color="auto"/>
+          <w:bottom w:val="single" w:sz="4" w:space="0" w:color="auto"/>
+          <w:right w:val="single" w:sz="4" w:space="0" w:color="auto"/>
+          <w:insideH w:val="single" w:sz="4" w:space="0" w:color="auto"/>
+          <w:insideV w:val="single" w:sz="4" w:space="0" w:color="auto"/>
         </w:tblBorders>
+        <w:tblCellMar>
+          <w:left w:w="10" w:type="dxa"/>
+          <w:right w:w="10" w:type="dxa"/>
+        </w:tblCellMar>
+        <w:tblLook w:val="04A0" w:firstRow="1" w:lastRow="0" w:firstColumn="1" w:lastColumn="0" w:noHBand="0" w:noVBand="1"/>
       </w:tblPr>
       <w:tblGrid>
         <w:gridCol w:w="9360"/>
       </w:tblGrid>
       <w:tr>
+        <w:tblPrEx>
+          <w:tblCellMar>
+            <w:top w:w="0" w:type="dxa"/>
+            <w:bottom w:w="0" w:type="dxa"/>
+          </w:tblCellMar>
+        </w:tblPrEx>
         <w:tc>
           <w:tcPr>
-            <w:tcW w:type="dxa" w:w="9360"/>
+            <w:tcW w:w="9360" w:type="dxa"/>
             <w:tcBorders>
-              <w:top w:val="single" w:color="EAF5F1" w:sz="1"/>
-              <w:left w:val="single" w:color="16A085" w:sz="18"/>
-              <w:bottom w:val="single" w:color="EAF5F1" w:sz="1"/>
-              <w:right w:val="single" w:color="EAF5F1" w:sz="1"/>
+              <w:top w:val="single" w:sz="1" w:space="0" w:color="EAF5F1"/>
+              <w:left w:val="single" w:sz="18" w:space="0" w:color="16A085"/>
+              <w:bottom w:val="single" w:sz="1" w:space="0" w:color="EAF5F1"/>
+              <w:right w:val="single" w:sz="1" w:space="0" w:color="EAF5F1"/>
             </w:tcBorders>
-            <w:shd w:fill="EAF5F1" w:val="clear"/>
+            <w:shd w:val="clear" w:color="auto" w:fill="EAF5F1"/>
             <w:tcMar>
-              <w:top w:type="dxa" w:w="100"/>
-              <w:left w:type="dxa" w:w="160"/>
-              <w:bottom w:type="dxa" w:w="100"/>
-              <w:right w:type="dxa" w:w="160"/>
+              <w:top w:w="100" w:type="dxa"/>
+              <w:left w:w="160" w:type="dxa"/>
+              <w:bottom w:w="100" w:type="dxa"/>
+              <w:right w:w="160" w:type="dxa"/>
             </w:tcMar>
           </w:tcPr>
           <w:p>
@@ -2161,7 +3468,7 @@
               <w:rPr>
                 <w:color w:val="0A2540"/>
               </w:rPr>
-              <w:t xml:space="preserve">Reshape the app into a real-time, SCADA-style industrial monitoring dashboard — a strong portfolio piece built on Flask.</w:t>
+              <w:t>Reshape the app into a real-time, SCADA-style industrial monitoring dashboard — a strong portfolio piece built on Flask.</w:t>
             </w:r>
           </w:p>
         </w:tc>
@@ -2171,9 +3478,6 @@
       <w:pPr>
         <w:spacing w:after="80"/>
       </w:pPr>
-      <w:r>
-        <w:t xml:space="preserve"/>
-      </w:r>
     </w:p>
     <w:p>
       <w:pPr>
@@ -2187,7 +3491,7 @@
           <w:sz w:val="20"/>
           <w:szCs w:val="20"/>
         </w:rPr>
-        <w:t xml:space="preserve">Scope &amp; safety: keep this a read-only MONITORING / HMI demo. Do not build a hand-rolled web app to control real, physical plant equipment — that is safety-critical and regulated (IEC 62443, functional-safety standards) and belongs to established platforms such as Ignition (Inductive Automation) or AVEVA/Wonderware. Any "control" here should act only against a simulator and be clearly labelled as a demo.</w:t>
+        <w:t>Scope &amp; safety: keep this a read-only MONITORING / HMI demo. Do not build a hand-rolled web app to control real, physical plant equipment — that is safety-critical and regulated (IEC 62443, functional-safety standards) and belongs to established platforms such as Ignition (Inductive Automation) or AVEVA/Wonderware. Any "control" here should act only against a simulator and be clearly labelled as a demo.</w:t>
       </w:r>
     </w:p>
     <w:p>
@@ -2204,7 +3508,7 @@
           <w:b/>
           <w:bCs/>
         </w:rPr>
-        <w:t xml:space="preserve">Define the scope</w:t>
+        <w:t>Define the scope</w:t>
       </w:r>
       <w:r>
         <w:t xml:space="preserve"> up front: a live monitoring dashboard that acquires and visualises telemetry in real time. No commands are sent to real equipment.</w:t>
@@ -2224,10 +3528,26 @@
           <w:b/>
           <w:bCs/>
         </w:rPr>
-        <w:t xml:space="preserve">Model tags and readings</w:t>
-      </w:r>
-      <w:r>
-        <w:t xml:space="preserve">. Add a Tag/Sensor model and a time-series Reading table. Use a proper time-series store (TimescaleDB or InfluxDB) rather than plain SQLite for history.</w:t>
+        <w:t>Model tags and readings</w:t>
+      </w:r>
+      <w:r>
+        <w:t>. Add a Tag/Sensor model and a time-series Reading table. Use a proper time-series store (</w:t>
+      </w:r>
+      <w:proofErr w:type="spellStart"/>
+      <w:r>
+        <w:t>TimescaleDB</w:t>
+      </w:r>
+      <w:proofErr w:type="spellEnd"/>
+      <w:r>
+        <w:t xml:space="preserve"> or </w:t>
+      </w:r>
+      <w:proofErr w:type="spellStart"/>
+      <w:r>
+        <w:t>InfluxDB</w:t>
+      </w:r>
+      <w:proofErr w:type="spellEnd"/>
+      <w:r>
+        <w:t>) rather than plain SQLite for history.</w:t>
       </w:r>
     </w:p>
     <w:p>
@@ -2244,10 +3564,18 @@
           <w:b/>
           <w:bCs/>
         </w:rPr>
-        <w:t xml:space="preserve">Stand up a data source</w:t>
-      </w:r>
-      <w:r>
-        <w:t xml:space="preserve">. Run a Modbus TCP simulator (for example with pymodbus) so no physical hardware is needed. Hide it behind a reader interface so a real PLC or OPC-UA server can drop in later.</w:t>
+        <w:t>Stand up a data source</w:t>
+      </w:r>
+      <w:r>
+        <w:t xml:space="preserve">. Run a Modbus TCP simulator (for example with </w:t>
+      </w:r>
+      <w:proofErr w:type="spellStart"/>
+      <w:r>
+        <w:t>pymodbus</w:t>
+      </w:r>
+      <w:proofErr w:type="spellEnd"/>
+      <w:r>
+        <w:t>) so no physical hardware is needed. Hide it behind a reader interface so a real PLC or OPC-UA server can drop in later.</w:t>
       </w:r>
     </w:p>
     <w:p>
@@ -2264,7 +3592,7 @@
           <w:b/>
           <w:bCs/>
         </w:rPr>
-        <w:t xml:space="preserve">Build a collector service</w:t>
+        <w:t>Build a collector service</w:t>
       </w:r>
       <w:r>
         <w:t xml:space="preserve"> as a separate long-running process that polls tags on a fixed interval and writes readings to the historian. This must be independent of the web request/response cycle.</w:t>
@@ -2284,10 +3612,26 @@
           <w:b/>
           <w:bCs/>
         </w:rPr>
-        <w:t xml:space="preserve">Add real-time push to the browser</w:t>
-      </w:r>
-      <w:r>
-        <w:t xml:space="preserve"> with Flask-SocketIO (WebSockets) — stream live values to the dashboard instead of polling from the client.</w:t>
+        <w:t>Add real-time push to the browser</w:t>
+      </w:r>
+      <w:r>
+        <w:t xml:space="preserve"> with Flask-</w:t>
+      </w:r>
+      <w:proofErr w:type="spellStart"/>
+      <w:r>
+        <w:t>SocketIO</w:t>
+      </w:r>
+      <w:proofErr w:type="spellEnd"/>
+      <w:r>
+        <w:t xml:space="preserve"> (</w:t>
+      </w:r>
+      <w:proofErr w:type="spellStart"/>
+      <w:r>
+        <w:t>WebSockets</w:t>
+      </w:r>
+      <w:proofErr w:type="spellEnd"/>
+      <w:r>
+        <w:t>) — stream live values to the dashboard instead of polling from the client.</w:t>
       </w:r>
     </w:p>
     <w:p>
@@ -2304,7 +3648,7 @@
           <w:b/>
           <w:bCs/>
         </w:rPr>
-        <w:t xml:space="preserve">Build the live dashboard</w:t>
+        <w:t>Build the live dashboard</w:t>
       </w:r>
       <w:r>
         <w:t xml:space="preserve"> with gauges, a rolling trend chart (Chart.js or similar), and per-tag status colours (normal / warning / alarm).</w:t>
@@ -2324,7 +3668,7 @@
           <w:b/>
           <w:bCs/>
         </w:rPr>
-        <w:t xml:space="preserve">Add threshold-based alarms</w:t>
+        <w:t>Add threshold-based alarms</w:t>
       </w:r>
       <w:r>
         <w:t xml:space="preserve"> that raise an alarm when a tag crosses a limit — and have each alarm auto-create an Issue, tying this back into your existing feature set.</w:t>
@@ -2344,7 +3688,7 @@
           <w:b/>
           <w:bCs/>
         </w:rPr>
-        <w:t xml:space="preserve">Add a historian view</w:t>
+        <w:t>Add a historian view</w:t>
       </w:r>
       <w:r>
         <w:t xml:space="preserve"> to query and chart historical trends over a chosen time range.</w:t>
@@ -2364,34 +3708,41 @@
           <w:b/>
           <w:bCs/>
         </w:rPr>
-        <w:t xml:space="preserve">Harden and document</w:t>
-      </w:r>
-      <w:r>
-        <w:t xml:space="preserve">. Label it clearly as a monitoring demo, keep write/control off, note the OT-security considerations (IEC 62443), and reference established SCADA platforms for anything that would control real equipment.</w:t>
+        <w:t>Harden and document</w:t>
+      </w:r>
+      <w:r>
+        <w:t>. Label it clearly as a monitoring demo, keep write/control off, note the OT-security considerations (IEC 62443), and reference established SCADA platforms for anything that would control real equipment.</w:t>
       </w:r>
     </w:p>
     <w:p>
       <w:pPr>
         <w:spacing w:after="80"/>
       </w:pPr>
-      <w:r>
-        <w:t xml:space="preserve"/>
-      </w:r>
     </w:p>
     <w:p>
       <w:pPr>
         <w:pStyle w:val="Heading1"/>
       </w:pPr>
-      <w:r>
-        <w:t xml:space="preserve">Definition of done</w:t>
-      </w:r>
+      <w:bookmarkStart w:id="12" w:name="_Toc235552621"/>
+      <w:r>
+        <w:t>Definition of done</w:t>
+      </w:r>
+      <w:bookmarkEnd w:id="12"/>
     </w:p>
     <w:p>
       <w:pPr>
         <w:spacing w:after="120"/>
       </w:pPr>
       <w:r>
-        <w:t xml:space="preserve">You can reasonably call Plant Sync “full-scale deployable” once all of the following are true:</w:t>
+        <w:t xml:space="preserve">You can reasonably call Plant Sync “full-scale deployable” once </w:t>
+      </w:r>
+      <w:proofErr w:type="gramStart"/>
+      <w:r>
+        <w:t>all of</w:t>
+      </w:r>
+      <w:proofErr w:type="gramEnd"/>
+      <w:r>
+        <w:t xml:space="preserve"> the following are true:</w:t>
       </w:r>
     </w:p>
     <w:p>
@@ -2408,7 +3759,7 @@
           <w:sz w:val="21"/>
           <w:szCs w:val="21"/>
         </w:rPr>
-        <w:t xml:space="preserve">Every core workflow (register, log in, create, view, edit, close an issue) works end to end.</w:t>
+        <w:t>Every core workflow (register, log in, create, view, edit, close an issue) works end to end.</w:t>
       </w:r>
     </w:p>
     <w:p>
@@ -2425,7 +3776,7 @@
           <w:sz w:val="21"/>
           <w:szCs w:val="21"/>
         </w:rPr>
-        <w:t xml:space="preserve">Roles are enforced, secrets are external, and security headers are in place.</w:t>
+        <w:t>Roles are enforced, secrets are external, and security headers are in place.</w:t>
       </w:r>
     </w:p>
     <w:p>
@@ -2442,7 +3793,7 @@
           <w:sz w:val="21"/>
           <w:szCs w:val="21"/>
         </w:rPr>
-        <w:t xml:space="preserve">An automated test suite runs in CI on every push.</w:t>
+        <w:t>An automated test suite runs in CI on every push.</w:t>
       </w:r>
     </w:p>
     <w:p>
@@ -2459,71 +3810,74 @@
           <w:sz w:val="21"/>
           <w:szCs w:val="21"/>
         </w:rPr>
-        <w:t xml:space="preserve">The app runs on PostgreSQL behind gunicorn, packaged in Docker.</w:t>
-      </w:r>
-    </w:p>
-    <w:p>
-      <w:pPr>
-        <w:pStyle w:val="ListParagraph"/>
-        <w:numPr>
-          <w:ilvl w:val="0"/>
-          <w:numId w:val="2"/>
-        </w:numPr>
-        <w:spacing w:after="60"/>
-      </w:pPr>
+        <w:t xml:space="preserve">The app runs on PostgreSQL behind </w:t>
+      </w:r>
+      <w:proofErr w:type="spellStart"/>
       <w:r>
         <w:rPr>
           <w:sz w:val="21"/>
           <w:szCs w:val="21"/>
         </w:rPr>
-        <w:t xml:space="preserve">It is deployed to a live URL with HTTPS, health checks, logging, and error monitoring.</w:t>
-      </w:r>
-    </w:p>
-    <w:p>
-      <w:pPr>
-        <w:pStyle w:val="ListParagraph"/>
-        <w:numPr>
-          <w:ilvl w:val="0"/>
-          <w:numId w:val="2"/>
-        </w:numPr>
-        <w:spacing w:after="60"/>
-      </w:pPr>
+        <w:t>gunicorn</w:t>
+      </w:r>
+      <w:proofErr w:type="spellEnd"/>
       <w:r>
         <w:rPr>
           <w:sz w:val="21"/>
           <w:szCs w:val="21"/>
         </w:rPr>
-        <w:t xml:space="preserve">The database is backed up automatically and restores have been tested.</w:t>
+        <w:t>, packaged in Docker.</w:t>
+      </w:r>
+    </w:p>
+    <w:p>
+      <w:pPr>
+        <w:pStyle w:val="ListParagraph"/>
+        <w:numPr>
+          <w:ilvl w:val="0"/>
+          <w:numId w:val="2"/>
+        </w:numPr>
+        <w:spacing w:after="60"/>
+      </w:pPr>
+      <w:r>
+        <w:rPr>
+          <w:sz w:val="21"/>
+          <w:szCs w:val="21"/>
+        </w:rPr>
+        <w:t>It is deployed to a live URL with HTTPS, health checks, logging, and error monitoring.</w:t>
+      </w:r>
+    </w:p>
+    <w:p>
+      <w:pPr>
+        <w:pStyle w:val="ListParagraph"/>
+        <w:numPr>
+          <w:ilvl w:val="0"/>
+          <w:numId w:val="2"/>
+        </w:numPr>
+        <w:spacing w:after="60"/>
+      </w:pPr>
+      <w:r>
+        <w:rPr>
+          <w:sz w:val="21"/>
+          <w:szCs w:val="21"/>
+        </w:rPr>
+        <w:t>The database is backed up automatically and restores have been tested.</w:t>
       </w:r>
     </w:p>
     <w:sectPr>
       <w:footerReference w:type="default" r:id="rId7"/>
-      <w:pgSz w:w="12240" w:h="15840" w:orient="portrait"/>
+      <w:pgSz w:w="12240" w:h="15840"/>
       <w:pgMar w:top="1440" w:right="1440" w:bottom="1440" w:left="1440" w:header="708" w:footer="708" w:gutter="0"/>
-      <w:pgNumType/>
+      <w:cols w:space="720"/>
       <w:docGrid w:linePitch="360"/>
     </w:sectPr>
   </w:body>
 </w:document>
 </file>
 
-<file path=word/comments.xml><?xml version="1.0" encoding="utf-8"?>
-<w:comments xmlns:cx="http://schemas.microsoft.com/office/drawing/2014/chartex" xmlns:cx1="http://schemas.microsoft.com/office/drawing/2015/9/8/chartex" xmlns:cx2="http://schemas.microsoft.com/office/drawing/2015/10/21/chartex" xmlns:cx3="http://schemas.microsoft.com/office/drawing/2016/5/9/chartex" xmlns:cx4="http://schemas.microsoft.com/office/drawing/2016/5/10/chartex" xmlns:cx5="http://schemas.microsoft.com/office/drawing/2016/5/11/chartex" xmlns:cx6="http://schemas.microsoft.com/office/drawing/2016/5/12/chartex" xmlns:cx7="http://schemas.microsoft.com/office/drawing/2016/5/13/chartex" xmlns:cx8="http://schemas.microsoft.com/office/drawing/2016/5/14/chartex" xmlns:mc="http://schemas.openxmlformats.org/markup-compatibility/2006" xmlns:aink="http://schemas.microsoft.com/office/drawing/2016/ink" xmlns:am3d="http://schemas.microsoft.com/office/drawing/2017/model3d" xmlns:o="urn:schemas-microsoft-com:office:office" xmlns:r="http://schemas.openxmlformats.org/officeDocument/2006/relationships" xmlns:m="http://schemas.openxmlformats.org/officeDocument/2006/math" xmlns:v="urn:schemas-microsoft-com:vml" xmlns:wp14="http://schemas.microsoft.com/office/word/2010/wordprocessingDrawing" xmlns:wp="http://schemas.openxmlformats.org/drawingml/2006/wordprocessingDrawing" xmlns:w10="urn:schemas-microsoft-com:office:word" xmlns:w="http://schemas.openxmlformats.org/wordprocessingml/2006/main" xmlns:w14="http://schemas.microsoft.com/office/word/2010/wordml" xmlns:w15="http://schemas.microsoft.com/office/word/2012/wordml" xmlns:w16cex="http://schemas.microsoft.com/office/word/2018/wordml/cex" xmlns:w16cid="http://schemas.microsoft.com/office/word/2016/wordml/cid" xmlns:w16="http://schemas.microsoft.com/office/word/2018/wordml" xmlns:w16sdtdh="http://schemas.microsoft.com/office/word/2020/wordml/sdtdatahash" xmlns:w16se="http://schemas.microsoft.com/office/word/2015/wordml/symex" xmlns:wpg="http://schemas.microsoft.com/office/word/2010/wordprocessingGroup" xmlns:wpi="http://schemas.microsoft.com/office/word/2010/wordprocessingInk" xmlns:wne="http://schemas.microsoft.com/office/word/2006/wordml" xmlns:wps="http://schemas.microsoft.com/office/word/2010/wordprocessingShape"/>
-</file>
-
 <file path=word/endnotes.xml><?xml version="1.0" encoding="utf-8"?>
-<w:endnotes xmlns:wpc="http://schemas.microsoft.com/office/word/2010/wordprocessingCanvas" xmlns:mc="http://schemas.openxmlformats.org/markup-compatibility/2006" xmlns:o="urn:schemas-microsoft-com:office:office" xmlns:r="http://schemas.openxmlformats.org/officeDocument/2006/relationships" xmlns:m="http://schemas.openxmlformats.org/officeDocument/2006/math" xmlns:v="urn:schemas-microsoft-com:vml" xmlns:wp14="http://schemas.microsoft.com/office/word/2010/wordprocessingDrawing" xmlns:wp="http://schemas.openxmlformats.org/drawingml/2006/wordprocessingDrawing" xmlns:w10="urn:schemas-microsoft-com:office:word" xmlns:w="http://schemas.openxmlformats.org/wordprocessingml/2006/main" xmlns:w14="http://schemas.microsoft.com/office/word/2010/wordml" xmlns:w15="http://schemas.microsoft.com/office/word/2012/wordml" xmlns:wpg="http://schemas.microsoft.com/office/word/2010/wordprocessingGroup" xmlns:wpi="http://schemas.microsoft.com/office/word/2010/wordprocessingInk" xmlns:wne="http://schemas.microsoft.com/office/word/2006/wordml" xmlns:wps="http://schemas.microsoft.com/office/word/2010/wordprocessingShape" mc:Ignorable="w14 w15 wp14">
+<w:endnotes xmlns:wpc="http://schemas.microsoft.com/office/word/2010/wordprocessingCanvas" xmlns:cx="http://schemas.microsoft.com/office/drawing/2014/chartex" xmlns:cx1="http://schemas.microsoft.com/office/drawing/2015/9/8/chartex" xmlns:cx2="http://schemas.microsoft.com/office/drawing/2015/10/21/chartex" xmlns:cx3="http://schemas.microsoft.com/office/drawing/2016/5/9/chartex" xmlns:cx4="http://schemas.microsoft.com/office/drawing/2016/5/10/chartex" xmlns:cx5="http://schemas.microsoft.com/office/drawing/2016/5/11/chartex" xmlns:cx6="http://schemas.microsoft.com/office/drawing/2016/5/12/chartex" xmlns:cx7="http://schemas.microsoft.com/office/drawing/2016/5/13/chartex" xmlns:cx8="http://schemas.microsoft.com/office/drawing/2016/5/14/chartex" xmlns:mc="http://schemas.openxmlformats.org/markup-compatibility/2006" xmlns:aink="http://schemas.microsoft.com/office/drawing/2016/ink" xmlns:am3d="http://schemas.microsoft.com/office/drawing/2017/model3d" xmlns:o="urn:schemas-microsoft-com:office:office" xmlns:oel="http://schemas.microsoft.com/office/2019/extlst" xmlns:r="http://schemas.openxmlformats.org/officeDocument/2006/relationships" xmlns:m="http://schemas.openxmlformats.org/officeDocument/2006/math" xmlns:v="urn:schemas-microsoft-com:vml" xmlns:wp14="http://schemas.microsoft.com/office/word/2010/wordprocessingDrawing" xmlns:wp="http://schemas.openxmlformats.org/drawingml/2006/wordprocessingDrawing" xmlns:w10="urn:schemas-microsoft-com:office:word" xmlns:w="http://schemas.openxmlformats.org/wordprocessingml/2006/main" xmlns:w14="http://schemas.microsoft.com/office/word/2010/wordml" xmlns:w15="http://schemas.microsoft.com/office/word/2012/wordml" xmlns:w16cex="http://schemas.microsoft.com/office/word/2018/wordml/cex" xmlns:w16cid="http://schemas.microsoft.com/office/word/2016/wordml/cid" xmlns:w16="http://schemas.microsoft.com/office/word/2018/wordml" xmlns:w16du="http://schemas.microsoft.com/office/word/2023/wordml/word16du" xmlns:w16sdtdh="http://schemas.microsoft.com/office/word/2020/wordml/sdtdatahash" xmlns:w16sdtfl="http://schemas.microsoft.com/office/word/2024/wordml/sdtformatlock" xmlns:w16se="http://schemas.microsoft.com/office/word/2015/wordml/symex" xmlns:wpg="http://schemas.microsoft.com/office/word/2010/wordprocessingGroup" xmlns:wpi="http://schemas.microsoft.com/office/word/2010/wordprocessingInk" xmlns:wne="http://schemas.microsoft.com/office/word/2006/wordml" xmlns:wps="http://schemas.microsoft.com/office/word/2010/wordprocessingShape" mc:Ignorable="w14 w15 w16se w16cid w16 w16cex w16sdtdh w16sdtfl w16du wp14">
   <w:endnote w:type="separator" w:id="-1">
     <w:p>
-      <w:pPr>
-        <w:spacing w:after="0" w:line="240" w:lineRule="auto"/>
-      </w:pPr>
-      <w:r>
-        <w:rPr>
-          <w:rStyle w:val="EndnoteReference"/>
-        </w:rPr>
-        <w:endnoteRef/>
-      </w:r>
       <w:r>
         <w:separator/>
       </w:r>
@@ -2531,15 +3885,6 @@
   </w:endnote>
   <w:endnote w:type="continuationSeparator" w:id="0">
     <w:p>
-      <w:pPr>
-        <w:spacing w:after="0" w:line="240" w:lineRule="auto"/>
-      </w:pPr>
-      <w:r>
-        <w:rPr>
-          <w:rStyle w:val="EndnoteReference"/>
-        </w:rPr>
-        <w:endnoteRef/>
-      </w:r>
       <w:r>
         <w:continuationSeparator/>
       </w:r>
@@ -2549,7 +3894,7 @@
 </file>
 
 <file path=word/footer1.xml><?xml version="1.0" encoding="utf-8"?>
-<w:ftr xmlns:wpc="http://schemas.microsoft.com/office/word/2010/wordprocessingCanvas" xmlns:mc="http://schemas.openxmlformats.org/markup-compatibility/2006" xmlns:o="urn:schemas-microsoft-com:office:office" xmlns:r="http://schemas.openxmlformats.org/officeDocument/2006/relationships" xmlns:m="http://schemas.openxmlformats.org/officeDocument/2006/math" xmlns:v="urn:schemas-microsoft-com:vml" xmlns:wp14="http://schemas.microsoft.com/office/word/2010/wordprocessingDrawing" xmlns:wp="http://schemas.openxmlformats.org/drawingml/2006/wordprocessingDrawing" xmlns:w10="urn:schemas-microsoft-com:office:word" xmlns:w="http://schemas.openxmlformats.org/wordprocessingml/2006/main" xmlns:w14="http://schemas.microsoft.com/office/word/2010/wordml" xmlns:w15="http://schemas.microsoft.com/office/word/2012/wordml" xmlns:wpg="http://schemas.microsoft.com/office/word/2010/wordprocessingGroup" xmlns:wpi="http://schemas.microsoft.com/office/word/2010/wordprocessingInk" xmlns:wne="http://schemas.microsoft.com/office/word/2006/wordml" xmlns:wps="http://schemas.microsoft.com/office/word/2010/wordprocessingShape">
+<w:ftr xmlns:wpc="http://schemas.microsoft.com/office/word/2010/wordprocessingCanvas" xmlns:cx="http://schemas.microsoft.com/office/drawing/2014/chartex" xmlns:cx1="http://schemas.microsoft.com/office/drawing/2015/9/8/chartex" xmlns:cx2="http://schemas.microsoft.com/office/drawing/2015/10/21/chartex" xmlns:cx3="http://schemas.microsoft.com/office/drawing/2016/5/9/chartex" xmlns:cx4="http://schemas.microsoft.com/office/drawing/2016/5/10/chartex" xmlns:cx5="http://schemas.microsoft.com/office/drawing/2016/5/11/chartex" xmlns:cx6="http://schemas.microsoft.com/office/drawing/2016/5/12/chartex" xmlns:cx7="http://schemas.microsoft.com/office/drawing/2016/5/13/chartex" xmlns:cx8="http://schemas.microsoft.com/office/drawing/2016/5/14/chartex" xmlns:mc="http://schemas.openxmlformats.org/markup-compatibility/2006" xmlns:aink="http://schemas.microsoft.com/office/drawing/2016/ink" xmlns:am3d="http://schemas.microsoft.com/office/drawing/2017/model3d" xmlns:o="urn:schemas-microsoft-com:office:office" xmlns:oel="http://schemas.microsoft.com/office/2019/extlst" xmlns:r="http://schemas.openxmlformats.org/officeDocument/2006/relationships" xmlns:m="http://schemas.openxmlformats.org/officeDocument/2006/math" xmlns:v="urn:schemas-microsoft-com:vml" xmlns:wp14="http://schemas.microsoft.com/office/word/2010/wordprocessingDrawing" xmlns:wp="http://schemas.openxmlformats.org/drawingml/2006/wordprocessingDrawing" xmlns:w10="urn:schemas-microsoft-com:office:word" xmlns:w="http://schemas.openxmlformats.org/wordprocessingml/2006/main" xmlns:w14="http://schemas.microsoft.com/office/word/2010/wordml" xmlns:w15="http://schemas.microsoft.com/office/word/2012/wordml" xmlns:w16cex="http://schemas.microsoft.com/office/word/2018/wordml/cex" xmlns:w16cid="http://schemas.microsoft.com/office/word/2016/wordml/cid" xmlns:w16="http://schemas.microsoft.com/office/word/2018/wordml" xmlns:w16du="http://schemas.microsoft.com/office/word/2023/wordml/word16du" xmlns:w16sdtdh="http://schemas.microsoft.com/office/word/2020/wordml/sdtdatahash" xmlns:w16sdtfl="http://schemas.microsoft.com/office/word/2024/wordml/sdtformatlock" xmlns:w16se="http://schemas.microsoft.com/office/word/2015/wordml/symex" xmlns:wpg="http://schemas.microsoft.com/office/word/2010/wordprocessingGroup" xmlns:wpi="http://schemas.microsoft.com/office/word/2010/wordprocessingInk" xmlns:wne="http://schemas.microsoft.com/office/word/2006/wordml" xmlns:wps="http://schemas.microsoft.com/office/word/2010/wordprocessingShape" mc:Ignorable="w14 w15 w16se w16cid w16 w16cex w16sdtdh w16sdtfl w16du wp14">
   <w:p>
     <w:pPr>
       <w:jc w:val="center"/>
@@ -2569,8 +3914,38 @@
         <w:szCs w:val="18"/>
       </w:rPr>
       <w:fldChar w:fldCharType="begin"/>
-      <w:instrText xml:space="preserve">PAGE</w:instrText>
+    </w:r>
+    <w:r>
+      <w:rPr>
+        <w:color w:val="5A6B7B"/>
+        <w:sz w:val="18"/>
+        <w:szCs w:val="18"/>
+      </w:rPr>
+      <w:instrText>PAGE</w:instrText>
+    </w:r>
+    <w:r>
+      <w:rPr>
+        <w:color w:val="5A6B7B"/>
+        <w:sz w:val="18"/>
+        <w:szCs w:val="18"/>
+      </w:rPr>
       <w:fldChar w:fldCharType="separate"/>
+    </w:r>
+    <w:r>
+      <w:rPr>
+        <w:noProof/>
+        <w:color w:val="5A6B7B"/>
+        <w:sz w:val="18"/>
+        <w:szCs w:val="18"/>
+      </w:rPr>
+      <w:t>1</w:t>
+    </w:r>
+    <w:r>
+      <w:rPr>
+        <w:color w:val="5A6B7B"/>
+        <w:sz w:val="18"/>
+        <w:szCs w:val="18"/>
+      </w:rPr>
       <w:fldChar w:fldCharType="end"/>
     </w:r>
   </w:p>
@@ -2578,18 +3953,9 @@
 </file>
 
 <file path=word/footnotes.xml><?xml version="1.0" encoding="utf-8"?>
-<w:footnotes xmlns:wpc="http://schemas.microsoft.com/office/word/2010/wordprocessingCanvas" xmlns:mc="http://schemas.openxmlformats.org/markup-compatibility/2006" xmlns:o="urn:schemas-microsoft-com:office:office" xmlns:r="http://schemas.openxmlformats.org/officeDocument/2006/relationships" xmlns:m="http://schemas.openxmlformats.org/officeDocument/2006/math" xmlns:v="urn:schemas-microsoft-com:vml" xmlns:wp14="http://schemas.microsoft.com/office/word/2010/wordprocessingDrawing" xmlns:wp="http://schemas.openxmlformats.org/drawingml/2006/wordprocessingDrawing" xmlns:w10="urn:schemas-microsoft-com:office:word" xmlns:w="http://schemas.openxmlformats.org/wordprocessingml/2006/main" xmlns:w14="http://schemas.microsoft.com/office/word/2010/wordml" xmlns:w15="http://schemas.microsoft.com/office/word/2012/wordml" xmlns:wpg="http://schemas.microsoft.com/office/word/2010/wordprocessingGroup" xmlns:wpi="http://schemas.microsoft.com/office/word/2010/wordprocessingInk" xmlns:wne="http://schemas.microsoft.com/office/word/2006/wordml" xmlns:wps="http://schemas.microsoft.com/office/word/2010/wordprocessingShape" mc:Ignorable="w14 w15 wp14">
+<w:footnotes xmlns:wpc="http://schemas.microsoft.com/office/word/2010/wordprocessingCanvas" xmlns:cx="http://schemas.microsoft.com/office/drawing/2014/chartex" xmlns:cx1="http://schemas.microsoft.com/office/drawing/2015/9/8/chartex" xmlns:cx2="http://schemas.microsoft.com/office/drawing/2015/10/21/chartex" xmlns:cx3="http://schemas.microsoft.com/office/drawing/2016/5/9/chartex" xmlns:cx4="http://schemas.microsoft.com/office/drawing/2016/5/10/chartex" xmlns:cx5="http://schemas.microsoft.com/office/drawing/2016/5/11/chartex" xmlns:cx6="http://schemas.microsoft.com/office/drawing/2016/5/12/chartex" xmlns:cx7="http://schemas.microsoft.com/office/drawing/2016/5/13/chartex" xmlns:cx8="http://schemas.microsoft.com/office/drawing/2016/5/14/chartex" xmlns:mc="http://schemas.openxmlformats.org/markup-compatibility/2006" xmlns:aink="http://schemas.microsoft.com/office/drawing/2016/ink" xmlns:am3d="http://schemas.microsoft.com/office/drawing/2017/model3d" xmlns:o="urn:schemas-microsoft-com:office:office" xmlns:oel="http://schemas.microsoft.com/office/2019/extlst" xmlns:r="http://schemas.openxmlformats.org/officeDocument/2006/relationships" xmlns:m="http://schemas.openxmlformats.org/officeDocument/2006/math" xmlns:v="urn:schemas-microsoft-com:vml" xmlns:wp14="http://schemas.microsoft.com/office/word/2010/wordprocessingDrawing" xmlns:wp="http://schemas.openxmlformats.org/drawingml/2006/wordprocessingDrawing" xmlns:w10="urn:schemas-microsoft-com:office:word" xmlns:w="http://schemas.openxmlformats.org/wordprocessingml/2006/main" xmlns:w14="http://schemas.microsoft.com/office/word/2010/wordml" xmlns:w15="http://schemas.microsoft.com/office/word/2012/wordml" xmlns:w16cex="http://schemas.microsoft.com/office/word/2018/wordml/cex" xmlns:w16cid="http://schemas.microsoft.com/office/word/2016/wordml/cid" xmlns:w16="http://schemas.microsoft.com/office/word/2018/wordml" xmlns:w16du="http://schemas.microsoft.com/office/word/2023/wordml/word16du" xmlns:w16sdtdh="http://schemas.microsoft.com/office/word/2020/wordml/sdtdatahash" xmlns:w16sdtfl="http://schemas.microsoft.com/office/word/2024/wordml/sdtformatlock" xmlns:w16se="http://schemas.microsoft.com/office/word/2015/wordml/symex" xmlns:wpg="http://schemas.microsoft.com/office/word/2010/wordprocessingGroup" xmlns:wpi="http://schemas.microsoft.com/office/word/2010/wordprocessingInk" xmlns:wne="http://schemas.microsoft.com/office/word/2006/wordml" xmlns:wps="http://schemas.microsoft.com/office/word/2010/wordprocessingShape" mc:Ignorable="w14 w15 w16se w16cid w16 w16cex w16sdtdh w16sdtfl w16du wp14">
   <w:footnote w:type="separator" w:id="-1">
     <w:p>
-      <w:pPr>
-        <w:spacing w:after="0" w:line="240" w:lineRule="auto"/>
-      </w:pPr>
-      <w:r>
-        <w:rPr>
-          <w:rStyle w:val="FootnoteReference"/>
-        </w:rPr>
-        <w:footnoteRef/>
-      </w:r>
       <w:r>
         <w:separator/>
       </w:r>
@@ -2597,15 +3963,6 @@
   </w:footnote>
   <w:footnote w:type="continuationSeparator" w:id="0">
     <w:p>
-      <w:pPr>
-        <w:spacing w:after="0" w:line="240" w:lineRule="auto"/>
-      </w:pPr>
-      <w:r>
-        <w:rPr>
-          <w:rStyle w:val="FootnoteReference"/>
-        </w:rPr>
-        <w:footnoteRef/>
-      </w:r>
       <w:r>
         <w:continuationSeparator/>
       </w:r>
@@ -2615,10 +3972,660 @@
 </file>
 
 <file path=word/numbering.xml><?xml version="1.0" encoding="utf-8"?>
-<w:numbering xmlns:wpc="http://schemas.microsoft.com/office/word/2010/wordprocessingCanvas" xmlns:mc="http://schemas.openxmlformats.org/markup-compatibility/2006" xmlns:o="urn:schemas-microsoft-com:office:office" xmlns:r="http://schemas.openxmlformats.org/officeDocument/2006/relationships" xmlns:m="http://schemas.openxmlformats.org/officeDocument/2006/math" xmlns:v="urn:schemas-microsoft-com:vml" xmlns:wp14="http://schemas.microsoft.com/office/word/2010/wordprocessingDrawing" xmlns:wp="http://schemas.openxmlformats.org/drawingml/2006/wordprocessingDrawing" xmlns:w10="urn:schemas-microsoft-com:office:word" xmlns:w="http://schemas.openxmlformats.org/wordprocessingml/2006/main" xmlns:w14="http://schemas.microsoft.com/office/word/2010/wordml" xmlns:w15="http://schemas.microsoft.com/office/word/2012/wordml" xmlns:wpg="http://schemas.microsoft.com/office/word/2010/wordprocessingGroup" xmlns:wpi="http://schemas.microsoft.com/office/word/2010/wordprocessingInk" xmlns:wne="http://schemas.microsoft.com/office/word/2006/wordml" xmlns:wps="http://schemas.microsoft.com/office/word/2010/wordprocessingShape" mc:Ignorable="w14 w15 wp14">
+<w:numbering xmlns:wpc="http://schemas.microsoft.com/office/word/2010/wordprocessingCanvas" xmlns:cx="http://schemas.microsoft.com/office/drawing/2014/chartex" xmlns:cx1="http://schemas.microsoft.com/office/drawing/2015/9/8/chartex" xmlns:cx2="http://schemas.microsoft.com/office/drawing/2015/10/21/chartex" xmlns:cx3="http://schemas.microsoft.com/office/drawing/2016/5/9/chartex" xmlns:cx4="http://schemas.microsoft.com/office/drawing/2016/5/10/chartex" xmlns:cx5="http://schemas.microsoft.com/office/drawing/2016/5/11/chartex" xmlns:cx6="http://schemas.microsoft.com/office/drawing/2016/5/12/chartex" xmlns:cx7="http://schemas.microsoft.com/office/drawing/2016/5/13/chartex" xmlns:cx8="http://schemas.microsoft.com/office/drawing/2016/5/14/chartex" xmlns:mc="http://schemas.openxmlformats.org/markup-compatibility/2006" xmlns:aink="http://schemas.microsoft.com/office/drawing/2016/ink" xmlns:am3d="http://schemas.microsoft.com/office/drawing/2017/model3d" xmlns:o="urn:schemas-microsoft-com:office:office" xmlns:oel="http://schemas.microsoft.com/office/2019/extlst" xmlns:r="http://schemas.openxmlformats.org/officeDocument/2006/relationships" xmlns:m="http://schemas.openxmlformats.org/officeDocument/2006/math" xmlns:v="urn:schemas-microsoft-com:vml" xmlns:wp14="http://schemas.microsoft.com/office/word/2010/wordprocessingDrawing" xmlns:wp="http://schemas.openxmlformats.org/drawingml/2006/wordprocessingDrawing" xmlns:w10="urn:schemas-microsoft-com:office:word" xmlns:w="http://schemas.openxmlformats.org/wordprocessingml/2006/main" xmlns:w14="http://schemas.microsoft.com/office/word/2010/wordml" xmlns:w15="http://schemas.microsoft.com/office/word/2012/wordml" xmlns:w16cex="http://schemas.microsoft.com/office/word/2018/wordml/cex" xmlns:w16cid="http://schemas.microsoft.com/office/word/2016/wordml/cid" xmlns:w16="http://schemas.microsoft.com/office/word/2018/wordml" xmlns:w16du="http://schemas.microsoft.com/office/word/2023/wordml/word16du" xmlns:w16sdtdh="http://schemas.microsoft.com/office/word/2020/wordml/sdtdatahash" xmlns:w16sdtfl="http://schemas.microsoft.com/office/word/2024/wordml/sdtformatlock" xmlns:w16se="http://schemas.microsoft.com/office/word/2015/wordml/symex" xmlns:wpg="http://schemas.microsoft.com/office/word/2010/wordprocessingGroup" xmlns:wpi="http://schemas.microsoft.com/office/word/2010/wordprocessingInk" xmlns:wne="http://schemas.microsoft.com/office/word/2006/wordml" xmlns:wps="http://schemas.microsoft.com/office/word/2010/wordprocessingShape" mc:Ignorable="w14 w15 w16se w16cid w16 w16cex w16sdtdh w16sdtfl w16du wp14">
+  <w:abstractNum w:abstractNumId="0" w15:restartNumberingAfterBreak="0">
+    <w:nsid w:val="12836A61"/>
+    <w:multiLevelType w:val="hybridMultilevel"/>
+    <w:tmpl w:val="A796D338"/>
+    <w:lvl w:ilvl="0" w:tplc="922C3690">
+      <w:start w:val="1"/>
+      <w:numFmt w:val="decimal"/>
+      <w:lvlText w:val="Step %1."/>
+      <w:lvlJc w:val="left"/>
+      <w:pPr>
+        <w:ind w:left="720" w:hanging="480"/>
+      </w:pPr>
+    </w:lvl>
+    <w:lvl w:ilvl="1" w:tplc="A416841C">
+      <w:numFmt w:val="decimal"/>
+      <w:lvlText w:val=""/>
+      <w:lvlJc w:val="left"/>
+    </w:lvl>
+    <w:lvl w:ilvl="2" w:tplc="94B6A046">
+      <w:numFmt w:val="decimal"/>
+      <w:lvlText w:val=""/>
+      <w:lvlJc w:val="left"/>
+    </w:lvl>
+    <w:lvl w:ilvl="3" w:tplc="3C0263F0">
+      <w:numFmt w:val="decimal"/>
+      <w:lvlText w:val=""/>
+      <w:lvlJc w:val="left"/>
+    </w:lvl>
+    <w:lvl w:ilvl="4" w:tplc="565A2836">
+      <w:numFmt w:val="decimal"/>
+      <w:lvlText w:val=""/>
+      <w:lvlJc w:val="left"/>
+    </w:lvl>
+    <w:lvl w:ilvl="5" w:tplc="E4287632">
+      <w:numFmt w:val="decimal"/>
+      <w:lvlText w:val=""/>
+      <w:lvlJc w:val="left"/>
+    </w:lvl>
+    <w:lvl w:ilvl="6" w:tplc="F2D454E8">
+      <w:numFmt w:val="decimal"/>
+      <w:lvlText w:val=""/>
+      <w:lvlJc w:val="left"/>
+    </w:lvl>
+    <w:lvl w:ilvl="7" w:tplc="E1CCE3F4">
+      <w:numFmt w:val="decimal"/>
+      <w:lvlText w:val=""/>
+      <w:lvlJc w:val="left"/>
+    </w:lvl>
+    <w:lvl w:ilvl="8" w:tplc="991E999A">
+      <w:numFmt w:val="decimal"/>
+      <w:lvlText w:val=""/>
+      <w:lvlJc w:val="left"/>
+    </w:lvl>
+  </w:abstractNum>
   <w:abstractNum w:abstractNumId="1" w15:restartNumberingAfterBreak="0">
+    <w:nsid w:val="15A061F2"/>
     <w:multiLevelType w:val="hybridMultilevel"/>
-    <w:lvl w:ilvl="0" w15:tentative="1">
+    <w:tmpl w:val="9F9473DC"/>
+    <w:lvl w:ilvl="0" w:tplc="53126136">
+      <w:start w:val="1"/>
+      <w:numFmt w:val="decimal"/>
+      <w:lvlText w:val="Step %1."/>
+      <w:lvlJc w:val="left"/>
+      <w:pPr>
+        <w:ind w:left="720" w:hanging="480"/>
+      </w:pPr>
+    </w:lvl>
+    <w:lvl w:ilvl="1" w:tplc="E0BAED6A">
+      <w:numFmt w:val="decimal"/>
+      <w:lvlText w:val=""/>
+      <w:lvlJc w:val="left"/>
+    </w:lvl>
+    <w:lvl w:ilvl="2" w:tplc="830E424E">
+      <w:numFmt w:val="decimal"/>
+      <w:lvlText w:val=""/>
+      <w:lvlJc w:val="left"/>
+    </w:lvl>
+    <w:lvl w:ilvl="3" w:tplc="F6A83FE2">
+      <w:numFmt w:val="decimal"/>
+      <w:lvlText w:val=""/>
+      <w:lvlJc w:val="left"/>
+    </w:lvl>
+    <w:lvl w:ilvl="4" w:tplc="165659AE">
+      <w:numFmt w:val="decimal"/>
+      <w:lvlText w:val=""/>
+      <w:lvlJc w:val="left"/>
+    </w:lvl>
+    <w:lvl w:ilvl="5" w:tplc="ED44CF3C">
+      <w:numFmt w:val="decimal"/>
+      <w:lvlText w:val=""/>
+      <w:lvlJc w:val="left"/>
+    </w:lvl>
+    <w:lvl w:ilvl="6" w:tplc="E6CEE936">
+      <w:numFmt w:val="decimal"/>
+      <w:lvlText w:val=""/>
+      <w:lvlJc w:val="left"/>
+    </w:lvl>
+    <w:lvl w:ilvl="7" w:tplc="689A4C40">
+      <w:numFmt w:val="decimal"/>
+      <w:lvlText w:val=""/>
+      <w:lvlJc w:val="left"/>
+    </w:lvl>
+    <w:lvl w:ilvl="8" w:tplc="A3B02424">
+      <w:numFmt w:val="decimal"/>
+      <w:lvlText w:val=""/>
+      <w:lvlJc w:val="left"/>
+    </w:lvl>
+  </w:abstractNum>
+  <w:abstractNum w:abstractNumId="2" w15:restartNumberingAfterBreak="0">
+    <w:nsid w:val="178E4D28"/>
+    <w:multiLevelType w:val="hybridMultilevel"/>
+    <w:tmpl w:val="540E3730"/>
+    <w:lvl w:ilvl="0" w:tplc="BDC60D18">
+      <w:start w:val="1"/>
+      <w:numFmt w:val="bullet"/>
+      <w:lvlText w:val="•"/>
+      <w:lvlJc w:val="left"/>
+      <w:pPr>
+        <w:ind w:left="1080" w:hanging="260"/>
+      </w:pPr>
+    </w:lvl>
+    <w:lvl w:ilvl="1" w:tplc="AF3AC572">
+      <w:numFmt w:val="decimal"/>
+      <w:lvlText w:val=""/>
+      <w:lvlJc w:val="left"/>
+    </w:lvl>
+    <w:lvl w:ilvl="2" w:tplc="62B2C9D2">
+      <w:numFmt w:val="decimal"/>
+      <w:lvlText w:val=""/>
+      <w:lvlJc w:val="left"/>
+    </w:lvl>
+    <w:lvl w:ilvl="3" w:tplc="1F8CB254">
+      <w:numFmt w:val="decimal"/>
+      <w:lvlText w:val=""/>
+      <w:lvlJc w:val="left"/>
+    </w:lvl>
+    <w:lvl w:ilvl="4" w:tplc="B2808336">
+      <w:numFmt w:val="decimal"/>
+      <w:lvlText w:val=""/>
+      <w:lvlJc w:val="left"/>
+    </w:lvl>
+    <w:lvl w:ilvl="5" w:tplc="4380009E">
+      <w:numFmt w:val="decimal"/>
+      <w:lvlText w:val=""/>
+      <w:lvlJc w:val="left"/>
+    </w:lvl>
+    <w:lvl w:ilvl="6" w:tplc="E6306770">
+      <w:numFmt w:val="decimal"/>
+      <w:lvlText w:val=""/>
+      <w:lvlJc w:val="left"/>
+    </w:lvl>
+    <w:lvl w:ilvl="7" w:tplc="A7CA7BE8">
+      <w:numFmt w:val="decimal"/>
+      <w:lvlText w:val=""/>
+      <w:lvlJc w:val="left"/>
+    </w:lvl>
+    <w:lvl w:ilvl="8" w:tplc="18086B1C">
+      <w:numFmt w:val="decimal"/>
+      <w:lvlText w:val=""/>
+      <w:lvlJc w:val="left"/>
+    </w:lvl>
+  </w:abstractNum>
+  <w:abstractNum w:abstractNumId="3" w15:restartNumberingAfterBreak="0">
+    <w:nsid w:val="28F745C8"/>
+    <w:multiLevelType w:val="hybridMultilevel"/>
+    <w:tmpl w:val="8B42DCCC"/>
+    <w:lvl w:ilvl="0" w:tplc="1618F1E8">
+      <w:start w:val="1"/>
+      <w:numFmt w:val="decimal"/>
+      <w:lvlText w:val="Step %1."/>
+      <w:lvlJc w:val="left"/>
+      <w:pPr>
+        <w:ind w:left="720" w:hanging="480"/>
+      </w:pPr>
+    </w:lvl>
+    <w:lvl w:ilvl="1" w:tplc="F3744942">
+      <w:numFmt w:val="decimal"/>
+      <w:lvlText w:val=""/>
+      <w:lvlJc w:val="left"/>
+    </w:lvl>
+    <w:lvl w:ilvl="2" w:tplc="D1BA8668">
+      <w:numFmt w:val="decimal"/>
+      <w:lvlText w:val=""/>
+      <w:lvlJc w:val="left"/>
+    </w:lvl>
+    <w:lvl w:ilvl="3" w:tplc="EE9EC344">
+      <w:numFmt w:val="decimal"/>
+      <w:lvlText w:val=""/>
+      <w:lvlJc w:val="left"/>
+    </w:lvl>
+    <w:lvl w:ilvl="4" w:tplc="BD4463E0">
+      <w:numFmt w:val="decimal"/>
+      <w:lvlText w:val=""/>
+      <w:lvlJc w:val="left"/>
+    </w:lvl>
+    <w:lvl w:ilvl="5" w:tplc="137AA9B4">
+      <w:numFmt w:val="decimal"/>
+      <w:lvlText w:val=""/>
+      <w:lvlJc w:val="left"/>
+    </w:lvl>
+    <w:lvl w:ilvl="6" w:tplc="E10877DC">
+      <w:numFmt w:val="decimal"/>
+      <w:lvlText w:val=""/>
+      <w:lvlJc w:val="left"/>
+    </w:lvl>
+    <w:lvl w:ilvl="7" w:tplc="9E5E14DE">
+      <w:numFmt w:val="decimal"/>
+      <w:lvlText w:val=""/>
+      <w:lvlJc w:val="left"/>
+    </w:lvl>
+    <w:lvl w:ilvl="8" w:tplc="D5A24FD0">
+      <w:numFmt w:val="decimal"/>
+      <w:lvlText w:val=""/>
+      <w:lvlJc w:val="left"/>
+    </w:lvl>
+  </w:abstractNum>
+  <w:abstractNum w:abstractNumId="4" w15:restartNumberingAfterBreak="0">
+    <w:nsid w:val="2B692400"/>
+    <w:multiLevelType w:val="hybridMultilevel"/>
+    <w:tmpl w:val="82CA00C4"/>
+    <w:lvl w:ilvl="0" w:tplc="BD389200">
+      <w:start w:val="1"/>
+      <w:numFmt w:val="decimal"/>
+      <w:lvlText w:val="Step %1."/>
+      <w:lvlJc w:val="left"/>
+      <w:pPr>
+        <w:ind w:left="720" w:hanging="480"/>
+      </w:pPr>
+    </w:lvl>
+    <w:lvl w:ilvl="1" w:tplc="A87AE190">
+      <w:numFmt w:val="decimal"/>
+      <w:lvlText w:val=""/>
+      <w:lvlJc w:val="left"/>
+    </w:lvl>
+    <w:lvl w:ilvl="2" w:tplc="053C43E2">
+      <w:numFmt w:val="decimal"/>
+      <w:lvlText w:val=""/>
+      <w:lvlJc w:val="left"/>
+    </w:lvl>
+    <w:lvl w:ilvl="3" w:tplc="C4B87998">
+      <w:numFmt w:val="decimal"/>
+      <w:lvlText w:val=""/>
+      <w:lvlJc w:val="left"/>
+    </w:lvl>
+    <w:lvl w:ilvl="4" w:tplc="445AAADA">
+      <w:numFmt w:val="decimal"/>
+      <w:lvlText w:val=""/>
+      <w:lvlJc w:val="left"/>
+    </w:lvl>
+    <w:lvl w:ilvl="5" w:tplc="206C4102">
+      <w:numFmt w:val="decimal"/>
+      <w:lvlText w:val=""/>
+      <w:lvlJc w:val="left"/>
+    </w:lvl>
+    <w:lvl w:ilvl="6" w:tplc="6AF813B2">
+      <w:numFmt w:val="decimal"/>
+      <w:lvlText w:val=""/>
+      <w:lvlJc w:val="left"/>
+    </w:lvl>
+    <w:lvl w:ilvl="7" w:tplc="0CFEE136">
+      <w:numFmt w:val="decimal"/>
+      <w:lvlText w:val=""/>
+      <w:lvlJc w:val="left"/>
+    </w:lvl>
+    <w:lvl w:ilvl="8" w:tplc="91B417A2">
+      <w:numFmt w:val="decimal"/>
+      <w:lvlText w:val=""/>
+      <w:lvlJc w:val="left"/>
+    </w:lvl>
+  </w:abstractNum>
+  <w:abstractNum w:abstractNumId="5" w15:restartNumberingAfterBreak="0">
+    <w:nsid w:val="2EB220E6"/>
+    <w:multiLevelType w:val="hybridMultilevel"/>
+    <w:tmpl w:val="88B6592A"/>
+    <w:lvl w:ilvl="0" w:tplc="F7AC4C60">
+      <w:start w:val="1"/>
+      <w:numFmt w:val="decimal"/>
+      <w:lvlText w:val="Step %1."/>
+      <w:lvlJc w:val="left"/>
+      <w:pPr>
+        <w:ind w:left="720" w:hanging="480"/>
+      </w:pPr>
+    </w:lvl>
+    <w:lvl w:ilvl="1" w:tplc="6E425C50">
+      <w:numFmt w:val="decimal"/>
+      <w:lvlText w:val=""/>
+      <w:lvlJc w:val="left"/>
+    </w:lvl>
+    <w:lvl w:ilvl="2" w:tplc="D10A1DC0">
+      <w:numFmt w:val="decimal"/>
+      <w:lvlText w:val=""/>
+      <w:lvlJc w:val="left"/>
+    </w:lvl>
+    <w:lvl w:ilvl="3" w:tplc="B238A01E">
+      <w:numFmt w:val="decimal"/>
+      <w:lvlText w:val=""/>
+      <w:lvlJc w:val="left"/>
+    </w:lvl>
+    <w:lvl w:ilvl="4" w:tplc="1D8E5572">
+      <w:numFmt w:val="decimal"/>
+      <w:lvlText w:val=""/>
+      <w:lvlJc w:val="left"/>
+    </w:lvl>
+    <w:lvl w:ilvl="5" w:tplc="549C470C">
+      <w:numFmt w:val="decimal"/>
+      <w:lvlText w:val=""/>
+      <w:lvlJc w:val="left"/>
+    </w:lvl>
+    <w:lvl w:ilvl="6" w:tplc="F8546F52">
+      <w:numFmt w:val="decimal"/>
+      <w:lvlText w:val=""/>
+      <w:lvlJc w:val="left"/>
+    </w:lvl>
+    <w:lvl w:ilvl="7" w:tplc="F5E4DEFC">
+      <w:numFmt w:val="decimal"/>
+      <w:lvlText w:val=""/>
+      <w:lvlJc w:val="left"/>
+    </w:lvl>
+    <w:lvl w:ilvl="8" w:tplc="067E8C48">
+      <w:numFmt w:val="decimal"/>
+      <w:lvlText w:val=""/>
+      <w:lvlJc w:val="left"/>
+    </w:lvl>
+  </w:abstractNum>
+  <w:abstractNum w:abstractNumId="6" w15:restartNumberingAfterBreak="0">
+    <w:nsid w:val="3E9A5C57"/>
+    <w:multiLevelType w:val="hybridMultilevel"/>
+    <w:tmpl w:val="625820AE"/>
+    <w:lvl w:ilvl="0" w:tplc="28281472">
+      <w:start w:val="1"/>
+      <w:numFmt w:val="decimal"/>
+      <w:lvlText w:val="Step %1."/>
+      <w:lvlJc w:val="left"/>
+      <w:pPr>
+        <w:ind w:left="720" w:hanging="480"/>
+      </w:pPr>
+    </w:lvl>
+    <w:lvl w:ilvl="1" w:tplc="BE02F2A8">
+      <w:numFmt w:val="decimal"/>
+      <w:lvlText w:val=""/>
+      <w:lvlJc w:val="left"/>
+    </w:lvl>
+    <w:lvl w:ilvl="2" w:tplc="BD0E6C38">
+      <w:numFmt w:val="decimal"/>
+      <w:lvlText w:val=""/>
+      <w:lvlJc w:val="left"/>
+    </w:lvl>
+    <w:lvl w:ilvl="3" w:tplc="116CA9A2">
+      <w:numFmt w:val="decimal"/>
+      <w:lvlText w:val=""/>
+      <w:lvlJc w:val="left"/>
+    </w:lvl>
+    <w:lvl w:ilvl="4" w:tplc="15BE8BF0">
+      <w:numFmt w:val="decimal"/>
+      <w:lvlText w:val=""/>
+      <w:lvlJc w:val="left"/>
+    </w:lvl>
+    <w:lvl w:ilvl="5" w:tplc="20D86FB2">
+      <w:numFmt w:val="decimal"/>
+      <w:lvlText w:val=""/>
+      <w:lvlJc w:val="left"/>
+    </w:lvl>
+    <w:lvl w:ilvl="6" w:tplc="71E25534">
+      <w:numFmt w:val="decimal"/>
+      <w:lvlText w:val=""/>
+      <w:lvlJc w:val="left"/>
+    </w:lvl>
+    <w:lvl w:ilvl="7" w:tplc="44804C28">
+      <w:numFmt w:val="decimal"/>
+      <w:lvlText w:val=""/>
+      <w:lvlJc w:val="left"/>
+    </w:lvl>
+    <w:lvl w:ilvl="8" w:tplc="F73AFA82">
+      <w:numFmt w:val="decimal"/>
+      <w:lvlText w:val=""/>
+      <w:lvlJc w:val="left"/>
+    </w:lvl>
+  </w:abstractNum>
+  <w:abstractNum w:abstractNumId="7" w15:restartNumberingAfterBreak="0">
+    <w:nsid w:val="429F162F"/>
+    <w:multiLevelType w:val="hybridMultilevel"/>
+    <w:tmpl w:val="580649C8"/>
+    <w:lvl w:ilvl="0" w:tplc="E3AE36C0">
+      <w:start w:val="1"/>
+      <w:numFmt w:val="decimal"/>
+      <w:lvlText w:val="Step %1."/>
+      <w:lvlJc w:val="left"/>
+      <w:pPr>
+        <w:ind w:left="720" w:hanging="480"/>
+      </w:pPr>
+    </w:lvl>
+    <w:lvl w:ilvl="1" w:tplc="BBDA274A">
+      <w:numFmt w:val="decimal"/>
+      <w:lvlText w:val=""/>
+      <w:lvlJc w:val="left"/>
+    </w:lvl>
+    <w:lvl w:ilvl="2" w:tplc="A7E0A860">
+      <w:numFmt w:val="decimal"/>
+      <w:lvlText w:val=""/>
+      <w:lvlJc w:val="left"/>
+    </w:lvl>
+    <w:lvl w:ilvl="3" w:tplc="04A21F50">
+      <w:numFmt w:val="decimal"/>
+      <w:lvlText w:val=""/>
+      <w:lvlJc w:val="left"/>
+    </w:lvl>
+    <w:lvl w:ilvl="4" w:tplc="B1848BFE">
+      <w:numFmt w:val="decimal"/>
+      <w:lvlText w:val=""/>
+      <w:lvlJc w:val="left"/>
+    </w:lvl>
+    <w:lvl w:ilvl="5" w:tplc="F3D24964">
+      <w:numFmt w:val="decimal"/>
+      <w:lvlText w:val=""/>
+      <w:lvlJc w:val="left"/>
+    </w:lvl>
+    <w:lvl w:ilvl="6" w:tplc="CEE817FC">
+      <w:numFmt w:val="decimal"/>
+      <w:lvlText w:val=""/>
+      <w:lvlJc w:val="left"/>
+    </w:lvl>
+    <w:lvl w:ilvl="7" w:tplc="85741A90">
+      <w:numFmt w:val="decimal"/>
+      <w:lvlText w:val=""/>
+      <w:lvlJc w:val="left"/>
+    </w:lvl>
+    <w:lvl w:ilvl="8" w:tplc="4C92E638">
+      <w:numFmt w:val="decimal"/>
+      <w:lvlText w:val=""/>
+      <w:lvlJc w:val="left"/>
+    </w:lvl>
+  </w:abstractNum>
+  <w:abstractNum w:abstractNumId="8" w15:restartNumberingAfterBreak="0">
+    <w:nsid w:val="48970FD2"/>
+    <w:multiLevelType w:val="hybridMultilevel"/>
+    <w:tmpl w:val="5602000A"/>
+    <w:lvl w:ilvl="0" w:tplc="BF3AC688">
+      <w:start w:val="1"/>
+      <w:numFmt w:val="decimal"/>
+      <w:lvlText w:val="Step %1."/>
+      <w:lvlJc w:val="left"/>
+      <w:pPr>
+        <w:ind w:left="720" w:hanging="480"/>
+      </w:pPr>
+    </w:lvl>
+    <w:lvl w:ilvl="1" w:tplc="00B6A2BA">
+      <w:numFmt w:val="decimal"/>
+      <w:lvlText w:val=""/>
+      <w:lvlJc w:val="left"/>
+    </w:lvl>
+    <w:lvl w:ilvl="2" w:tplc="536E2A98">
+      <w:numFmt w:val="decimal"/>
+      <w:lvlText w:val=""/>
+      <w:lvlJc w:val="left"/>
+    </w:lvl>
+    <w:lvl w:ilvl="3" w:tplc="80965972">
+      <w:numFmt w:val="decimal"/>
+      <w:lvlText w:val=""/>
+      <w:lvlJc w:val="left"/>
+    </w:lvl>
+    <w:lvl w:ilvl="4" w:tplc="D86EB058">
+      <w:numFmt w:val="decimal"/>
+      <w:lvlText w:val=""/>
+      <w:lvlJc w:val="left"/>
+    </w:lvl>
+    <w:lvl w:ilvl="5" w:tplc="C0FAC716">
+      <w:numFmt w:val="decimal"/>
+      <w:lvlText w:val=""/>
+      <w:lvlJc w:val="left"/>
+    </w:lvl>
+    <w:lvl w:ilvl="6" w:tplc="45202BB6">
+      <w:numFmt w:val="decimal"/>
+      <w:lvlText w:val=""/>
+      <w:lvlJc w:val="left"/>
+    </w:lvl>
+    <w:lvl w:ilvl="7" w:tplc="7046A414">
+      <w:numFmt w:val="decimal"/>
+      <w:lvlText w:val=""/>
+      <w:lvlJc w:val="left"/>
+    </w:lvl>
+    <w:lvl w:ilvl="8" w:tplc="293EAB42">
+      <w:numFmt w:val="decimal"/>
+      <w:lvlText w:val=""/>
+      <w:lvlJc w:val="left"/>
+    </w:lvl>
+  </w:abstractNum>
+  <w:abstractNum w:abstractNumId="9" w15:restartNumberingAfterBreak="0">
+    <w:nsid w:val="54255326"/>
+    <w:multiLevelType w:val="hybridMultilevel"/>
+    <w:tmpl w:val="353C9828"/>
+    <w:lvl w:ilvl="0" w:tplc="C4523818">
+      <w:start w:val="1"/>
+      <w:numFmt w:val="decimal"/>
+      <w:lvlText w:val="Step %1."/>
+      <w:lvlJc w:val="left"/>
+      <w:pPr>
+        <w:ind w:left="720" w:hanging="480"/>
+      </w:pPr>
+    </w:lvl>
+    <w:lvl w:ilvl="1" w:tplc="824CFB00">
+      <w:numFmt w:val="decimal"/>
+      <w:lvlText w:val=""/>
+      <w:lvlJc w:val="left"/>
+    </w:lvl>
+    <w:lvl w:ilvl="2" w:tplc="F8C2C14A">
+      <w:numFmt w:val="decimal"/>
+      <w:lvlText w:val=""/>
+      <w:lvlJc w:val="left"/>
+    </w:lvl>
+    <w:lvl w:ilvl="3" w:tplc="F05695A8">
+      <w:numFmt w:val="decimal"/>
+      <w:lvlText w:val=""/>
+      <w:lvlJc w:val="left"/>
+    </w:lvl>
+    <w:lvl w:ilvl="4" w:tplc="CD5E173C">
+      <w:numFmt w:val="decimal"/>
+      <w:lvlText w:val=""/>
+      <w:lvlJc w:val="left"/>
+    </w:lvl>
+    <w:lvl w:ilvl="5" w:tplc="CB60E0B6">
+      <w:numFmt w:val="decimal"/>
+      <w:lvlText w:val=""/>
+      <w:lvlJc w:val="left"/>
+    </w:lvl>
+    <w:lvl w:ilvl="6" w:tplc="6AB05E12">
+      <w:numFmt w:val="decimal"/>
+      <w:lvlText w:val=""/>
+      <w:lvlJc w:val="left"/>
+    </w:lvl>
+    <w:lvl w:ilvl="7" w:tplc="4B06A2D0">
+      <w:numFmt w:val="decimal"/>
+      <w:lvlText w:val=""/>
+      <w:lvlJc w:val="left"/>
+    </w:lvl>
+    <w:lvl w:ilvl="8" w:tplc="818A13EC">
+      <w:numFmt w:val="decimal"/>
+      <w:lvlText w:val=""/>
+      <w:lvlJc w:val="left"/>
+    </w:lvl>
+  </w:abstractNum>
+  <w:abstractNum w:abstractNumId="10" w15:restartNumberingAfterBreak="0">
+    <w:nsid w:val="67C66E71"/>
+    <w:multiLevelType w:val="hybridMultilevel"/>
+    <w:tmpl w:val="599C26EE"/>
+    <w:lvl w:ilvl="0" w:tplc="C11E5518">
+      <w:start w:val="1"/>
+      <w:numFmt w:val="decimal"/>
+      <w:lvlText w:val="Step %1."/>
+      <w:lvlJc w:val="left"/>
+      <w:pPr>
+        <w:ind w:left="720" w:hanging="480"/>
+      </w:pPr>
+    </w:lvl>
+    <w:lvl w:ilvl="1" w:tplc="ED2EA944">
+      <w:numFmt w:val="decimal"/>
+      <w:lvlText w:val=""/>
+      <w:lvlJc w:val="left"/>
+    </w:lvl>
+    <w:lvl w:ilvl="2" w:tplc="22600A28">
+      <w:numFmt w:val="decimal"/>
+      <w:lvlText w:val=""/>
+      <w:lvlJc w:val="left"/>
+    </w:lvl>
+    <w:lvl w:ilvl="3" w:tplc="DD5253B0">
+      <w:numFmt w:val="decimal"/>
+      <w:lvlText w:val=""/>
+      <w:lvlJc w:val="left"/>
+    </w:lvl>
+    <w:lvl w:ilvl="4" w:tplc="E6587C58">
+      <w:numFmt w:val="decimal"/>
+      <w:lvlText w:val=""/>
+      <w:lvlJc w:val="left"/>
+    </w:lvl>
+    <w:lvl w:ilvl="5" w:tplc="CEE4B2C0">
+      <w:numFmt w:val="decimal"/>
+      <w:lvlText w:val=""/>
+      <w:lvlJc w:val="left"/>
+    </w:lvl>
+    <w:lvl w:ilvl="6" w:tplc="E176F620">
+      <w:numFmt w:val="decimal"/>
+      <w:lvlText w:val=""/>
+      <w:lvlJc w:val="left"/>
+    </w:lvl>
+    <w:lvl w:ilvl="7" w:tplc="DC6A6560">
+      <w:numFmt w:val="decimal"/>
+      <w:lvlText w:val=""/>
+      <w:lvlJc w:val="left"/>
+    </w:lvl>
+    <w:lvl w:ilvl="8" w:tplc="74403CDA">
+      <w:numFmt w:val="decimal"/>
+      <w:lvlText w:val=""/>
+      <w:lvlJc w:val="left"/>
+    </w:lvl>
+  </w:abstractNum>
+  <w:abstractNum w:abstractNumId="11" w15:restartNumberingAfterBreak="0">
+    <w:nsid w:val="6CA6705E"/>
+    <w:multiLevelType w:val="hybridMultilevel"/>
+    <w:tmpl w:val="2E3E860E"/>
+    <w:lvl w:ilvl="0" w:tplc="6B6C792A">
+      <w:start w:val="1"/>
+      <w:numFmt w:val="decimal"/>
+      <w:lvlText w:val="Step %1."/>
+      <w:lvlJc w:val="left"/>
+      <w:pPr>
+        <w:ind w:left="720" w:hanging="480"/>
+      </w:pPr>
+    </w:lvl>
+    <w:lvl w:ilvl="1" w:tplc="C37E4ABA">
+      <w:numFmt w:val="decimal"/>
+      <w:lvlText w:val=""/>
+      <w:lvlJc w:val="left"/>
+    </w:lvl>
+    <w:lvl w:ilvl="2" w:tplc="3E3CF352">
+      <w:numFmt w:val="decimal"/>
+      <w:lvlText w:val=""/>
+      <w:lvlJc w:val="left"/>
+    </w:lvl>
+    <w:lvl w:ilvl="3" w:tplc="14185100">
+      <w:numFmt w:val="decimal"/>
+      <w:lvlText w:val=""/>
+      <w:lvlJc w:val="left"/>
+    </w:lvl>
+    <w:lvl w:ilvl="4" w:tplc="CD98BFFA">
+      <w:numFmt w:val="decimal"/>
+      <w:lvlText w:val=""/>
+      <w:lvlJc w:val="left"/>
+    </w:lvl>
+    <w:lvl w:ilvl="5" w:tplc="7ABCEFF0">
+      <w:numFmt w:val="decimal"/>
+      <w:lvlText w:val=""/>
+      <w:lvlJc w:val="left"/>
+    </w:lvl>
+    <w:lvl w:ilvl="6" w:tplc="67209240">
+      <w:numFmt w:val="decimal"/>
+      <w:lvlText w:val=""/>
+      <w:lvlJc w:val="left"/>
+    </w:lvl>
+    <w:lvl w:ilvl="7" w:tplc="2D1E1F7E">
+      <w:numFmt w:val="decimal"/>
+      <w:lvlText w:val=""/>
+      <w:lvlJc w:val="left"/>
+    </w:lvl>
+    <w:lvl w:ilvl="8" w:tplc="7716F4AE">
+      <w:numFmt w:val="decimal"/>
+      <w:lvlText w:val=""/>
+      <w:lvlJc w:val="left"/>
+    </w:lvl>
+  </w:abstractNum>
+  <w:abstractNum w:abstractNumId="12" w15:restartNumberingAfterBreak="0">
+    <w:nsid w:val="72AB6958"/>
+    <w:multiLevelType w:val="hybridMultilevel"/>
+    <w:tmpl w:val="7E94683C"/>
+    <w:lvl w:ilvl="0" w:tplc="3DDA3AE6">
       <w:start w:val="1"/>
       <w:numFmt w:val="bullet"/>
       <w:lvlText w:val="●"/>
@@ -2627,7 +4634,7 @@
         <w:ind w:left="720" w:hanging="360"/>
       </w:pPr>
     </w:lvl>
-    <w:lvl w:ilvl="1" w15:tentative="1">
+    <w:lvl w:ilvl="1" w:tplc="0602D64A">
       <w:start w:val="1"/>
       <w:numFmt w:val="bullet"/>
       <w:lvlText w:val="○"/>
@@ -2636,7 +4643,7 @@
         <w:ind w:left="1440" w:hanging="360"/>
       </w:pPr>
     </w:lvl>
-    <w:lvl w:ilvl="2" w15:tentative="1">
+    <w:lvl w:ilvl="2" w:tplc="65AE4ADE">
       <w:start w:val="1"/>
       <w:numFmt w:val="bullet"/>
       <w:lvlText w:val="■"/>
@@ -2645,7 +4652,7 @@
         <w:ind w:left="2160" w:hanging="360"/>
       </w:pPr>
     </w:lvl>
-    <w:lvl w:ilvl="3" w15:tentative="1">
+    <w:lvl w:ilvl="3" w:tplc="87C87F58">
       <w:start w:val="1"/>
       <w:numFmt w:val="bullet"/>
       <w:lvlText w:val="●"/>
@@ -2654,7 +4661,7 @@
         <w:ind w:left="2880" w:hanging="360"/>
       </w:pPr>
     </w:lvl>
-    <w:lvl w:ilvl="4" w15:tentative="1">
+    <w:lvl w:ilvl="4" w:tplc="CD5CE2DE">
       <w:start w:val="1"/>
       <w:numFmt w:val="bullet"/>
       <w:lvlText w:val="○"/>
@@ -2663,7 +4670,7 @@
         <w:ind w:left="3600" w:hanging="360"/>
       </w:pPr>
     </w:lvl>
-    <w:lvl w:ilvl="5" w15:tentative="1">
+    <w:lvl w:ilvl="5" w:tplc="14E63CFA">
       <w:start w:val="1"/>
       <w:numFmt w:val="bullet"/>
       <w:lvlText w:val="■"/>
@@ -2672,7 +4679,7 @@
         <w:ind w:left="4320" w:hanging="360"/>
       </w:pPr>
     </w:lvl>
-    <w:lvl w:ilvl="6" w15:tentative="1">
+    <w:lvl w:ilvl="6" w:tplc="A2900C62">
       <w:start w:val="1"/>
       <w:numFmt w:val="bullet"/>
       <w:lvlText w:val="●"/>
@@ -2681,7 +4688,7 @@
         <w:ind w:left="5040" w:hanging="360"/>
       </w:pPr>
     </w:lvl>
-    <w:lvl w:ilvl="7" w15:tentative="1">
+    <w:lvl w:ilvl="7" w:tplc="5C164BF6">
       <w:start w:val="1"/>
       <w:numFmt w:val="bullet"/>
       <w:lvlText w:val="●"/>
@@ -2690,7 +4697,7 @@
         <w:ind w:left="5760" w:hanging="360"/>
       </w:pPr>
     </w:lvl>
-    <w:lvl w:ilvl="8" w15:tentative="1">
+    <w:lvl w:ilvl="8" w:tplc="ADC27F96">
       <w:start w:val="1"/>
       <w:numFmt w:val="bullet"/>
       <w:lvlText w:val="●"/>
@@ -2700,224 +4707,80 @@
       </w:pPr>
     </w:lvl>
   </w:abstractNum>
-  <w:abstractNum w:abstractNumId="2" w15:restartNumberingAfterBreak="0">
-    <w:multiLevelType w:val="hybridMultilevel"/>
-    <w:lvl w:ilvl="0" w15:tentative="1">
-      <w:start w:val="1"/>
-      <w:numFmt w:val="decimal"/>
-      <w:lvlText w:val="Step %1."/>
-      <w:lvlJc w:val="left"/>
-      <w:pPr>
-        <w:ind w:left="720" w:hanging="480"/>
-      </w:pPr>
-    </w:lvl>
-  </w:abstractNum>
-  <w:abstractNum w:abstractNumId="3" w15:restartNumberingAfterBreak="0">
-    <w:multiLevelType w:val="hybridMultilevel"/>
-    <w:lvl w:ilvl="0" w15:tentative="1">
-      <w:start w:val="1"/>
-      <w:numFmt w:val="decimal"/>
-      <w:lvlText w:val="Step %1."/>
-      <w:lvlJc w:val="left"/>
-      <w:pPr>
-        <w:ind w:left="720" w:hanging="480"/>
-      </w:pPr>
-    </w:lvl>
-  </w:abstractNum>
-  <w:abstractNum w:abstractNumId="4" w15:restartNumberingAfterBreak="0">
-    <w:multiLevelType w:val="hybridMultilevel"/>
-    <w:lvl w:ilvl="0" w15:tentative="1">
-      <w:start w:val="1"/>
-      <w:numFmt w:val="decimal"/>
-      <w:lvlText w:val="Step %1."/>
-      <w:lvlJc w:val="left"/>
-      <w:pPr>
-        <w:ind w:left="720" w:hanging="480"/>
-      </w:pPr>
-    </w:lvl>
-  </w:abstractNum>
-  <w:abstractNum w:abstractNumId="5" w15:restartNumberingAfterBreak="0">
-    <w:multiLevelType w:val="hybridMultilevel"/>
-    <w:lvl w:ilvl="0" w15:tentative="1">
-      <w:start w:val="1"/>
-      <w:numFmt w:val="decimal"/>
-      <w:lvlText w:val="Step %1."/>
-      <w:lvlJc w:val="left"/>
-      <w:pPr>
-        <w:ind w:left="720" w:hanging="480"/>
-      </w:pPr>
-    </w:lvl>
-  </w:abstractNum>
-  <w:abstractNum w:abstractNumId="6" w15:restartNumberingAfterBreak="0">
-    <w:multiLevelType w:val="hybridMultilevel"/>
-    <w:lvl w:ilvl="0" w15:tentative="1">
-      <w:start w:val="1"/>
-      <w:numFmt w:val="decimal"/>
-      <w:lvlText w:val="Step %1."/>
-      <w:lvlJc w:val="left"/>
-      <w:pPr>
-        <w:ind w:left="720" w:hanging="480"/>
-      </w:pPr>
-    </w:lvl>
-  </w:abstractNum>
-  <w:abstractNum w:abstractNumId="7" w15:restartNumberingAfterBreak="0">
-    <w:multiLevelType w:val="hybridMultilevel"/>
-    <w:lvl w:ilvl="0" w15:tentative="1">
-      <w:start w:val="1"/>
-      <w:numFmt w:val="decimal"/>
-      <w:lvlText w:val="Step %1."/>
-      <w:lvlJc w:val="left"/>
-      <w:pPr>
-        <w:ind w:left="720" w:hanging="480"/>
-      </w:pPr>
-    </w:lvl>
-  </w:abstractNum>
-  <w:abstractNum w:abstractNumId="8" w15:restartNumberingAfterBreak="0">
-    <w:multiLevelType w:val="hybridMultilevel"/>
-    <w:lvl w:ilvl="0" w15:tentative="1">
-      <w:start w:val="1"/>
-      <w:numFmt w:val="decimal"/>
-      <w:lvlText w:val="Step %1."/>
-      <w:lvlJc w:val="left"/>
-      <w:pPr>
-        <w:ind w:left="720" w:hanging="480"/>
-      </w:pPr>
-    </w:lvl>
-  </w:abstractNum>
-  <w:abstractNum w:abstractNumId="9" w15:restartNumberingAfterBreak="0">
-    <w:multiLevelType w:val="hybridMultilevel"/>
-    <w:lvl w:ilvl="0" w15:tentative="1">
-      <w:start w:val="1"/>
-      <w:numFmt w:val="decimal"/>
-      <w:lvlText w:val="Step %1."/>
-      <w:lvlJc w:val="left"/>
-      <w:pPr>
-        <w:ind w:left="720" w:hanging="480"/>
-      </w:pPr>
-    </w:lvl>
-  </w:abstractNum>
-  <w:abstractNum w:abstractNumId="10" w15:restartNumberingAfterBreak="0">
-    <w:multiLevelType w:val="hybridMultilevel"/>
-    <w:lvl w:ilvl="0" w15:tentative="1">
-      <w:start w:val="1"/>
-      <w:numFmt w:val="decimal"/>
-      <w:lvlText w:val="Step %1."/>
-      <w:lvlJc w:val="left"/>
-      <w:pPr>
-        <w:ind w:left="720" w:hanging="480"/>
-      </w:pPr>
-    </w:lvl>
-  </w:abstractNum>
-  <w:abstractNum w:abstractNumId="11" w15:restartNumberingAfterBreak="0">
-    <w:multiLevelType w:val="hybridMultilevel"/>
-    <w:lvl w:ilvl="0" w15:tentative="1">
-      <w:start w:val="1"/>
-      <w:numFmt w:val="decimal"/>
-      <w:lvlText w:val="Step %1."/>
-      <w:lvlJc w:val="left"/>
-      <w:pPr>
-        <w:ind w:left="720" w:hanging="480"/>
-      </w:pPr>
-    </w:lvl>
-  </w:abstractNum>
-  <w:abstractNum w:abstractNumId="12" w15:restartNumberingAfterBreak="0">
-    <w:multiLevelType w:val="hybridMultilevel"/>
-    <w:lvl w:ilvl="0" w15:tentative="1">
-      <w:start w:val="1"/>
-      <w:numFmt w:val="decimal"/>
-      <w:lvlText w:val="Step %1."/>
-      <w:lvlJc w:val="left"/>
-      <w:pPr>
-        <w:ind w:left="720" w:hanging="480"/>
-      </w:pPr>
-    </w:lvl>
-  </w:abstractNum>
-  <w:abstractNum w:abstractNumId="13" w15:restartNumberingAfterBreak="0">
-    <w:multiLevelType w:val="hybridMultilevel"/>
-    <w:lvl w:ilvl="0" w15:tentative="1">
-      <w:start w:val="1"/>
-      <w:numFmt w:val="bullet"/>
-      <w:lvlText w:val="•"/>
-      <w:lvlJc w:val="left"/>
-      <w:pPr>
-        <w:ind w:left="1080" w:hanging="260"/>
-      </w:pPr>
-    </w:lvl>
-  </w:abstractNum>
-  <w:num w:numId="1">
+  <w:num w:numId="1" w16cid:durableId="2006395654">
+    <w:abstractNumId w:val="12"/>
+    <w:lvlOverride w:ilvl="0">
+      <w:startOverride w:val="1"/>
+    </w:lvlOverride>
+  </w:num>
+  <w:num w:numId="2" w16cid:durableId="608857834">
+    <w:abstractNumId w:val="2"/>
+    <w:lvlOverride w:ilvl="0">
+      <w:startOverride w:val="1"/>
+    </w:lvlOverride>
+  </w:num>
+  <w:num w:numId="3" w16cid:durableId="537200029">
+    <w:abstractNumId w:val="5"/>
+    <w:lvlOverride w:ilvl="0">
+      <w:startOverride w:val="1"/>
+    </w:lvlOverride>
+  </w:num>
+  <w:num w:numId="4" w16cid:durableId="139153835">
+    <w:abstractNumId w:val="4"/>
+    <w:lvlOverride w:ilvl="0">
+      <w:startOverride w:val="1"/>
+    </w:lvlOverride>
+  </w:num>
+  <w:num w:numId="5" w16cid:durableId="1780490187">
     <w:abstractNumId w:val="1"/>
     <w:lvlOverride w:ilvl="0">
       <w:startOverride w:val="1"/>
     </w:lvlOverride>
   </w:num>
-  <w:num w:numId="2">
-    <w:abstractNumId w:val="13"/>
+  <w:num w:numId="6" w16cid:durableId="1414739780">
+    <w:abstractNumId w:val="10"/>
     <w:lvlOverride w:ilvl="0">
       <w:startOverride w:val="1"/>
     </w:lvlOverride>
   </w:num>
-  <w:num w:numId="3">
-    <w:abstractNumId w:val="2"/>
+  <w:num w:numId="7" w16cid:durableId="1738287702">
+    <w:abstractNumId w:val="0"/>
     <w:lvlOverride w:ilvl="0">
       <w:startOverride w:val="1"/>
     </w:lvlOverride>
   </w:num>
-  <w:num w:numId="4">
+  <w:num w:numId="8" w16cid:durableId="1782530903">
+    <w:abstractNumId w:val="8"/>
+    <w:lvlOverride w:ilvl="0">
+      <w:startOverride w:val="1"/>
+    </w:lvlOverride>
+  </w:num>
+  <w:num w:numId="9" w16cid:durableId="487594170">
+    <w:abstractNumId w:val="11"/>
+    <w:lvlOverride w:ilvl="0">
+      <w:startOverride w:val="1"/>
+    </w:lvlOverride>
+  </w:num>
+  <w:num w:numId="10" w16cid:durableId="109709537">
     <w:abstractNumId w:val="3"/>
     <w:lvlOverride w:ilvl="0">
       <w:startOverride w:val="1"/>
     </w:lvlOverride>
   </w:num>
-  <w:num w:numId="5">
-    <w:abstractNumId w:val="4"/>
-    <w:lvlOverride w:ilvl="0">
-      <w:startOverride w:val="1"/>
-    </w:lvlOverride>
-  </w:num>
-  <w:num w:numId="6">
-    <w:abstractNumId w:val="5"/>
-    <w:lvlOverride w:ilvl="0">
-      <w:startOverride w:val="1"/>
-    </w:lvlOverride>
-  </w:num>
-  <w:num w:numId="7">
-    <w:abstractNumId w:val="6"/>
-    <w:lvlOverride w:ilvl="0">
-      <w:startOverride w:val="1"/>
-    </w:lvlOverride>
-  </w:num>
-  <w:num w:numId="8">
+  <w:num w:numId="11" w16cid:durableId="304353601">
     <w:abstractNumId w:val="7"/>
     <w:lvlOverride w:ilvl="0">
       <w:startOverride w:val="1"/>
     </w:lvlOverride>
   </w:num>
-  <w:num w:numId="9">
-    <w:abstractNumId w:val="8"/>
-    <w:lvlOverride w:ilvl="0">
-      <w:startOverride w:val="1"/>
-    </w:lvlOverride>
-  </w:num>
-  <w:num w:numId="10">
+  <w:num w:numId="12" w16cid:durableId="1326393628">
     <w:abstractNumId w:val="9"/>
     <w:lvlOverride w:ilvl="0">
       <w:startOverride w:val="1"/>
     </w:lvlOverride>
   </w:num>
-  <w:num w:numId="11">
-    <w:abstractNumId w:val="10"/>
-    <w:lvlOverride w:ilvl="0">
-      <w:startOverride w:val="1"/>
-    </w:lvlOverride>
-  </w:num>
-  <w:num w:numId="12">
-    <w:abstractNumId w:val="11"/>
-    <w:lvlOverride w:ilvl="0">
-      <w:startOverride w:val="1"/>
-    </w:lvlOverride>
-  </w:num>
-  <w:num w:numId="13">
-    <w:abstractNumId w:val="12"/>
+  <w:num w:numId="13" w16cid:durableId="769393997">
+    <w:abstractNumId w:val="6"/>
     <w:lvlOverride w:ilvl="0">
       <w:startOverride w:val="1"/>
     </w:lvlOverride>
@@ -2926,55 +4789,444 @@
 </file>
 
 <file path=word/styles.xml><?xml version="1.0" encoding="utf-8"?>
-<w:styles xmlns:mc="http://schemas.openxmlformats.org/markup-compatibility/2006" xmlns:r="http://schemas.openxmlformats.org/officeDocument/2006/relationships" xmlns:w="http://schemas.openxmlformats.org/wordprocessingml/2006/main" xmlns:w14="http://schemas.microsoft.com/office/word/2010/wordml" xmlns:w15="http://schemas.microsoft.com/office/word/2012/wordml" mc:Ignorable="w14 w15">
+<w:styles xmlns:mc="http://schemas.openxmlformats.org/markup-compatibility/2006" xmlns:r="http://schemas.openxmlformats.org/officeDocument/2006/relationships" xmlns:w="http://schemas.openxmlformats.org/wordprocessingml/2006/main" xmlns:w14="http://schemas.microsoft.com/office/word/2010/wordml" xmlns:w15="http://schemas.microsoft.com/office/word/2012/wordml" xmlns:w16cex="http://schemas.microsoft.com/office/word/2018/wordml/cex" xmlns:w16cid="http://schemas.microsoft.com/office/word/2016/wordml/cid" xmlns:w16="http://schemas.microsoft.com/office/word/2018/wordml" xmlns:w16du="http://schemas.microsoft.com/office/word/2023/wordml/word16du" xmlns:w16sdtdh="http://schemas.microsoft.com/office/word/2020/wordml/sdtdatahash" xmlns:w16sdtfl="http://schemas.microsoft.com/office/word/2024/wordml/sdtformatlock" xmlns:w16se="http://schemas.microsoft.com/office/word/2015/wordml/symex" mc:Ignorable="w14 w15 w16se w16cid w16 w16cex w16sdtdh w16sdtfl w16du">
   <w:docDefaults>
     <w:rPrDefault>
       <w:rPr>
-        <w:rFonts w:ascii="Calibri" w:cs="Calibri" w:eastAsia="Calibri" w:hAnsi="Calibri"/>
+        <w:rFonts w:ascii="Calibri" w:eastAsia="Calibri" w:hAnsi="Calibri" w:cs="Calibri"/>
         <w:color w:val="222B36"/>
         <w:sz w:val="22"/>
         <w:szCs w:val="22"/>
+        <w:lang w:val="en-GB" w:eastAsia="en-GB" w:bidi="ar-SA"/>
       </w:rPr>
     </w:rPrDefault>
     <w:pPrDefault/>
   </w:docDefaults>
-  <w:style w:type="paragraph" w:styleId="Title">
-    <w:name w:val="Title"/>
-    <w:basedOn w:val="Normal"/>
-    <w:next w:val="Normal"/>
+  <w:latentStyles w:defLockedState="0" w:defUIPriority="99" w:defSemiHidden="0" w:defUnhideWhenUsed="0" w:defQFormat="0" w:count="376">
+    <w:lsdException w:name="Normal" w:uiPriority="0" w:qFormat="1"/>
+    <w:lsdException w:name="heading 1" w:uiPriority="9" w:qFormat="1"/>
+    <w:lsdException w:name="heading 2" w:semiHidden="1" w:uiPriority="9" w:unhideWhenUsed="1" w:qFormat="1"/>
+    <w:lsdException w:name="heading 3" w:semiHidden="1" w:uiPriority="9" w:unhideWhenUsed="1" w:qFormat="1"/>
+    <w:lsdException w:name="heading 4" w:semiHidden="1" w:uiPriority="9" w:unhideWhenUsed="1" w:qFormat="1"/>
+    <w:lsdException w:name="heading 5" w:semiHidden="1" w:uiPriority="9" w:unhideWhenUsed="1" w:qFormat="1"/>
+    <w:lsdException w:name="heading 6" w:semiHidden="1" w:uiPriority="9" w:unhideWhenUsed="1" w:qFormat="1"/>
+    <w:lsdException w:name="heading 7" w:semiHidden="1" w:uiPriority="9" w:unhideWhenUsed="1" w:qFormat="1"/>
+    <w:lsdException w:name="heading 8" w:semiHidden="1" w:uiPriority="9" w:unhideWhenUsed="1" w:qFormat="1"/>
+    <w:lsdException w:name="heading 9" w:semiHidden="1" w:uiPriority="9" w:unhideWhenUsed="1" w:qFormat="1"/>
+    <w:lsdException w:name="index 1" w:semiHidden="1" w:unhideWhenUsed="1"/>
+    <w:lsdException w:name="index 2" w:semiHidden="1" w:unhideWhenUsed="1"/>
+    <w:lsdException w:name="index 3" w:semiHidden="1" w:unhideWhenUsed="1"/>
+    <w:lsdException w:name="index 4" w:semiHidden="1" w:unhideWhenUsed="1"/>
+    <w:lsdException w:name="index 5" w:semiHidden="1" w:unhideWhenUsed="1"/>
+    <w:lsdException w:name="index 6" w:semiHidden="1" w:unhideWhenUsed="1"/>
+    <w:lsdException w:name="index 7" w:semiHidden="1" w:unhideWhenUsed="1"/>
+    <w:lsdException w:name="index 8" w:semiHidden="1" w:unhideWhenUsed="1"/>
+    <w:lsdException w:name="index 9" w:semiHidden="1" w:unhideWhenUsed="1"/>
+    <w:lsdException w:name="toc 1" w:semiHidden="1" w:uiPriority="39" w:unhideWhenUsed="1"/>
+    <w:lsdException w:name="toc 2" w:semiHidden="1" w:uiPriority="39" w:unhideWhenUsed="1"/>
+    <w:lsdException w:name="toc 3" w:semiHidden="1" w:uiPriority="39" w:unhideWhenUsed="1"/>
+    <w:lsdException w:name="toc 4" w:semiHidden="1" w:uiPriority="39" w:unhideWhenUsed="1"/>
+    <w:lsdException w:name="toc 5" w:semiHidden="1" w:uiPriority="39" w:unhideWhenUsed="1"/>
+    <w:lsdException w:name="toc 6" w:semiHidden="1" w:uiPriority="39" w:unhideWhenUsed="1"/>
+    <w:lsdException w:name="toc 7" w:semiHidden="1" w:uiPriority="39" w:unhideWhenUsed="1"/>
+    <w:lsdException w:name="toc 8" w:semiHidden="1" w:uiPriority="39" w:unhideWhenUsed="1"/>
+    <w:lsdException w:name="toc 9" w:semiHidden="1" w:uiPriority="39" w:unhideWhenUsed="1"/>
+    <w:lsdException w:name="Normal Indent" w:semiHidden="1" w:unhideWhenUsed="1"/>
+    <w:lsdException w:name="footnote text" w:semiHidden="1" w:unhideWhenUsed="1"/>
+    <w:lsdException w:name="annotation text" w:semiHidden="1" w:unhideWhenUsed="1"/>
+    <w:lsdException w:name="header" w:semiHidden="1" w:unhideWhenUsed="1"/>
+    <w:lsdException w:name="footer" w:semiHidden="1" w:unhideWhenUsed="1"/>
+    <w:lsdException w:name="index heading" w:semiHidden="1" w:unhideWhenUsed="1"/>
+    <w:lsdException w:name="caption" w:semiHidden="1" w:uiPriority="35" w:unhideWhenUsed="1" w:qFormat="1"/>
+    <w:lsdException w:name="table of figures" w:semiHidden="1" w:unhideWhenUsed="1"/>
+    <w:lsdException w:name="envelope address" w:semiHidden="1" w:unhideWhenUsed="1"/>
+    <w:lsdException w:name="envelope return" w:semiHidden="1" w:unhideWhenUsed="1"/>
+    <w:lsdException w:name="footnote reference" w:semiHidden="1" w:unhideWhenUsed="1"/>
+    <w:lsdException w:name="annotation reference" w:semiHidden="1" w:unhideWhenUsed="1"/>
+    <w:lsdException w:name="line number" w:semiHidden="1" w:unhideWhenUsed="1"/>
+    <w:lsdException w:name="page number" w:semiHidden="1" w:unhideWhenUsed="1"/>
+    <w:lsdException w:name="endnote reference" w:semiHidden="1" w:unhideWhenUsed="1"/>
+    <w:lsdException w:name="endnote text" w:semiHidden="1" w:unhideWhenUsed="1"/>
+    <w:lsdException w:name="table of authorities" w:semiHidden="1" w:unhideWhenUsed="1"/>
+    <w:lsdException w:name="macro" w:semiHidden="1" w:unhideWhenUsed="1"/>
+    <w:lsdException w:name="toa heading" w:semiHidden="1" w:unhideWhenUsed="1"/>
+    <w:lsdException w:name="List" w:semiHidden="1" w:unhideWhenUsed="1"/>
+    <w:lsdException w:name="List Bullet" w:semiHidden="1" w:unhideWhenUsed="1"/>
+    <w:lsdException w:name="List Number" w:semiHidden="1" w:unhideWhenUsed="1"/>
+    <w:lsdException w:name="List 2" w:semiHidden="1" w:unhideWhenUsed="1"/>
+    <w:lsdException w:name="List 3" w:semiHidden="1" w:unhideWhenUsed="1"/>
+    <w:lsdException w:name="List 4" w:semiHidden="1" w:unhideWhenUsed="1"/>
+    <w:lsdException w:name="List 5" w:semiHidden="1" w:unhideWhenUsed="1"/>
+    <w:lsdException w:name="List Bullet 2" w:semiHidden="1" w:unhideWhenUsed="1"/>
+    <w:lsdException w:name="List Bullet 3" w:semiHidden="1" w:unhideWhenUsed="1"/>
+    <w:lsdException w:name="List Bullet 4" w:semiHidden="1" w:unhideWhenUsed="1"/>
+    <w:lsdException w:name="List Bullet 5" w:semiHidden="1" w:unhideWhenUsed="1"/>
+    <w:lsdException w:name="List Number 2" w:semiHidden="1" w:unhideWhenUsed="1"/>
+    <w:lsdException w:name="List Number 3" w:semiHidden="1" w:unhideWhenUsed="1"/>
+    <w:lsdException w:name="List Number 4" w:semiHidden="1" w:unhideWhenUsed="1"/>
+    <w:lsdException w:name="List Number 5" w:semiHidden="1" w:unhideWhenUsed="1"/>
+    <w:lsdException w:name="Title" w:uiPriority="10" w:qFormat="1"/>
+    <w:lsdException w:name="Closing" w:semiHidden="1" w:unhideWhenUsed="1"/>
+    <w:lsdException w:name="Signature" w:semiHidden="1" w:unhideWhenUsed="1"/>
+    <w:lsdException w:name="Default Paragraph Font" w:semiHidden="1" w:uiPriority="1" w:unhideWhenUsed="1"/>
+    <w:lsdException w:name="Body Text" w:semiHidden="1" w:unhideWhenUsed="1"/>
+    <w:lsdException w:name="Body Text Indent" w:semiHidden="1" w:unhideWhenUsed="1"/>
+    <w:lsdException w:name="List Continue" w:semiHidden="1" w:unhideWhenUsed="1"/>
+    <w:lsdException w:name="List Continue 2" w:semiHidden="1" w:unhideWhenUsed="1"/>
+    <w:lsdException w:name="List Continue 3" w:semiHidden="1" w:unhideWhenUsed="1"/>
+    <w:lsdException w:name="List Continue 4" w:semiHidden="1" w:unhideWhenUsed="1"/>
+    <w:lsdException w:name="List Continue 5" w:semiHidden="1" w:unhideWhenUsed="1"/>
+    <w:lsdException w:name="Message Header" w:semiHidden="1" w:unhideWhenUsed="1"/>
+    <w:lsdException w:name="Subtitle" w:uiPriority="11" w:qFormat="1"/>
+    <w:lsdException w:name="Salutation" w:semiHidden="1" w:unhideWhenUsed="1"/>
+    <w:lsdException w:name="Date" w:semiHidden="1" w:unhideWhenUsed="1"/>
+    <w:lsdException w:name="Body Text First Indent" w:semiHidden="1" w:unhideWhenUsed="1"/>
+    <w:lsdException w:name="Body Text First Indent 2" w:semiHidden="1" w:unhideWhenUsed="1"/>
+    <w:lsdException w:name="Note Heading" w:semiHidden="1" w:unhideWhenUsed="1"/>
+    <w:lsdException w:name="Body Text 2" w:semiHidden="1" w:unhideWhenUsed="1"/>
+    <w:lsdException w:name="Body Text 3" w:semiHidden="1" w:unhideWhenUsed="1"/>
+    <w:lsdException w:name="Body Text Indent 2" w:semiHidden="1" w:unhideWhenUsed="1"/>
+    <w:lsdException w:name="Body Text Indent 3" w:semiHidden="1" w:unhideWhenUsed="1"/>
+    <w:lsdException w:name="Block Text" w:semiHidden="1" w:unhideWhenUsed="1"/>
+    <w:lsdException w:name="Hyperlink" w:semiHidden="1" w:unhideWhenUsed="1"/>
+    <w:lsdException w:name="FollowedHyperlink" w:semiHidden="1" w:unhideWhenUsed="1"/>
+    <w:lsdException w:name="Strong" w:uiPriority="22" w:qFormat="1"/>
+    <w:lsdException w:name="Emphasis" w:uiPriority="20" w:qFormat="1"/>
+    <w:lsdException w:name="Document Map" w:semiHidden="1" w:unhideWhenUsed="1"/>
+    <w:lsdException w:name="Plain Text" w:semiHidden="1" w:unhideWhenUsed="1"/>
+    <w:lsdException w:name="E-mail Signature" w:semiHidden="1" w:unhideWhenUsed="1"/>
+    <w:lsdException w:name="HTML Top of Form" w:semiHidden="1" w:unhideWhenUsed="1"/>
+    <w:lsdException w:name="HTML Bottom of Form" w:semiHidden="1" w:unhideWhenUsed="1"/>
+    <w:lsdException w:name="Normal (Web)" w:semiHidden="1" w:unhideWhenUsed="1"/>
+    <w:lsdException w:name="HTML Acronym" w:semiHidden="1" w:unhideWhenUsed="1"/>
+    <w:lsdException w:name="HTML Address" w:semiHidden="1" w:unhideWhenUsed="1"/>
+    <w:lsdException w:name="HTML Cite" w:semiHidden="1" w:unhideWhenUsed="1"/>
+    <w:lsdException w:name="HTML Code" w:semiHidden="1" w:unhideWhenUsed="1"/>
+    <w:lsdException w:name="HTML Definition" w:semiHidden="1" w:unhideWhenUsed="1"/>
+    <w:lsdException w:name="HTML Keyboard" w:semiHidden="1" w:unhideWhenUsed="1"/>
+    <w:lsdException w:name="HTML Preformatted" w:semiHidden="1" w:unhideWhenUsed="1"/>
+    <w:lsdException w:name="HTML Sample" w:semiHidden="1" w:unhideWhenUsed="1"/>
+    <w:lsdException w:name="HTML Typewriter" w:semiHidden="1" w:unhideWhenUsed="1"/>
+    <w:lsdException w:name="HTML Variable" w:semiHidden="1" w:unhideWhenUsed="1"/>
+    <w:lsdException w:name="Normal Table" w:semiHidden="1" w:unhideWhenUsed="1"/>
+    <w:lsdException w:name="annotation subject" w:semiHidden="1" w:unhideWhenUsed="1"/>
+    <w:lsdException w:name="No List" w:semiHidden="1" w:unhideWhenUsed="1"/>
+    <w:lsdException w:name="Outline List 1" w:semiHidden="1" w:unhideWhenUsed="1"/>
+    <w:lsdException w:name="Outline List 2" w:semiHidden="1" w:unhideWhenUsed="1"/>
+    <w:lsdException w:name="Outline List 3" w:semiHidden="1" w:unhideWhenUsed="1"/>
+    <w:lsdException w:name="Table Simple 1" w:semiHidden="1" w:unhideWhenUsed="1"/>
+    <w:lsdException w:name="Table Simple 2" w:semiHidden="1" w:unhideWhenUsed="1"/>
+    <w:lsdException w:name="Table Simple 3" w:semiHidden="1" w:unhideWhenUsed="1"/>
+    <w:lsdException w:name="Table Classic 1" w:semiHidden="1" w:unhideWhenUsed="1"/>
+    <w:lsdException w:name="Table Classic 2" w:semiHidden="1" w:unhideWhenUsed="1"/>
+    <w:lsdException w:name="Table Classic 3" w:semiHidden="1" w:unhideWhenUsed="1"/>
+    <w:lsdException w:name="Table Classic 4" w:semiHidden="1" w:unhideWhenUsed="1"/>
+    <w:lsdException w:name="Table Colorful 1" w:semiHidden="1" w:unhideWhenUsed="1"/>
+    <w:lsdException w:name="Table Colorful 2" w:semiHidden="1" w:unhideWhenUsed="1"/>
+    <w:lsdException w:name="Table Colorful 3" w:semiHidden="1" w:unhideWhenUsed="1"/>
+    <w:lsdException w:name="Table Columns 1" w:semiHidden="1" w:unhideWhenUsed="1"/>
+    <w:lsdException w:name="Table Columns 2" w:semiHidden="1" w:unhideWhenUsed="1"/>
+    <w:lsdException w:name="Table Columns 3" w:semiHidden="1" w:unhideWhenUsed="1"/>
+    <w:lsdException w:name="Table Columns 4" w:semiHidden="1" w:unhideWhenUsed="1"/>
+    <w:lsdException w:name="Table Columns 5" w:semiHidden="1" w:unhideWhenUsed="1"/>
+    <w:lsdException w:name="Table Grid 1" w:semiHidden="1" w:unhideWhenUsed="1"/>
+    <w:lsdException w:name="Table Grid 2" w:semiHidden="1" w:unhideWhenUsed="1"/>
+    <w:lsdException w:name="Table Grid 3" w:semiHidden="1" w:unhideWhenUsed="1"/>
+    <w:lsdException w:name="Table Grid 4" w:semiHidden="1" w:unhideWhenUsed="1"/>
+    <w:lsdException w:name="Table Grid 5" w:semiHidden="1" w:unhideWhenUsed="1"/>
+    <w:lsdException w:name="Table Grid 6" w:semiHidden="1" w:unhideWhenUsed="1"/>
+    <w:lsdException w:name="Table Grid 7" w:semiHidden="1" w:unhideWhenUsed="1"/>
+    <w:lsdException w:name="Table Grid 8" w:semiHidden="1" w:unhideWhenUsed="1"/>
+    <w:lsdException w:name="Table List 1" w:semiHidden="1" w:unhideWhenUsed="1"/>
+    <w:lsdException w:name="Table List 2" w:semiHidden="1" w:unhideWhenUsed="1"/>
+    <w:lsdException w:name="Table List 3" w:semiHidden="1" w:unhideWhenUsed="1"/>
+    <w:lsdException w:name="Table List 4" w:semiHidden="1" w:unhideWhenUsed="1"/>
+    <w:lsdException w:name="Table List 5" w:semiHidden="1" w:unhideWhenUsed="1"/>
+    <w:lsdException w:name="Table List 6" w:semiHidden="1" w:unhideWhenUsed="1"/>
+    <w:lsdException w:name="Table List 7" w:semiHidden="1" w:unhideWhenUsed="1"/>
+    <w:lsdException w:name="Table List 8" w:semiHidden="1" w:unhideWhenUsed="1"/>
+    <w:lsdException w:name="Table 3D effects 1" w:semiHidden="1" w:unhideWhenUsed="1"/>
+    <w:lsdException w:name="Table 3D effects 2" w:semiHidden="1" w:unhideWhenUsed="1"/>
+    <w:lsdException w:name="Table 3D effects 3" w:semiHidden="1" w:unhideWhenUsed="1"/>
+    <w:lsdException w:name="Table Contemporary" w:semiHidden="1" w:unhideWhenUsed="1"/>
+    <w:lsdException w:name="Table Elegant" w:semiHidden="1" w:unhideWhenUsed="1"/>
+    <w:lsdException w:name="Table Professional" w:semiHidden="1" w:unhideWhenUsed="1"/>
+    <w:lsdException w:name="Table Subtle 1" w:semiHidden="1" w:unhideWhenUsed="1"/>
+    <w:lsdException w:name="Table Subtle 2" w:semiHidden="1" w:unhideWhenUsed="1"/>
+    <w:lsdException w:name="Table Web 1" w:semiHidden="1" w:unhideWhenUsed="1"/>
+    <w:lsdException w:name="Table Web 2" w:semiHidden="1" w:unhideWhenUsed="1"/>
+    <w:lsdException w:name="Table Web 3" w:semiHidden="1" w:unhideWhenUsed="1"/>
+    <w:lsdException w:name="Balloon Text" w:semiHidden="1" w:unhideWhenUsed="1"/>
+    <w:lsdException w:name="Table Grid" w:uiPriority="39"/>
+    <w:lsdException w:name="Table Theme" w:semiHidden="1" w:unhideWhenUsed="1"/>
+    <w:lsdException w:name="Placeholder Text" w:semiHidden="1"/>
+    <w:lsdException w:name="No Spacing" w:uiPriority="1" w:qFormat="1"/>
+    <w:lsdException w:name="Light Shading" w:uiPriority="60"/>
+    <w:lsdException w:name="Light List" w:uiPriority="61"/>
+    <w:lsdException w:name="Light Grid" w:uiPriority="62"/>
+    <w:lsdException w:name="Medium Shading 1" w:uiPriority="63"/>
+    <w:lsdException w:name="Medium Shading 2" w:uiPriority="64"/>
+    <w:lsdException w:name="Medium List 1" w:uiPriority="65"/>
+    <w:lsdException w:name="Medium List 2" w:uiPriority="66"/>
+    <w:lsdException w:name="Medium Grid 1" w:uiPriority="67"/>
+    <w:lsdException w:name="Medium Grid 2" w:uiPriority="68"/>
+    <w:lsdException w:name="Medium Grid 3" w:uiPriority="69"/>
+    <w:lsdException w:name="Dark List" w:uiPriority="70"/>
+    <w:lsdException w:name="Colorful Shading" w:uiPriority="71"/>
+    <w:lsdException w:name="Colorful List" w:uiPriority="72"/>
+    <w:lsdException w:name="Colorful Grid" w:uiPriority="73"/>
+    <w:lsdException w:name="Light Shading Accent 1" w:uiPriority="60"/>
+    <w:lsdException w:name="Light List Accent 1" w:uiPriority="61"/>
+    <w:lsdException w:name="Light Grid Accent 1" w:uiPriority="62"/>
+    <w:lsdException w:name="Medium Shading 1 Accent 1" w:uiPriority="63"/>
+    <w:lsdException w:name="Medium Shading 2 Accent 1" w:uiPriority="64"/>
+    <w:lsdException w:name="Medium List 1 Accent 1" w:uiPriority="65"/>
+    <w:lsdException w:name="Revision" w:semiHidden="1"/>
+    <w:lsdException w:name="List Paragraph" w:uiPriority="34" w:qFormat="1"/>
+    <w:lsdException w:name="Quote" w:uiPriority="29" w:qFormat="1"/>
+    <w:lsdException w:name="Intense Quote" w:uiPriority="30" w:qFormat="1"/>
+    <w:lsdException w:name="Medium List 2 Accent 1" w:uiPriority="66"/>
+    <w:lsdException w:name="Medium Grid 1 Accent 1" w:uiPriority="67"/>
+    <w:lsdException w:name="Medium Grid 2 Accent 1" w:uiPriority="68"/>
+    <w:lsdException w:name="Medium Grid 3 Accent 1" w:uiPriority="69"/>
+    <w:lsdException w:name="Dark List Accent 1" w:uiPriority="70"/>
+    <w:lsdException w:name="Colorful Shading Accent 1" w:uiPriority="71"/>
+    <w:lsdException w:name="Colorful List Accent 1" w:uiPriority="72"/>
+    <w:lsdException w:name="Colorful Grid Accent 1" w:uiPriority="73"/>
+    <w:lsdException w:name="Light Shading Accent 2" w:uiPriority="60"/>
+    <w:lsdException w:name="Light List Accent 2" w:uiPriority="61"/>
+    <w:lsdException w:name="Light Grid Accent 2" w:uiPriority="62"/>
+    <w:lsdException w:name="Medium Shading 1 Accent 2" w:uiPriority="63"/>
+    <w:lsdException w:name="Medium Shading 2 Accent 2" w:uiPriority="64"/>
+    <w:lsdException w:name="Medium List 1 Accent 2" w:uiPriority="65"/>
+    <w:lsdException w:name="Medium List 2 Accent 2" w:uiPriority="66"/>
+    <w:lsdException w:name="Medium Grid 1 Accent 2" w:uiPriority="67"/>
+    <w:lsdException w:name="Medium Grid 2 Accent 2" w:uiPriority="68"/>
+    <w:lsdException w:name="Medium Grid 3 Accent 2" w:uiPriority="69"/>
+    <w:lsdException w:name="Dark List Accent 2" w:uiPriority="70"/>
+    <w:lsdException w:name="Colorful Shading Accent 2" w:uiPriority="71"/>
+    <w:lsdException w:name="Colorful List Accent 2" w:uiPriority="72"/>
+    <w:lsdException w:name="Colorful Grid Accent 2" w:uiPriority="73"/>
+    <w:lsdException w:name="Light Shading Accent 3" w:uiPriority="60"/>
+    <w:lsdException w:name="Light List Accent 3" w:uiPriority="61"/>
+    <w:lsdException w:name="Light Grid Accent 3" w:uiPriority="62"/>
+    <w:lsdException w:name="Medium Shading 1 Accent 3" w:uiPriority="63"/>
+    <w:lsdException w:name="Medium Shading 2 Accent 3" w:uiPriority="64"/>
+    <w:lsdException w:name="Medium List 1 Accent 3" w:uiPriority="65"/>
+    <w:lsdException w:name="Medium List 2 Accent 3" w:uiPriority="66"/>
+    <w:lsdException w:name="Medium Grid 1 Accent 3" w:uiPriority="67"/>
+    <w:lsdException w:name="Medium Grid 2 Accent 3" w:uiPriority="68"/>
+    <w:lsdException w:name="Medium Grid 3 Accent 3" w:uiPriority="69"/>
+    <w:lsdException w:name="Dark List Accent 3" w:uiPriority="70"/>
+    <w:lsdException w:name="Colorful Shading Accent 3" w:uiPriority="71"/>
+    <w:lsdException w:name="Colorful List Accent 3" w:uiPriority="72"/>
+    <w:lsdException w:name="Colorful Grid Accent 3" w:uiPriority="73"/>
+    <w:lsdException w:name="Light Shading Accent 4" w:uiPriority="60"/>
+    <w:lsdException w:name="Light List Accent 4" w:uiPriority="61"/>
+    <w:lsdException w:name="Light Grid Accent 4" w:uiPriority="62"/>
+    <w:lsdException w:name="Medium Shading 1 Accent 4" w:uiPriority="63"/>
+    <w:lsdException w:name="Medium Shading 2 Accent 4" w:uiPriority="64"/>
+    <w:lsdException w:name="Medium List 1 Accent 4" w:uiPriority="65"/>
+    <w:lsdException w:name="Medium List 2 Accent 4" w:uiPriority="66"/>
+    <w:lsdException w:name="Medium Grid 1 Accent 4" w:uiPriority="67"/>
+    <w:lsdException w:name="Medium Grid 2 Accent 4" w:uiPriority="68"/>
+    <w:lsdException w:name="Medium Grid 3 Accent 4" w:uiPriority="69"/>
+    <w:lsdException w:name="Dark List Accent 4" w:uiPriority="70"/>
+    <w:lsdException w:name="Colorful Shading Accent 4" w:uiPriority="71"/>
+    <w:lsdException w:name="Colorful List Accent 4" w:uiPriority="72"/>
+    <w:lsdException w:name="Colorful Grid Accent 4" w:uiPriority="73"/>
+    <w:lsdException w:name="Light Shading Accent 5" w:uiPriority="60"/>
+    <w:lsdException w:name="Light List Accent 5" w:uiPriority="61"/>
+    <w:lsdException w:name="Light Grid Accent 5" w:uiPriority="62"/>
+    <w:lsdException w:name="Medium Shading 1 Accent 5" w:uiPriority="63"/>
+    <w:lsdException w:name="Medium Shading 2 Accent 5" w:uiPriority="64"/>
+    <w:lsdException w:name="Medium List 1 Accent 5" w:uiPriority="65"/>
+    <w:lsdException w:name="Medium List 2 Accent 5" w:uiPriority="66"/>
+    <w:lsdException w:name="Medium Grid 1 Accent 5" w:uiPriority="67"/>
+    <w:lsdException w:name="Medium Grid 2 Accent 5" w:uiPriority="68"/>
+    <w:lsdException w:name="Medium Grid 3 Accent 5" w:uiPriority="69"/>
+    <w:lsdException w:name="Dark List Accent 5" w:uiPriority="70"/>
+    <w:lsdException w:name="Colorful Shading Accent 5" w:uiPriority="71"/>
+    <w:lsdException w:name="Colorful List Accent 5" w:uiPriority="72"/>
+    <w:lsdException w:name="Colorful Grid Accent 5" w:uiPriority="73"/>
+    <w:lsdException w:name="Light Shading Accent 6" w:uiPriority="60"/>
+    <w:lsdException w:name="Light List Accent 6" w:uiPriority="61"/>
+    <w:lsdException w:name="Light Grid Accent 6" w:uiPriority="62"/>
+    <w:lsdException w:name="Medium Shading 1 Accent 6" w:uiPriority="63"/>
+    <w:lsdException w:name="Medium Shading 2 Accent 6" w:uiPriority="64"/>
+    <w:lsdException w:name="Medium List 1 Accent 6" w:uiPriority="65"/>
+    <w:lsdException w:name="Medium List 2 Accent 6" w:uiPriority="66"/>
+    <w:lsdException w:name="Medium Grid 1 Accent 6" w:uiPriority="67"/>
+    <w:lsdException w:name="Medium Grid 2 Accent 6" w:uiPriority="68"/>
+    <w:lsdException w:name="Medium Grid 3 Accent 6" w:uiPriority="69"/>
+    <w:lsdException w:name="Dark List Accent 6" w:uiPriority="70"/>
+    <w:lsdException w:name="Colorful Shading Accent 6" w:uiPriority="71"/>
+    <w:lsdException w:name="Colorful List Accent 6" w:uiPriority="72"/>
+    <w:lsdException w:name="Colorful Grid Accent 6" w:uiPriority="73"/>
+    <w:lsdException w:name="Subtle Emphasis" w:uiPriority="19" w:qFormat="1"/>
+    <w:lsdException w:name="Intense Emphasis" w:uiPriority="21" w:qFormat="1"/>
+    <w:lsdException w:name="Subtle Reference" w:uiPriority="31" w:qFormat="1"/>
+    <w:lsdException w:name="Intense Reference" w:uiPriority="32" w:qFormat="1"/>
+    <w:lsdException w:name="Book Title" w:uiPriority="33" w:qFormat="1"/>
+    <w:lsdException w:name="Bibliography" w:semiHidden="1" w:uiPriority="37" w:unhideWhenUsed="1"/>
+    <w:lsdException w:name="TOC Heading" w:semiHidden="1" w:uiPriority="39" w:unhideWhenUsed="1" w:qFormat="1"/>
+    <w:lsdException w:name="Plain Table 1" w:uiPriority="41"/>
+    <w:lsdException w:name="Plain Table 2" w:uiPriority="42"/>
+    <w:lsdException w:name="Plain Table 3" w:uiPriority="43"/>
+    <w:lsdException w:name="Plain Table 4" w:uiPriority="44"/>
+    <w:lsdException w:name="Plain Table 5" w:uiPriority="45"/>
+    <w:lsdException w:name="Grid Table Light" w:uiPriority="40"/>
+    <w:lsdException w:name="Grid Table 1 Light" w:uiPriority="46"/>
+    <w:lsdException w:name="Grid Table 2" w:uiPriority="47"/>
+    <w:lsdException w:name="Grid Table 3" w:uiPriority="48"/>
+    <w:lsdException w:name="Grid Table 4" w:uiPriority="49"/>
+    <w:lsdException w:name="Grid Table 5 Dark" w:uiPriority="50"/>
+    <w:lsdException w:name="Grid Table 6 Colorful" w:uiPriority="51"/>
+    <w:lsdException w:name="Grid Table 7 Colorful" w:uiPriority="52"/>
+    <w:lsdException w:name="Grid Table 1 Light Accent 1" w:uiPriority="46"/>
+    <w:lsdException w:name="Grid Table 2 Accent 1" w:uiPriority="47"/>
+    <w:lsdException w:name="Grid Table 3 Accent 1" w:uiPriority="48"/>
+    <w:lsdException w:name="Grid Table 4 Accent 1" w:uiPriority="49"/>
+    <w:lsdException w:name="Grid Table 5 Dark Accent 1" w:uiPriority="50"/>
+    <w:lsdException w:name="Grid Table 6 Colorful Accent 1" w:uiPriority="51"/>
+    <w:lsdException w:name="Grid Table 7 Colorful Accent 1" w:uiPriority="52"/>
+    <w:lsdException w:name="Grid Table 1 Light Accent 2" w:uiPriority="46"/>
+    <w:lsdException w:name="Grid Table 2 Accent 2" w:uiPriority="47"/>
+    <w:lsdException w:name="Grid Table 3 Accent 2" w:uiPriority="48"/>
+    <w:lsdException w:name="Grid Table 4 Accent 2" w:uiPriority="49"/>
+    <w:lsdException w:name="Grid Table 5 Dark Accent 2" w:uiPriority="50"/>
+    <w:lsdException w:name="Grid Table 6 Colorful Accent 2" w:uiPriority="51"/>
+    <w:lsdException w:name="Grid Table 7 Colorful Accent 2" w:uiPriority="52"/>
+    <w:lsdException w:name="Grid Table 1 Light Accent 3" w:uiPriority="46"/>
+    <w:lsdException w:name="Grid Table 2 Accent 3" w:uiPriority="47"/>
+    <w:lsdException w:name="Grid Table 3 Accent 3" w:uiPriority="48"/>
+    <w:lsdException w:name="Grid Table 4 Accent 3" w:uiPriority="49"/>
+    <w:lsdException w:name="Grid Table 5 Dark Accent 3" w:uiPriority="50"/>
+    <w:lsdException w:name="Grid Table 6 Colorful Accent 3" w:uiPriority="51"/>
+    <w:lsdException w:name="Grid Table 7 Colorful Accent 3" w:uiPriority="52"/>
+    <w:lsdException w:name="Grid Table 1 Light Accent 4" w:uiPriority="46"/>
+    <w:lsdException w:name="Grid Table 2 Accent 4" w:uiPriority="47"/>
+    <w:lsdException w:name="Grid Table 3 Accent 4" w:uiPriority="48"/>
+    <w:lsdException w:name="Grid Table 4 Accent 4" w:uiPriority="49"/>
+    <w:lsdException w:name="Grid Table 5 Dark Accent 4" w:uiPriority="50"/>
+    <w:lsdException w:name="Grid Table 6 Colorful Accent 4" w:uiPriority="51"/>
+    <w:lsdException w:name="Grid Table 7 Colorful Accent 4" w:uiPriority="52"/>
+    <w:lsdException w:name="Grid Table 1 Light Accent 5" w:uiPriority="46"/>
+    <w:lsdException w:name="Grid Table 2 Accent 5" w:uiPriority="47"/>
+    <w:lsdException w:name="Grid Table 3 Accent 5" w:uiPriority="48"/>
+    <w:lsdException w:name="Grid Table 4 Accent 5" w:uiPriority="49"/>
+    <w:lsdException w:name="Grid Table 5 Dark Accent 5" w:uiPriority="50"/>
+    <w:lsdException w:name="Grid Table 6 Colorful Accent 5" w:uiPriority="51"/>
+    <w:lsdException w:name="Grid Table 7 Colorful Accent 5" w:uiPriority="52"/>
+    <w:lsdException w:name="Grid Table 1 Light Accent 6" w:uiPriority="46"/>
+    <w:lsdException w:name="Grid Table 2 Accent 6" w:uiPriority="47"/>
+    <w:lsdException w:name="Grid Table 3 Accent 6" w:uiPriority="48"/>
+    <w:lsdException w:name="Grid Table 4 Accent 6" w:uiPriority="49"/>
+    <w:lsdException w:name="Grid Table 5 Dark Accent 6" w:uiPriority="50"/>
+    <w:lsdException w:name="Grid Table 6 Colorful Accent 6" w:uiPriority="51"/>
+    <w:lsdException w:name="Grid Table 7 Colorful Accent 6" w:uiPriority="52"/>
+    <w:lsdException w:name="List Table 1 Light" w:uiPriority="46"/>
+    <w:lsdException w:name="List Table 2" w:uiPriority="47"/>
+    <w:lsdException w:name="List Table 3" w:uiPriority="48"/>
+    <w:lsdException w:name="List Table 4" w:uiPriority="49"/>
+    <w:lsdException w:name="List Table 5 Dark" w:uiPriority="50"/>
+    <w:lsdException w:name="List Table 6 Colorful" w:uiPriority="51"/>
+    <w:lsdException w:name="List Table 7 Colorful" w:uiPriority="52"/>
+    <w:lsdException w:name="List Table 1 Light Accent 1" w:uiPriority="46"/>
+    <w:lsdException w:name="List Table 2 Accent 1" w:uiPriority="47"/>
+    <w:lsdException w:name="List Table 3 Accent 1" w:uiPriority="48"/>
+    <w:lsdException w:name="List Table 4 Accent 1" w:uiPriority="49"/>
+    <w:lsdException w:name="List Table 5 Dark Accent 1" w:uiPriority="50"/>
+    <w:lsdException w:name="List Table 6 Colorful Accent 1" w:uiPriority="51"/>
+    <w:lsdException w:name="List Table 7 Colorful Accent 1" w:uiPriority="52"/>
+    <w:lsdException w:name="List Table 1 Light Accent 2" w:uiPriority="46"/>
+    <w:lsdException w:name="List Table 2 Accent 2" w:uiPriority="47"/>
+    <w:lsdException w:name="List Table 3 Accent 2" w:uiPriority="48"/>
+    <w:lsdException w:name="List Table 4 Accent 2" w:uiPriority="49"/>
+    <w:lsdException w:name="List Table 5 Dark Accent 2" w:uiPriority="50"/>
+    <w:lsdException w:name="List Table 6 Colorful Accent 2" w:uiPriority="51"/>
+    <w:lsdException w:name="List Table 7 Colorful Accent 2" w:uiPriority="52"/>
+    <w:lsdException w:name="List Table 1 Light Accent 3" w:uiPriority="46"/>
+    <w:lsdException w:name="List Table 2 Accent 3" w:uiPriority="47"/>
+    <w:lsdException w:name="List Table 3 Accent 3" w:uiPriority="48"/>
+    <w:lsdException w:name="List Table 4 Accent 3" w:uiPriority="49"/>
+    <w:lsdException w:name="List Table 5 Dark Accent 3" w:uiPriority="50"/>
+    <w:lsdException w:name="List Table 6 Colorful Accent 3" w:uiPriority="51"/>
+    <w:lsdException w:name="List Table 7 Colorful Accent 3" w:uiPriority="52"/>
+    <w:lsdException w:name="List Table 1 Light Accent 4" w:uiPriority="46"/>
+    <w:lsdException w:name="List Table 2 Accent 4" w:uiPriority="47"/>
+    <w:lsdException w:name="List Table 3 Accent 4" w:uiPriority="48"/>
+    <w:lsdException w:name="List Table 4 Accent 4" w:uiPriority="49"/>
+    <w:lsdException w:name="List Table 5 Dark Accent 4" w:uiPriority="50"/>
+    <w:lsdException w:name="List Table 6 Colorful Accent 4" w:uiPriority="51"/>
+    <w:lsdException w:name="List Table 7 Colorful Accent 4" w:uiPriority="52"/>
+    <w:lsdException w:name="List Table 1 Light Accent 5" w:uiPriority="46"/>
+    <w:lsdException w:name="List Table 2 Accent 5" w:uiPriority="47"/>
+    <w:lsdException w:name="List Table 3 Accent 5" w:uiPriority="48"/>
+    <w:lsdException w:name="List Table 4 Accent 5" w:uiPriority="49"/>
+    <w:lsdException w:name="List Table 5 Dark Accent 5" w:uiPriority="50"/>
+    <w:lsdException w:name="List Table 6 Colorful Accent 5" w:uiPriority="51"/>
+    <w:lsdException w:name="List Table 7 Colorful Accent 5" w:uiPriority="52"/>
+    <w:lsdException w:name="List Table 1 Light Accent 6" w:uiPriority="46"/>
+    <w:lsdException w:name="List Table 2 Accent 6" w:uiPriority="47"/>
+    <w:lsdException w:name="List Table 3 Accent 6" w:uiPriority="48"/>
+    <w:lsdException w:name="List Table 4 Accent 6" w:uiPriority="49"/>
+    <w:lsdException w:name="List Table 5 Dark Accent 6" w:uiPriority="50"/>
+    <w:lsdException w:name="List Table 6 Colorful Accent 6" w:uiPriority="51"/>
+    <w:lsdException w:name="List Table 7 Colorful Accent 6" w:uiPriority="52"/>
+    <w:lsdException w:name="Mention" w:semiHidden="1" w:unhideWhenUsed="1"/>
+    <w:lsdException w:name="Smart Hyperlink" w:semiHidden="1" w:unhideWhenUsed="1"/>
+    <w:lsdException w:name="Hashtag" w:semiHidden="1" w:unhideWhenUsed="1"/>
+    <w:lsdException w:name="Unresolved Mention" w:semiHidden="1" w:unhideWhenUsed="1"/>
+    <w:lsdException w:name="Smart Link" w:semiHidden="1" w:unhideWhenUsed="1"/>
+  </w:latentStyles>
+  <w:style w:type="paragraph" w:default="1" w:styleId="Normal">
+    <w:name w:val="Normal"/>
     <w:qFormat/>
-    <w:rPr>
-      <w:sz w:val="56"/>
-      <w:szCs w:val="56"/>
-    </w:rPr>
   </w:style>
   <w:style w:type="paragraph" w:styleId="Heading1">
-    <w:name w:val="Heading 1"/>
-    <w:basedOn w:val="Normal"/>
-    <w:next w:val="Normal"/>
+    <w:name w:val="heading 1"/>
+    <w:uiPriority w:val="9"/>
     <w:qFormat/>
+    <w:pPr>
+      <w:spacing w:before="320" w:after="160"/>
+      <w:outlineLvl w:val="0"/>
+    </w:pPr>
     <w:rPr>
-      <w:color w:val="2E74B5"/>
-      <w:sz w:val="32"/>
-      <w:szCs w:val="32"/>
+      <w:b/>
+      <w:bCs/>
+      <w:color w:val="0A2540"/>
+      <w:sz w:val="30"/>
+      <w:szCs w:val="30"/>
     </w:rPr>
   </w:style>
   <w:style w:type="paragraph" w:styleId="Heading2">
-    <w:name w:val="Heading 2"/>
-    <w:basedOn w:val="Normal"/>
-    <w:next w:val="Normal"/>
+    <w:name w:val="heading 2"/>
+    <w:uiPriority w:val="9"/>
+    <w:semiHidden/>
+    <w:unhideWhenUsed/>
     <w:qFormat/>
+    <w:pPr>
+      <w:spacing w:before="200" w:after="120"/>
+      <w:outlineLvl w:val="1"/>
+    </w:pPr>
     <w:rPr>
-      <w:color w:val="2E74B5"/>
-      <w:sz w:val="26"/>
-      <w:szCs w:val="26"/>
+      <w:b/>
+      <w:bCs/>
+      <w:color w:val="16A085"/>
+      <w:sz w:val="24"/>
+      <w:szCs w:val="24"/>
     </w:rPr>
   </w:style>
   <w:style w:type="paragraph" w:styleId="Heading3">
-    <w:name w:val="Heading 3"/>
-    <w:basedOn w:val="Normal"/>
-    <w:next w:val="Normal"/>
+    <w:name w:val="heading 3"/>
+    <w:uiPriority w:val="9"/>
+    <w:semiHidden/>
+    <w:unhideWhenUsed/>
     <w:qFormat/>
+    <w:pPr>
+      <w:outlineLvl w:val="2"/>
+    </w:pPr>
     <w:rPr>
       <w:color w:val="1F4D78"/>
       <w:sz w:val="24"/>
@@ -2982,10 +5234,14 @@
     </w:rPr>
   </w:style>
   <w:style w:type="paragraph" w:styleId="Heading4">
-    <w:name w:val="Heading 4"/>
-    <w:basedOn w:val="Normal"/>
-    <w:next w:val="Normal"/>
+    <w:name w:val="heading 4"/>
+    <w:uiPriority w:val="9"/>
+    <w:semiHidden/>
+    <w:unhideWhenUsed/>
     <w:qFormat/>
+    <w:pPr>
+      <w:outlineLvl w:val="3"/>
+    </w:pPr>
     <w:rPr>
       <w:i/>
       <w:iCs/>
@@ -2993,27 +5249,69 @@
     </w:rPr>
   </w:style>
   <w:style w:type="paragraph" w:styleId="Heading5">
-    <w:name w:val="Heading 5"/>
-    <w:basedOn w:val="Normal"/>
-    <w:next w:val="Normal"/>
+    <w:name w:val="heading 5"/>
+    <w:uiPriority w:val="9"/>
+    <w:semiHidden/>
+    <w:unhideWhenUsed/>
     <w:qFormat/>
+    <w:pPr>
+      <w:outlineLvl w:val="4"/>
+    </w:pPr>
     <w:rPr>
       <w:color w:val="2E74B5"/>
     </w:rPr>
   </w:style>
   <w:style w:type="paragraph" w:styleId="Heading6">
-    <w:name w:val="Heading 6"/>
-    <w:basedOn w:val="Normal"/>
-    <w:next w:val="Normal"/>
+    <w:name w:val="heading 6"/>
+    <w:uiPriority w:val="9"/>
+    <w:semiHidden/>
+    <w:unhideWhenUsed/>
     <w:qFormat/>
+    <w:pPr>
+      <w:outlineLvl w:val="5"/>
+    </w:pPr>
     <w:rPr>
       <w:color w:val="1F4D78"/>
     </w:rPr>
   </w:style>
-  <w:style w:type="paragraph" w:styleId="Strong">
-    <w:name w:val="Strong"/>
-    <w:basedOn w:val="Normal"/>
-    <w:next w:val="Normal"/>
+  <w:style w:type="character" w:default="1" w:styleId="DefaultParagraphFont">
+    <w:name w:val="Default Paragraph Font"/>
+    <w:uiPriority w:val="1"/>
+    <w:semiHidden/>
+    <w:unhideWhenUsed/>
+  </w:style>
+  <w:style w:type="table" w:default="1" w:styleId="TableNormal">
+    <w:name w:val="Normal Table"/>
+    <w:uiPriority w:val="99"/>
+    <w:semiHidden/>
+    <w:unhideWhenUsed/>
+    <w:tblPr>
+      <w:tblInd w:w="0" w:type="dxa"/>
+      <w:tblCellMar>
+        <w:top w:w="0" w:type="dxa"/>
+        <w:left w:w="108" w:type="dxa"/>
+        <w:bottom w:w="0" w:type="dxa"/>
+        <w:right w:w="108" w:type="dxa"/>
+      </w:tblCellMar>
+    </w:tblPr>
+  </w:style>
+  <w:style w:type="numbering" w:default="1" w:styleId="NoList">
+    <w:name w:val="No List"/>
+    <w:uiPriority w:val="99"/>
+    <w:semiHidden/>
+    <w:unhideWhenUsed/>
+  </w:style>
+  <w:style w:type="paragraph" w:styleId="Title">
+    <w:name w:val="Title"/>
+    <w:uiPriority w:val="10"/>
+    <w:qFormat/>
+    <w:rPr>
+      <w:sz w:val="56"/>
+      <w:szCs w:val="56"/>
+    </w:rPr>
+  </w:style>
+  <w:style w:type="paragraph" w:customStyle="1" w:styleId="Strong1">
+    <w:name w:val="Strong1"/>
     <w:qFormat/>
     <w:rPr>
       <w:b/>
@@ -3022,12 +5320,10 @@
   </w:style>
   <w:style w:type="paragraph" w:styleId="ListParagraph">
     <w:name w:val="List Paragraph"/>
-    <w:basedOn w:val="Normal"/>
     <w:qFormat/>
   </w:style>
   <w:style w:type="character" w:styleId="Hyperlink">
     <w:name w:val="Hyperlink"/>
-    <w:basedOn w:val="DefaultParagraphFont"/>
     <w:uiPriority w:val="99"/>
     <w:unhideWhenUsed/>
     <w:rPr>
@@ -3037,7 +5333,6 @@
   </w:style>
   <w:style w:type="character" w:styleId="FootnoteReference">
     <w:name w:val="footnote reference"/>
-    <w:basedOn w:val="DefaultParagraphFont"/>
     <w:uiPriority w:val="99"/>
     <w:semiHidden/>
     <w:unhideWhenUsed/>
@@ -3047,22 +5342,17 @@
   </w:style>
   <w:style w:type="paragraph" w:styleId="FootnoteText">
     <w:name w:val="footnote text"/>
-    <w:basedOn w:val="Normal"/>
     <w:link w:val="FootnoteTextChar"/>
     <w:uiPriority w:val="99"/>
     <w:semiHidden/>
     <w:unhideWhenUsed/>
-    <w:pPr>
-      <w:spacing w:after="0" w:line="240" w:lineRule="auto"/>
-    </w:pPr>
     <w:rPr>
       <w:sz w:val="20"/>
       <w:szCs w:val="20"/>
     </w:rPr>
   </w:style>
-  <w:style w:type="character" w:styleId="FootnoteTextChar">
+  <w:style w:type="character" w:customStyle="1" w:styleId="FootnoteTextChar">
     <w:name w:val="Footnote Text Char"/>
-    <w:basedOn w:val="DefaultParagraphFont"/>
     <w:link w:val="FootnoteText"/>
     <w:uiPriority w:val="99"/>
     <w:semiHidden/>
@@ -3074,7 +5364,6 @@
   </w:style>
   <w:style w:type="character" w:styleId="EndnoteReference">
     <w:name w:val="endnote reference"/>
-    <w:basedOn w:val="DefaultParagraphFont"/>
     <w:uiPriority w:val="99"/>
     <w:semiHidden/>
     <w:unhideWhenUsed/>
@@ -3084,22 +5373,17 @@
   </w:style>
   <w:style w:type="paragraph" w:styleId="EndnoteText">
     <w:name w:val="endnote text"/>
-    <w:basedOn w:val="Normal"/>
     <w:link w:val="EndnoteTextChar"/>
     <w:uiPriority w:val="99"/>
     <w:semiHidden/>
     <w:unhideWhenUsed/>
-    <w:pPr>
-      <w:spacing w:after="0" w:line="240" w:lineRule="auto"/>
-    </w:pPr>
     <w:rPr>
       <w:sz w:val="20"/>
       <w:szCs w:val="20"/>
     </w:rPr>
   </w:style>
-  <w:style w:type="character" w:styleId="EndnoteTextChar">
+  <w:style w:type="character" w:customStyle="1" w:styleId="EndnoteTextChar">
     <w:name w:val="Endnote Text Char"/>
-    <w:basedOn w:val="DefaultParagraphFont"/>
     <w:link w:val="EndnoteText"/>
     <w:uiPriority w:val="99"/>
     <w:semiHidden/>
@@ -3109,41 +5393,332 @@
       <w:szCs w:val="20"/>
     </w:rPr>
   </w:style>
-  <w:style w:type="paragraph" w:styleId="Heading1">
-    <w:name w:val="Heading 1"/>
+  <w:style w:type="paragraph" w:styleId="TOC1">
+    <w:name w:val="toc 1"/>
     <w:basedOn w:val="Normal"/>
     <w:next w:val="Normal"/>
-    <w:qFormat/>
+    <w:autoRedefine/>
+    <w:uiPriority w:val="39"/>
+    <w:unhideWhenUsed/>
+    <w:rsid w:val="00D7579D"/>
     <w:pPr>
-      <w:spacing w:after="160" w:before="320"/>
-      <w:outlineLvl w:val="0"/>
+      <w:spacing w:after="100"/>
     </w:pPr>
-    <w:rPr>
-      <w:rFonts w:ascii="Calibri" w:cs="Calibri" w:eastAsia="Calibri" w:hAnsi="Calibri"/>
-      <w:b/>
-      <w:bCs/>
-      <w:color w:val="0A2540"/>
-      <w:sz w:val="30"/>
-      <w:szCs w:val="30"/>
-    </w:rPr>
-  </w:style>
-  <w:style w:type="paragraph" w:styleId="Heading2">
-    <w:name w:val="Heading 2"/>
-    <w:basedOn w:val="Normal"/>
-    <w:next w:val="Normal"/>
-    <w:qFormat/>
-    <w:pPr>
-      <w:spacing w:after="120" w:before="200"/>
-      <w:outlineLvl w:val="1"/>
-    </w:pPr>
-    <w:rPr>
-      <w:rFonts w:ascii="Calibri" w:cs="Calibri" w:eastAsia="Calibri" w:hAnsi="Calibri"/>
-      <w:b/>
-      <w:bCs/>
-      <w:color w:val="16A085"/>
-      <w:sz w:val="24"/>
-      <w:szCs w:val="24"/>
-    </w:rPr>
   </w:style>
 </w:styles>
+</file>
+
+<file path=word/theme/theme1.xml><?xml version="1.0" encoding="utf-8"?>
+<a:theme xmlns:a="http://schemas.openxmlformats.org/drawingml/2006/main" name="Office Theme">
+  <a:themeElements>
+    <a:clrScheme name="Office">
+      <a:dk1>
+        <a:sysClr val="windowText" lastClr="000000"/>
+      </a:dk1>
+      <a:lt1>
+        <a:sysClr val="window" lastClr="FFFFFF"/>
+      </a:lt1>
+      <a:dk2>
+        <a:srgbClr val="0E2841"/>
+      </a:dk2>
+      <a:lt2>
+        <a:srgbClr val="E8E8E8"/>
+      </a:lt2>
+      <a:accent1>
+        <a:srgbClr val="156082"/>
+      </a:accent1>
+      <a:accent2>
+        <a:srgbClr val="E97132"/>
+      </a:accent2>
+      <a:accent3>
+        <a:srgbClr val="196B24"/>
+      </a:accent3>
+      <a:accent4>
+        <a:srgbClr val="0F9ED5"/>
+      </a:accent4>
+      <a:accent5>
+        <a:srgbClr val="A02B93"/>
+      </a:accent5>
+      <a:accent6>
+        <a:srgbClr val="4EA72E"/>
+      </a:accent6>
+      <a:hlink>
+        <a:srgbClr val="467886"/>
+      </a:hlink>
+      <a:folHlink>
+        <a:srgbClr val="96607D"/>
+      </a:folHlink>
+    </a:clrScheme>
+    <a:fontScheme name="Office">
+      <a:majorFont>
+        <a:latin typeface="Aptos Display" panose="02110004020202020204"/>
+        <a:ea typeface=""/>
+        <a:cs typeface=""/>
+        <a:font script="Jpan" typeface="游ゴシック Light"/>
+        <a:font script="Hang" typeface="맑은 고딕"/>
+        <a:font script="Hans" typeface="等线 Light"/>
+        <a:font script="Hant" typeface="新細明體"/>
+        <a:font script="Arab" typeface="Times New Roman"/>
+        <a:font script="Hebr" typeface="Times New Roman"/>
+        <a:font script="Thai" typeface="Angsana New"/>
+        <a:font script="Ethi" typeface="Nyala"/>
+        <a:font script="Beng" typeface="Vrinda"/>
+        <a:font script="Gujr" typeface="Shruti"/>
+        <a:font script="Khmr" typeface="MoolBoran"/>
+        <a:font script="Knda" typeface="Tunga"/>
+        <a:font script="Guru" typeface="Raavi"/>
+        <a:font script="Cans" typeface="Euphemia"/>
+        <a:font script="Cher" typeface="Plantagenet Cherokee"/>
+        <a:font script="Yiii" typeface="Microsoft Yi Baiti"/>
+        <a:font script="Tibt" typeface="Microsoft Himalaya"/>
+        <a:font script="Thaa" typeface="MV Boli"/>
+        <a:font script="Deva" typeface="Mangal"/>
+        <a:font script="Telu" typeface="Gautami"/>
+        <a:font script="Taml" typeface="Latha"/>
+        <a:font script="Syrc" typeface="Estrangelo Edessa"/>
+        <a:font script="Orya" typeface="Kalinga"/>
+        <a:font script="Mlym" typeface="Kartika"/>
+        <a:font script="Laoo" typeface="DokChampa"/>
+        <a:font script="Sinh" typeface="Iskoola Pota"/>
+        <a:font script="Mong" typeface="Mongolian Baiti"/>
+        <a:font script="Viet" typeface="Times New Roman"/>
+        <a:font script="Uigh" typeface="Microsoft Uighur"/>
+        <a:font script="Geor" typeface="Sylfaen"/>
+        <a:font script="Armn" typeface="Arial"/>
+        <a:font script="Bugi" typeface="Leelawadee UI"/>
+        <a:font script="Bopo" typeface="Microsoft JhengHei"/>
+        <a:font script="Java" typeface="Javanese Text"/>
+        <a:font script="Lisu" typeface="Segoe UI"/>
+        <a:font script="Mymr" typeface="Myanmar Text"/>
+        <a:font script="Nkoo" typeface="Ebrima"/>
+        <a:font script="Olck" typeface="Nirmala UI"/>
+        <a:font script="Osma" typeface="Ebrima"/>
+        <a:font script="Phag" typeface="Phagspa"/>
+        <a:font script="Syrn" typeface="Estrangelo Edessa"/>
+        <a:font script="Syrj" typeface="Estrangelo Edessa"/>
+        <a:font script="Syre" typeface="Estrangelo Edessa"/>
+        <a:font script="Sora" typeface="Nirmala UI"/>
+        <a:font script="Tale" typeface="Microsoft Tai Le"/>
+        <a:font script="Talu" typeface="Microsoft New Tai Lue"/>
+        <a:font script="Tfng" typeface="Ebrima"/>
+      </a:majorFont>
+      <a:minorFont>
+        <a:latin typeface="Aptos" panose="02110004020202020204"/>
+        <a:ea typeface=""/>
+        <a:cs typeface=""/>
+        <a:font script="Jpan" typeface="游明朝"/>
+        <a:font script="Hang" typeface="맑은 고딕"/>
+        <a:font script="Hans" typeface="等线"/>
+        <a:font script="Hant" typeface="新細明體"/>
+        <a:font script="Arab" typeface="Arial"/>
+        <a:font script="Hebr" typeface="Arial"/>
+        <a:font script="Thai" typeface="Cordia New"/>
+        <a:font script="Ethi" typeface="Nyala"/>
+        <a:font script="Beng" typeface="Vrinda"/>
+        <a:font script="Gujr" typeface="Shruti"/>
+        <a:font script="Khmr" typeface="DaunPenh"/>
+        <a:font script="Knda" typeface="Tunga"/>
+        <a:font script="Guru" typeface="Raavi"/>
+        <a:font script="Cans" typeface="Euphemia"/>
+        <a:font script="Cher" typeface="Plantagenet Cherokee"/>
+        <a:font script="Yiii" typeface="Microsoft Yi Baiti"/>
+        <a:font script="Tibt" typeface="Microsoft Himalaya"/>
+        <a:font script="Thaa" typeface="MV Boli"/>
+        <a:font script="Deva" typeface="Mangal"/>
+        <a:font script="Telu" typeface="Gautami"/>
+        <a:font script="Taml" typeface="Latha"/>
+        <a:font script="Syrc" typeface="Estrangelo Edessa"/>
+        <a:font script="Orya" typeface="Kalinga"/>
+        <a:font script="Mlym" typeface="Kartika"/>
+        <a:font script="Laoo" typeface="DokChampa"/>
+        <a:font script="Sinh" typeface="Iskoola Pota"/>
+        <a:font script="Mong" typeface="Mongolian Baiti"/>
+        <a:font script="Viet" typeface="Arial"/>
+        <a:font script="Uigh" typeface="Microsoft Uighur"/>
+        <a:font script="Geor" typeface="Sylfaen"/>
+        <a:font script="Armn" typeface="Arial"/>
+        <a:font script="Bugi" typeface="Leelawadee UI"/>
+        <a:font script="Bopo" typeface="Microsoft JhengHei"/>
+        <a:font script="Java" typeface="Javanese Text"/>
+        <a:font script="Lisu" typeface="Segoe UI"/>
+        <a:font script="Mymr" typeface="Myanmar Text"/>
+        <a:font script="Nkoo" typeface="Ebrima"/>
+        <a:font script="Olck" typeface="Nirmala UI"/>
+        <a:font script="Osma" typeface="Ebrima"/>
+        <a:font script="Phag" typeface="Phagspa"/>
+        <a:font script="Syrn" typeface="Estrangelo Edessa"/>
+        <a:font script="Syrj" typeface="Estrangelo Edessa"/>
+        <a:font script="Syre" typeface="Estrangelo Edessa"/>
+        <a:font script="Sora" typeface="Nirmala UI"/>
+        <a:font script="Tale" typeface="Microsoft Tai Le"/>
+        <a:font script="Talu" typeface="Microsoft New Tai Lue"/>
+        <a:font script="Tfng" typeface="Ebrima"/>
+      </a:minorFont>
+    </a:fontScheme>
+    <a:fmtScheme name="Office">
+      <a:fillStyleLst>
+        <a:solidFill>
+          <a:schemeClr val="phClr"/>
+        </a:solidFill>
+        <a:gradFill rotWithShape="1">
+          <a:gsLst>
+            <a:gs pos="0">
+              <a:schemeClr val="phClr">
+                <a:lumMod val="110000"/>
+                <a:satMod val="105000"/>
+                <a:tint val="67000"/>
+              </a:schemeClr>
+            </a:gs>
+            <a:gs pos="50000">
+              <a:schemeClr val="phClr">
+                <a:lumMod val="105000"/>
+                <a:satMod val="103000"/>
+                <a:tint val="73000"/>
+              </a:schemeClr>
+            </a:gs>
+            <a:gs pos="100000">
+              <a:schemeClr val="phClr">
+                <a:lumMod val="105000"/>
+                <a:satMod val="109000"/>
+                <a:tint val="81000"/>
+              </a:schemeClr>
+            </a:gs>
+          </a:gsLst>
+          <a:lin ang="5400000" scaled="0"/>
+        </a:gradFill>
+        <a:gradFill rotWithShape="1">
+          <a:gsLst>
+            <a:gs pos="0">
+              <a:schemeClr val="phClr">
+                <a:satMod val="103000"/>
+                <a:lumMod val="102000"/>
+                <a:tint val="94000"/>
+              </a:schemeClr>
+            </a:gs>
+            <a:gs pos="50000">
+              <a:schemeClr val="phClr">
+                <a:satMod val="110000"/>
+                <a:lumMod val="100000"/>
+                <a:shade val="100000"/>
+              </a:schemeClr>
+            </a:gs>
+            <a:gs pos="100000">
+              <a:schemeClr val="phClr">
+                <a:lumMod val="99000"/>
+                <a:satMod val="120000"/>
+                <a:shade val="78000"/>
+              </a:schemeClr>
+            </a:gs>
+          </a:gsLst>
+          <a:lin ang="5400000" scaled="0"/>
+        </a:gradFill>
+      </a:fillStyleLst>
+      <a:lnStyleLst>
+        <a:ln w="12700" cap="flat" cmpd="sng" algn="ctr">
+          <a:solidFill>
+            <a:schemeClr val="phClr"/>
+          </a:solidFill>
+          <a:prstDash val="solid"/>
+          <a:miter lim="800000"/>
+        </a:ln>
+        <a:ln w="19050" cap="flat" cmpd="sng" algn="ctr">
+          <a:solidFill>
+            <a:schemeClr val="phClr"/>
+          </a:solidFill>
+          <a:prstDash val="solid"/>
+          <a:miter lim="800000"/>
+        </a:ln>
+        <a:ln w="25400" cap="flat" cmpd="sng" algn="ctr">
+          <a:solidFill>
+            <a:schemeClr val="phClr"/>
+          </a:solidFill>
+          <a:prstDash val="solid"/>
+          <a:miter lim="800000"/>
+        </a:ln>
+      </a:lnStyleLst>
+      <a:effectStyleLst>
+        <a:effectStyle>
+          <a:effectLst/>
+        </a:effectStyle>
+        <a:effectStyle>
+          <a:effectLst/>
+        </a:effectStyle>
+        <a:effectStyle>
+          <a:effectLst>
+            <a:outerShdw blurRad="57150" dist="19050" dir="5400000" algn="ctr" rotWithShape="0">
+              <a:srgbClr val="000000">
+                <a:alpha val="63000"/>
+              </a:srgbClr>
+            </a:outerShdw>
+          </a:effectLst>
+        </a:effectStyle>
+      </a:effectStyleLst>
+      <a:bgFillStyleLst>
+        <a:solidFill>
+          <a:schemeClr val="phClr"/>
+        </a:solidFill>
+        <a:solidFill>
+          <a:schemeClr val="phClr">
+            <a:tint val="95000"/>
+            <a:satMod val="170000"/>
+          </a:schemeClr>
+        </a:solidFill>
+        <a:gradFill rotWithShape="1">
+          <a:gsLst>
+            <a:gs pos="0">
+              <a:schemeClr val="phClr">
+                <a:tint val="93000"/>
+                <a:satMod val="150000"/>
+                <a:shade val="98000"/>
+                <a:lumMod val="102000"/>
+              </a:schemeClr>
+            </a:gs>
+            <a:gs pos="50000">
+              <a:schemeClr val="phClr">
+                <a:tint val="98000"/>
+                <a:satMod val="130000"/>
+                <a:shade val="90000"/>
+                <a:lumMod val="103000"/>
+              </a:schemeClr>
+            </a:gs>
+            <a:gs pos="100000">
+              <a:schemeClr val="phClr">
+                <a:shade val="63000"/>
+                <a:satMod val="120000"/>
+              </a:schemeClr>
+            </a:gs>
+          </a:gsLst>
+          <a:lin ang="5400000" scaled="0"/>
+        </a:gradFill>
+      </a:bgFillStyleLst>
+    </a:fmtScheme>
+  </a:themeElements>
+  <a:objectDefaults>
+    <a:lnDef>
+      <a:spPr/>
+      <a:bodyPr/>
+      <a:lstStyle/>
+      <a:style>
+        <a:lnRef idx="2">
+          <a:schemeClr val="accent1"/>
+        </a:lnRef>
+        <a:fillRef idx="0">
+          <a:schemeClr val="accent1"/>
+        </a:fillRef>
+        <a:effectRef idx="1">
+          <a:schemeClr val="accent1"/>
+        </a:effectRef>
+        <a:fontRef idx="minor">
+          <a:schemeClr val="tx1"/>
+        </a:fontRef>
+      </a:style>
+    </a:lnDef>
+  </a:objectDefaults>
+  <a:extraClrSchemeLst/>
+  <a:extLst>
+    <a:ext uri="{05A4C25C-085E-4340-85A3-A5531E510DB2}">
+      <thm15:themeFamily xmlns:thm15="http://schemas.microsoft.com/office/thememl/2012/main" name="Office Theme" id="{2E142A2C-CD16-42D6-873A-C26D2A0506FA}" vid="{1BDDFF52-6CD6-40A5-AB3C-68EB2F1E4D0A}"/>
+    </a:ext>
+  </a:extLst>
+</a:theme>
 </file>